--- a/Documentatie/Manage&Control/Logboek testdagen.docx
+++ b/Documentatie/Manage&Control/Logboek testdagen.docx
@@ -130,7 +130,7 @@
                               <w:txbxContent>
                                 <w:p>
                                   <w:pPr>
-                                    <w:pStyle w:val="764"/>
+                                    <w:pStyle w:val="905"/>
                                     <w:pBdr/>
                                     <w:spacing/>
                                     <w:ind/>
@@ -149,6 +149,14 @@
                                       <w:szCs w:val="96"/>
                                     </w:rPr>
                                     <w:t xml:space="preserve">Project 7/8</w:t>
+                                  </w:r>
+                                  <w:r>
+                                    <w:rPr>
+                                      <w:rFonts w:ascii="Aptos" w:hAnsi="Aptos"/>
+                                      <w:color w:val="ffffff" w:themeColor="background1"/>
+                                      <w:sz w:val="96"/>
+                                      <w:szCs w:val="96"/>
+                                    </w:rPr>
                                   </w:r>
                                   <w:r>
                                     <w:rPr>
@@ -184,7 +192,7 @@
                               <w:txbxContent>
                                 <w:p>
                                   <w:pPr>
-                                    <w:pStyle w:val="764"/>
+                                    <w:pStyle w:val="905"/>
                                     <w:pBdr>
                                       <w:bottom w:val="single" w:color="000000" w:sz="6" w:space="1"/>
                                     </w:pBdr>
@@ -242,10 +250,20 @@
                                       <w:szCs w:val="24"/>
                                     </w:rPr>
                                   </w:r>
+                                  <w:r>
+                                    <w:rPr>
+                                      <w:rFonts w:ascii="Aptos" w:hAnsi="Aptos"/>
+                                      <w:b/>
+                                      <w:bCs/>
+                                      <w:color w:val="ffffff" w:themeColor="background1"/>
+                                      <w:sz w:val="24"/>
+                                      <w:szCs w:val="24"/>
+                                    </w:rPr>
+                                  </w:r>
                                 </w:p>
                                 <w:p>
                                   <w:pPr>
-                                    <w:pStyle w:val="764"/>
+                                    <w:pStyle w:val="905"/>
                                     <w:pBdr/>
                                     <w:spacing w:line="276" w:lineRule="auto"/>
                                     <w:ind/>
@@ -301,10 +319,20 @@
                                       <w:szCs w:val="24"/>
                                     </w:rPr>
                                   </w:r>
+                                  <w:r>
+                                    <w:rPr>
+                                      <w:rFonts w:ascii="Aptos" w:hAnsi="Aptos"/>
+                                      <w:b/>
+                                      <w:bCs/>
+                                      <w:color w:val="ffffff" w:themeColor="background1"/>
+                                      <w:sz w:val="24"/>
+                                      <w:szCs w:val="24"/>
+                                    </w:rPr>
+                                  </w:r>
                                 </w:p>
                                 <w:p>
                                   <w:pPr>
-                                    <w:pStyle w:val="764"/>
+                                    <w:pStyle w:val="905"/>
                                     <w:pBdr>
                                       <w:bottom w:val="single" w:color="000000" w:sz="6" w:space="1"/>
                                     </w:pBdr>
@@ -340,10 +368,20 @@
                                       <w:szCs w:val="24"/>
                                     </w:rPr>
                                   </w:r>
+                                  <w:r>
+                                    <w:rPr>
+                                      <w:rFonts w:ascii="Aptos" w:hAnsi="Aptos"/>
+                                      <w:b/>
+                                      <w:bCs/>
+                                      <w:color w:val="ffffff" w:themeColor="background1"/>
+                                      <w:sz w:val="24"/>
+                                      <w:szCs w:val="24"/>
+                                    </w:rPr>
+                                  </w:r>
                                 </w:p>
                                 <w:p>
                                   <w:pPr>
-                                    <w:pStyle w:val="764"/>
+                                    <w:pStyle w:val="905"/>
                                     <w:pBdr/>
                                     <w:spacing w:line="276" w:lineRule="auto"/>
                                     <w:ind/>
@@ -377,10 +415,20 @@
                                       <w:szCs w:val="24"/>
                                     </w:rPr>
                                   </w:r>
+                                  <w:r>
+                                    <w:rPr>
+                                      <w:rFonts w:ascii="Aptos" w:hAnsi="Aptos"/>
+                                      <w:b/>
+                                      <w:bCs/>
+                                      <w:color w:val="ffffff" w:themeColor="background1"/>
+                                      <w:sz w:val="24"/>
+                                      <w:szCs w:val="24"/>
+                                    </w:rPr>
+                                  </w:r>
                                 </w:p>
                                 <w:p>
                                   <w:pPr>
-                                    <w:pStyle w:val="764"/>
+                                    <w:pStyle w:val="905"/>
                                     <w:pBdr/>
                                     <w:spacing w:line="276" w:lineRule="auto"/>
                                     <w:ind/>
@@ -414,10 +462,20 @@
                                       <w:szCs w:val="24"/>
                                     </w:rPr>
                                   </w:r>
+                                  <w:r>
+                                    <w:rPr>
+                                      <w:rFonts w:ascii="Aptos" w:hAnsi="Aptos"/>
+                                      <w:b/>
+                                      <w:bCs/>
+                                      <w:color w:val="ffffff" w:themeColor="background1"/>
+                                      <w:sz w:val="24"/>
+                                      <w:szCs w:val="24"/>
+                                    </w:rPr>
+                                  </w:r>
                                 </w:p>
                                 <w:p>
                                   <w:pPr>
-                                    <w:pStyle w:val="764"/>
+                                    <w:pStyle w:val="905"/>
                                     <w:pBdr/>
                                     <w:spacing w:line="276" w:lineRule="auto"/>
                                     <w:ind/>
@@ -429,6 +487,15 @@
                                       <w:szCs w:val="24"/>
                                     </w:rPr>
                                   </w:pPr>
+                                  <w:r>
+                                    <w:rPr>
+                                      <w:b/>
+                                      <w:bCs/>
+                                      <w:color w:val="ffffff" w:themeColor="background1"/>
+                                      <w:sz w:val="24"/>
+                                      <w:szCs w:val="24"/>
+                                    </w:rPr>
+                                  </w:r>
                                   <w:r>
                                     <w:rPr>
                                       <w:b/>
@@ -476,7 +543,7 @@
                         <w:txbxContent>
                           <w:p>
                             <w:pPr>
-                              <w:pStyle w:val="764"/>
+                              <w:pStyle w:val="905"/>
                               <w:pBdr/>
                               <w:spacing/>
                               <w:ind/>
@@ -504,6 +571,14 @@
                                 <w:szCs w:val="96"/>
                               </w:rPr>
                             </w:r>
+                            <w:r>
+                              <w:rPr>
+                                <w:rFonts w:ascii="Aptos" w:hAnsi="Aptos"/>
+                                <w:color w:val="ffffff" w:themeColor="background1"/>
+                                <w:sz w:val="96"/>
+                                <w:szCs w:val="96"/>
+                              </w:rPr>
+                            </w:r>
                           </w:p>
                         </w:txbxContent>
                       </v:textbox>
@@ -513,7 +588,7 @@
                         <w:txbxContent>
                           <w:p>
                             <w:pPr>
-                              <w:pStyle w:val="764"/>
+                              <w:pStyle w:val="905"/>
                               <w:pBdr>
                                 <w:bottom w:val="single" w:color="000000" w:sz="6" w:space="1"/>
                               </w:pBdr>
@@ -571,10 +646,20 @@
                                 <w:szCs w:val="24"/>
                               </w:rPr>
                             </w:r>
+                            <w:r>
+                              <w:rPr>
+                                <w:rFonts w:ascii="Aptos" w:hAnsi="Aptos"/>
+                                <w:b/>
+                                <w:bCs/>
+                                <w:color w:val="ffffff" w:themeColor="background1"/>
+                                <w:sz w:val="24"/>
+                                <w:szCs w:val="24"/>
+                              </w:rPr>
+                            </w:r>
                           </w:p>
                           <w:p>
                             <w:pPr>
-                              <w:pStyle w:val="764"/>
+                              <w:pStyle w:val="905"/>
                               <w:pBdr/>
                               <w:spacing w:line="276" w:lineRule="auto"/>
                               <w:ind/>
@@ -630,10 +715,20 @@
                                 <w:szCs w:val="24"/>
                               </w:rPr>
                             </w:r>
+                            <w:r>
+                              <w:rPr>
+                                <w:rFonts w:ascii="Aptos" w:hAnsi="Aptos"/>
+                                <w:b/>
+                                <w:bCs/>
+                                <w:color w:val="ffffff" w:themeColor="background1"/>
+                                <w:sz w:val="24"/>
+                                <w:szCs w:val="24"/>
+                              </w:rPr>
+                            </w:r>
                           </w:p>
                           <w:p>
                             <w:pPr>
-                              <w:pStyle w:val="764"/>
+                              <w:pStyle w:val="905"/>
                               <w:pBdr>
                                 <w:bottom w:val="single" w:color="000000" w:sz="6" w:space="1"/>
                               </w:pBdr>
@@ -669,10 +764,20 @@
                                 <w:szCs w:val="24"/>
                               </w:rPr>
                             </w:r>
+                            <w:r>
+                              <w:rPr>
+                                <w:rFonts w:ascii="Aptos" w:hAnsi="Aptos"/>
+                                <w:b/>
+                                <w:bCs/>
+                                <w:color w:val="ffffff" w:themeColor="background1"/>
+                                <w:sz w:val="24"/>
+                                <w:szCs w:val="24"/>
+                              </w:rPr>
+                            </w:r>
                           </w:p>
                           <w:p>
                             <w:pPr>
-                              <w:pStyle w:val="764"/>
+                              <w:pStyle w:val="905"/>
                               <w:pBdr/>
                               <w:spacing w:line="276" w:lineRule="auto"/>
                               <w:ind/>
@@ -706,10 +811,20 @@
                                 <w:szCs w:val="24"/>
                               </w:rPr>
                             </w:r>
+                            <w:r>
+                              <w:rPr>
+                                <w:rFonts w:ascii="Aptos" w:hAnsi="Aptos"/>
+                                <w:b/>
+                                <w:bCs/>
+                                <w:color w:val="ffffff" w:themeColor="background1"/>
+                                <w:sz w:val="24"/>
+                                <w:szCs w:val="24"/>
+                              </w:rPr>
+                            </w:r>
                           </w:p>
                           <w:p>
                             <w:pPr>
-                              <w:pStyle w:val="764"/>
+                              <w:pStyle w:val="905"/>
                               <w:pBdr/>
                               <w:spacing w:line="276" w:lineRule="auto"/>
                               <w:ind/>
@@ -743,10 +858,20 @@
                                 <w:szCs w:val="24"/>
                               </w:rPr>
                             </w:r>
+                            <w:r>
+                              <w:rPr>
+                                <w:rFonts w:ascii="Aptos" w:hAnsi="Aptos"/>
+                                <w:b/>
+                                <w:bCs/>
+                                <w:color w:val="ffffff" w:themeColor="background1"/>
+                                <w:sz w:val="24"/>
+                                <w:szCs w:val="24"/>
+                              </w:rPr>
+                            </w:r>
                           </w:p>
                           <w:p>
                             <w:pPr>
-                              <w:pStyle w:val="764"/>
+                              <w:pStyle w:val="905"/>
                               <w:pBdr/>
                               <w:spacing w:line="276" w:lineRule="auto"/>
                               <w:ind/>
@@ -776,6 +901,15 @@
                                 <w:szCs w:val="24"/>
                               </w:rPr>
                             </w:r>
+                            <w:r>
+                              <w:rPr>
+                                <w:b/>
+                                <w:bCs/>
+                                <w:color w:val="ffffff" w:themeColor="background1"/>
+                                <w:sz w:val="24"/>
+                                <w:szCs w:val="24"/>
+                              </w:rPr>
+                            </w:r>
                           </w:p>
                         </w:txbxContent>
                       </v:textbox>
@@ -784,6 +918,11 @@
                 </w:pict>
               </mc:Fallback>
             </mc:AlternateContent>
+          </w:r>
+          <w:r>
+            <w:rPr>
+              <w:lang w:val="nl-NL"/>
+            </w:rPr>
           </w:r>
           <w:r>
             <w:rPr>
@@ -851,7 +990,7 @@
                             <w:txbxContent>
                               <w:p>
                                 <w:pPr>
-                                  <w:pStyle w:val="764"/>
+                                  <w:pStyle w:val="905"/>
                                   <w:pBdr/>
                                   <w:spacing/>
                                   <w:ind/>
@@ -873,6 +1012,14 @@
                                   <w:t xml:space="preserve">Logboek testdagen</w:t>
                                 </w:r>
                                 <w:bookmarkEnd w:id="0"/>
+                                <w:r>
+                                  <w:rPr>
+                                    <w:rFonts w:ascii="Aptos" w:hAnsi="Aptos"/>
+                                    <w:color w:val="ffffff" w:themeColor="background1"/>
+                                    <w:sz w:val="72"/>
+                                    <w:szCs w:val="72"/>
+                                  </w:rPr>
+                                </w:r>
                                 <w:r>
                                   <w:rPr>
                                     <w:rFonts w:ascii="Aptos" w:hAnsi="Aptos"/>
@@ -906,7 +1053,7 @@
                       <w:txbxContent>
                         <w:p>
                           <w:pPr>
-                            <w:pStyle w:val="764"/>
+                            <w:pStyle w:val="905"/>
                             <w:pBdr/>
                             <w:spacing/>
                             <w:ind/>
@@ -936,6 +1083,14 @@
                               <w:szCs w:val="72"/>
                             </w:rPr>
                           </w:r>
+                          <w:r>
+                            <w:rPr>
+                              <w:rFonts w:ascii="Aptos" w:hAnsi="Aptos"/>
+                              <w:color w:val="ffffff" w:themeColor="background1"/>
+                              <w:sz w:val="72"/>
+                              <w:szCs w:val="72"/>
+                            </w:rPr>
+                          </w:r>
                         </w:p>
                       </w:txbxContent>
                     </v:textbox>
@@ -949,6 +1104,11 @@
               <w:lang w:val="nl-NL"/>
             </w:rPr>
           </w:r>
+          <w:r>
+            <w:rPr>
+              <w:lang w:val="nl-NL"/>
+            </w:rPr>
+          </w:r>
         </w:p>
       </w:sdtContent>
     </w:sdt>
@@ -971,6 +1131,11 @@
           <w:lang w:val="nl-NL"/>
         </w:rPr>
       </w:r>
+      <w:r>
+        <w:rPr>
+          <w:lang w:val="nl-NL"/>
+        </w:rPr>
+      </w:r>
     </w:p>
     <w:p>
       <w:pPr>
@@ -991,6 +1156,11 @@
           <w:lang w:val="nl-NL"/>
         </w:rPr>
       </w:r>
+      <w:r>
+        <w:rPr>
+          <w:lang w:val="nl-NL"/>
+        </w:rPr>
+      </w:r>
     </w:p>
     <w:p>
       <w:pPr>
@@ -1011,6 +1181,11 @@
           <w:lang w:val="nl-NL"/>
         </w:rPr>
       </w:r>
+      <w:r>
+        <w:rPr>
+          <w:lang w:val="nl-NL"/>
+        </w:rPr>
+      </w:r>
     </w:p>
     <w:p>
       <w:pPr>
@@ -1031,6 +1206,11 @@
           <w:lang w:val="nl-NL"/>
         </w:rPr>
       </w:r>
+      <w:r>
+        <w:rPr>
+          <w:lang w:val="nl-NL"/>
+        </w:rPr>
+      </w:r>
     </w:p>
     <w:p>
       <w:pPr>
@@ -1051,6 +1231,11 @@
           <w:lang w:val="nl-NL"/>
         </w:rPr>
       </w:r>
+      <w:r>
+        <w:rPr>
+          <w:lang w:val="nl-NL"/>
+        </w:rPr>
+      </w:r>
     </w:p>
     <w:p>
       <w:pPr>
@@ -1071,6 +1256,11 @@
           <w:lang w:val="nl-NL"/>
         </w:rPr>
       </w:r>
+      <w:r>
+        <w:rPr>
+          <w:lang w:val="nl-NL"/>
+        </w:rPr>
+      </w:r>
     </w:p>
     <w:p>
       <w:pPr>
@@ -1091,6 +1281,11 @@
           <w:lang w:val="nl-NL"/>
         </w:rPr>
       </w:r>
+      <w:r>
+        <w:rPr>
+          <w:lang w:val="nl-NL"/>
+        </w:rPr>
+      </w:r>
     </w:p>
     <w:p>
       <w:pPr>
@@ -1111,6 +1306,11 @@
           <w:lang w:val="nl-NL"/>
         </w:rPr>
       </w:r>
+      <w:r>
+        <w:rPr>
+          <w:lang w:val="nl-NL"/>
+        </w:rPr>
+      </w:r>
     </w:p>
     <w:p>
       <w:pPr>
@@ -1131,6 +1331,11 @@
           <w:lang w:val="nl-NL"/>
         </w:rPr>
       </w:r>
+      <w:r>
+        <w:rPr>
+          <w:lang w:val="nl-NL"/>
+        </w:rPr>
+      </w:r>
     </w:p>
     <w:p>
       <w:pPr>
@@ -1151,6 +1356,11 @@
           <w:lang w:val="nl-NL"/>
         </w:rPr>
       </w:r>
+      <w:r>
+        <w:rPr>
+          <w:lang w:val="nl-NL"/>
+        </w:rPr>
+      </w:r>
     </w:p>
     <w:p>
       <w:pPr>
@@ -1171,6 +1381,11 @@
           <w:lang w:val="nl-NL"/>
         </w:rPr>
       </w:r>
+      <w:r>
+        <w:rPr>
+          <w:lang w:val="nl-NL"/>
+        </w:rPr>
+      </w:r>
     </w:p>
     <w:p>
       <w:pPr>
@@ -1191,6 +1406,11 @@
           <w:lang w:val="nl-NL"/>
         </w:rPr>
       </w:r>
+      <w:r>
+        <w:rPr>
+          <w:lang w:val="nl-NL"/>
+        </w:rPr>
+      </w:r>
     </w:p>
     <w:p>
       <w:pPr>
@@ -1211,6 +1431,11 @@
           <w:lang w:val="nl-NL"/>
         </w:rPr>
       </w:r>
+      <w:r>
+        <w:rPr>
+          <w:lang w:val="nl-NL"/>
+        </w:rPr>
+      </w:r>
     </w:p>
     <w:p>
       <w:pPr>
@@ -1231,6 +1456,11 @@
           <w:lang w:val="nl-NL"/>
         </w:rPr>
       </w:r>
+      <w:r>
+        <w:rPr>
+          <w:lang w:val="nl-NL"/>
+        </w:rPr>
+      </w:r>
     </w:p>
     <w:p>
       <w:pPr>
@@ -1251,6 +1481,11 @@
           <w:lang w:val="nl-NL"/>
         </w:rPr>
       </w:r>
+      <w:r>
+        <w:rPr>
+          <w:lang w:val="nl-NL"/>
+        </w:rPr>
+      </w:r>
     </w:p>
     <w:p>
       <w:pPr>
@@ -1271,6 +1506,11 @@
           <w:lang w:val="nl-NL"/>
         </w:rPr>
       </w:r>
+      <w:r>
+        <w:rPr>
+          <w:lang w:val="nl-NL"/>
+        </w:rPr>
+      </w:r>
     </w:p>
     <w:p>
       <w:pPr>
@@ -1291,6 +1531,11 @@
           <w:lang w:val="nl-NL"/>
         </w:rPr>
       </w:r>
+      <w:r>
+        <w:rPr>
+          <w:lang w:val="nl-NL"/>
+        </w:rPr>
+      </w:r>
     </w:p>
     <w:p>
       <w:pPr>
@@ -1311,6 +1556,11 @@
           <w:lang w:val="nl-NL"/>
         </w:rPr>
       </w:r>
+      <w:r>
+        <w:rPr>
+          <w:lang w:val="nl-NL"/>
+        </w:rPr>
+      </w:r>
     </w:p>
     <w:p>
       <w:pPr>
@@ -1331,6 +1581,11 @@
           <w:lang w:val="nl-NL"/>
         </w:rPr>
       </w:r>
+      <w:r>
+        <w:rPr>
+          <w:lang w:val="nl-NL"/>
+        </w:rPr>
+      </w:r>
     </w:p>
     <w:p>
       <w:pPr>
@@ -1351,6 +1606,11 @@
           <w:lang w:val="nl-NL"/>
         </w:rPr>
       </w:r>
+      <w:r>
+        <w:rPr>
+          <w:lang w:val="nl-NL"/>
+        </w:rPr>
+      </w:r>
     </w:p>
     <w:p>
       <w:pPr>
@@ -1371,6 +1631,11 @@
           <w:lang w:val="nl-NL"/>
         </w:rPr>
       </w:r>
+      <w:r>
+        <w:rPr>
+          <w:lang w:val="nl-NL"/>
+        </w:rPr>
+      </w:r>
     </w:p>
     <w:p>
       <w:pPr>
@@ -1391,6 +1656,11 @@
           <w:lang w:val="nl-NL"/>
         </w:rPr>
       </w:r>
+      <w:r>
+        <w:rPr>
+          <w:lang w:val="nl-NL"/>
+        </w:rPr>
+      </w:r>
     </w:p>
     <w:p>
       <w:pPr>
@@ -1411,6 +1681,11 @@
           <w:lang w:val="nl-NL"/>
         </w:rPr>
       </w:r>
+      <w:r>
+        <w:rPr>
+          <w:lang w:val="nl-NL"/>
+        </w:rPr>
+      </w:r>
     </w:p>
     <w:p>
       <w:pPr>
@@ -1431,6 +1706,11 @@
           <w:lang w:val="nl-NL"/>
         </w:rPr>
       </w:r>
+      <w:r>
+        <w:rPr>
+          <w:lang w:val="nl-NL"/>
+        </w:rPr>
+      </w:r>
     </w:p>
     <w:p>
       <w:pPr>
@@ -1451,6 +1731,11 @@
           <w:lang w:val="nl-NL"/>
         </w:rPr>
       </w:r>
+      <w:r>
+        <w:rPr>
+          <w:lang w:val="nl-NL"/>
+        </w:rPr>
+      </w:r>
     </w:p>
     <w:p>
       <w:pPr>
@@ -1471,6 +1756,11 @@
           <w:lang w:val="nl-NL"/>
         </w:rPr>
       </w:r>
+      <w:r>
+        <w:rPr>
+          <w:lang w:val="nl-NL"/>
+        </w:rPr>
+      </w:r>
     </w:p>
     <w:p>
       <w:pPr>
@@ -1491,6 +1781,11 @@
           <w:lang w:val="nl-NL"/>
         </w:rPr>
       </w:r>
+      <w:r>
+        <w:rPr>
+          <w:lang w:val="nl-NL"/>
+        </w:rPr>
+      </w:r>
     </w:p>
     <w:p>
       <w:pPr>
@@ -1511,6 +1806,11 @@
           <w:lang w:val="nl-NL"/>
         </w:rPr>
       </w:r>
+      <w:r>
+        <w:rPr>
+          <w:lang w:val="nl-NL"/>
+        </w:rPr>
+      </w:r>
     </w:p>
     <w:p>
       <w:pPr>
@@ -1531,6 +1831,11 @@
           <w:lang w:val="nl-NL"/>
         </w:rPr>
       </w:r>
+      <w:r>
+        <w:rPr>
+          <w:lang w:val="nl-NL"/>
+        </w:rPr>
+      </w:r>
     </w:p>
     <w:p>
       <w:pPr>
@@ -1551,6 +1856,11 @@
           <w:lang w:val="nl-NL"/>
         </w:rPr>
       </w:r>
+      <w:r>
+        <w:rPr>
+          <w:lang w:val="nl-NL"/>
+        </w:rPr>
+      </w:r>
     </w:p>
     <w:p>
       <w:pPr>
@@ -1566,6 +1876,12 @@
         <w:rPr>
           <w:rFonts w:ascii="Aptos" w:hAnsi="Aptos"/>
           <w:lang w:val="nl-NL" w:bidi="nl-NL"/>
+        </w:rPr>
+      </w:r>
+      <w:r>
+        <w:rPr>
+          <w:rFonts w:ascii="Aptos" w:hAnsi="Aptos"/>
+          <w:lang w:val="nl-NL"/>
         </w:rPr>
       </w:r>
       <w:r>
@@ -1594,18 +1910,18 @@
       <w:sdtContent>
         <w:p>
           <w:pPr>
-            <w:pStyle w:val="771"/>
+            <w:pStyle w:val="912"/>
             <w:pBdr/>
             <w:spacing/>
             <w:ind/>
             <w:rPr>
-              <w:rStyle w:val="744"/>
+              <w:rStyle w:val="885"/>
               <w:lang w:val="nl-NL"/>
             </w:rPr>
           </w:pPr>
           <w:r>
             <w:rPr>
-              <w:rStyle w:val="744"/>
+              <w:rStyle w:val="885"/>
               <w:rFonts w:ascii="Aptos" w:hAnsi="Aptos"/>
               <w:lang w:val="nl-NL"/>
             </w:rPr>
@@ -1613,26 +1929,27 @@
           </w:r>
           <w:r>
             <w:rPr>
-              <w:rStyle w:val="744"/>
+              <w:rStyle w:val="885"/>
+              <w:lang w:val="nl-NL"/>
+            </w:rPr>
+          </w:r>
+          <w:r>
+            <w:rPr>
+              <w:rStyle w:val="885"/>
               <w:lang w:val="nl-NL"/>
             </w:rPr>
           </w:r>
         </w:p>
         <w:p>
           <w:pPr>
-            <w:pStyle w:val="772"/>
+            <w:pStyle w:val="913"/>
             <w:pBdr/>
             <w:tabs>
               <w:tab w:val="right" w:leader="dot" w:pos="9062"/>
             </w:tabs>
             <w:spacing/>
             <w:ind/>
-            <w:rPr>
-              <w:sz w:val="24"/>
-              <w:szCs w:val="24"/>
-              <w:lang w:val="nl-NL"/>
-              <w14:ligatures w14:val="standardContextual"/>
-            </w:rPr>
+            <w:rPr/>
           </w:pPr>
           <w:r>
             <w:rPr>
@@ -1652,492 +1969,483 @@
             </w:rPr>
             <w:fldChar w:fldCharType="separate"/>
           </w:r>
-          <w:hyperlink w:tooltip="#_Toc224036927" w:anchor="_Toc224036927" w:history="1">
+          <w:r>
+            <w:rPr>
+              <w:b/>
+              <w:bCs/>
+              <w:lang w:val="nl-NL"/>
+            </w:rPr>
+          </w:r>
+          <w:hyperlink w:tooltip="#_Toc1" w:anchor="_Toc1" w:history="1">
             <w:r>
               <w:rPr>
-                <w:rStyle w:val="770"/>
+                <w:rStyle w:val="911"/>
+              </w:rPr>
+            </w:r>
+            <w:r>
+              <w:rPr>
+                <w:rStyle w:val="911"/>
                 <w:lang w:val="nl-NL"/>
               </w:rPr>
               <w:t xml:space="preserve">Inleiding</w:t>
             </w:r>
             <w:r>
               <w:rPr>
+                <w:rStyle w:val="911"/>
                 <w:lang w:val="nl-NL"/>
               </w:rPr>
+            </w:r>
+            <w:r>
               <w:tab/>
             </w:r>
             <w:r>
-              <w:rPr>
-                <w:lang w:val="nl-NL"/>
-              </w:rPr>
               <w:fldChar w:fldCharType="begin"/>
-            </w:r>
-            <w:r>
-              <w:rPr>
-                <w:lang w:val="nl-NL"/>
-              </w:rPr>
-              <w:instrText xml:space="preserve"> PAGEREF _Toc224036927 \h </w:instrText>
-            </w:r>
-            <w:r>
-              <w:rPr>
-                <w:lang w:val="nl-NL" w:bidi="nl-NL"/>
-              </w:rPr>
-            </w:r>
-            <w:r>
-              <w:rPr>
-                <w:lang w:val="nl-NL"/>
-              </w:rPr>
+              <w:instrText xml:space="preserve">PAGEREF _Toc1 \h</w:instrText>
               <w:fldChar w:fldCharType="separate"/>
-            </w:r>
-            <w:r>
-              <w:rPr>
-                <w:lang w:val="nl-NL"/>
-              </w:rPr>
               <w:t xml:space="preserve">1</w:t>
-            </w:r>
-            <w:r>
-              <w:rPr>
-                <w:lang w:val="nl-NL"/>
-              </w:rPr>
               <w:fldChar w:fldCharType="end"/>
             </w:r>
           </w:hyperlink>
           <w:r>
             <w:rPr>
-              <w:lang w:val="nl-NL" w:bidi="nl-NL"/>
-            </w:rPr>
-          </w:r>
-          <w:r>
-            <w:rPr>
-              <w:sz w:val="24"/>
-              <w:szCs w:val="24"/>
-              <w:lang w:val="nl-NL" w:eastAsia="nl-NL"/>
-              <w14:ligatures w14:val="standardContextual"/>
+              <w:lang w:val="nl-NL"/>
             </w:rPr>
           </w:r>
         </w:p>
         <w:p>
           <w:pPr>
-            <w:pStyle w:val="772"/>
+            <w:pStyle w:val="913"/>
             <w:pBdr/>
             <w:tabs>
               <w:tab w:val="right" w:leader="dot" w:pos="9062"/>
             </w:tabs>
             <w:spacing/>
             <w:ind/>
-            <w:rPr>
-              <w:sz w:val="24"/>
-              <w:szCs w:val="24"/>
-              <w:lang w:val="nl-NL"/>
-              <w14:ligatures w14:val="standardContextual"/>
-            </w:rPr>
+            <w:rPr/>
           </w:pPr>
-          <w:r>
-            <w:rPr>
-              <w:lang w:val="nl-NL" w:bidi="nl-NL"/>
-            </w:rPr>
-          </w:r>
-          <w:hyperlink w:tooltip="#_Toc224036928" w:anchor="_Toc224036928" w:history="1">
+          <w:hyperlink w:tooltip="#_Toc2" w:anchor="_Toc2" w:history="1">
             <w:r>
               <w:rPr>
-                <w:rStyle w:val="770"/>
+                <w:rStyle w:val="911"/>
+              </w:rPr>
+            </w:r>
+            <w:r>
+              <w:rPr>
+                <w:rStyle w:val="911"/>
                 <w:lang w:val="nl-NL"/>
               </w:rPr>
               <w:t xml:space="preserve">Dag 1</w:t>
             </w:r>
             <w:r>
               <w:rPr>
+                <w:rStyle w:val="911"/>
                 <w:lang w:val="nl-NL"/>
               </w:rPr>
+            </w:r>
+            <w:r>
               <w:tab/>
             </w:r>
             <w:r>
-              <w:rPr>
-                <w:lang w:val="nl-NL"/>
-              </w:rPr>
               <w:fldChar w:fldCharType="begin"/>
-            </w:r>
-            <w:r>
-              <w:rPr>
-                <w:lang w:val="nl-NL"/>
-              </w:rPr>
-              <w:instrText xml:space="preserve"> PAGEREF _Toc224036928 \h </w:instrText>
-            </w:r>
-            <w:r>
-              <w:rPr>
-                <w:lang w:val="nl-NL" w:bidi="nl-NL"/>
-              </w:rPr>
-            </w:r>
-            <w:r>
-              <w:rPr>
-                <w:lang w:val="nl-NL"/>
-              </w:rPr>
+              <w:instrText xml:space="preserve">PAGEREF _Toc2 \h</w:instrText>
               <w:fldChar w:fldCharType="separate"/>
-            </w:r>
-            <w:r>
-              <w:rPr>
-                <w:lang w:val="nl-NL"/>
-              </w:rPr>
               <w:t xml:space="preserve">1</w:t>
-            </w:r>
-            <w:r>
-              <w:rPr>
-                <w:lang w:val="nl-NL"/>
-              </w:rPr>
               <w:fldChar w:fldCharType="end"/>
             </w:r>
           </w:hyperlink>
           <w:r>
             <w:rPr>
-              <w:lang w:val="nl-NL" w:bidi="nl-NL"/>
-            </w:rPr>
-          </w:r>
-          <w:r>
-            <w:rPr>
-              <w:sz w:val="24"/>
-              <w:szCs w:val="24"/>
-              <w:lang w:val="nl-NL" w:eastAsia="nl-NL"/>
-              <w14:ligatures w14:val="standardContextual"/>
+              <w:lang w:val="nl-NL"/>
             </w:rPr>
           </w:r>
         </w:p>
         <w:p>
           <w:pPr>
-            <w:pStyle w:val="772"/>
+            <w:pStyle w:val="913"/>
             <w:pBdr/>
             <w:tabs>
               <w:tab w:val="right" w:leader="dot" w:pos="9062"/>
             </w:tabs>
             <w:spacing/>
             <w:ind/>
-            <w:rPr>
-              <w:sz w:val="24"/>
-              <w:szCs w:val="24"/>
-              <w:lang w:val="nl-NL"/>
-              <w14:ligatures w14:val="standardContextual"/>
-            </w:rPr>
+            <w:rPr/>
           </w:pPr>
-          <w:r>
-            <w:rPr>
-              <w:lang w:val="nl-NL" w:bidi="nl-NL"/>
-            </w:rPr>
-          </w:r>
-          <w:hyperlink w:tooltip="#_Toc224036929" w:anchor="_Toc224036929" w:history="1">
+          <w:hyperlink w:tooltip="#_Toc3" w:anchor="_Toc3" w:history="1">
             <w:r>
               <w:rPr>
-                <w:rStyle w:val="770"/>
+                <w:rStyle w:val="911"/>
+              </w:rPr>
+            </w:r>
+            <w:r>
+              <w:rPr>
+                <w:rStyle w:val="911"/>
                 <w:lang w:val="nl-NL"/>
               </w:rPr>
               <w:t xml:space="preserve">Dag 2</w:t>
             </w:r>
             <w:r>
               <w:rPr>
+                <w:rStyle w:val="911"/>
                 <w:lang w:val="nl-NL"/>
               </w:rPr>
+            </w:r>
+            <w:r>
               <w:tab/>
             </w:r>
             <w:r>
-              <w:rPr>
-                <w:lang w:val="nl-NL"/>
-              </w:rPr>
               <w:fldChar w:fldCharType="begin"/>
-            </w:r>
-            <w:r>
-              <w:rPr>
-                <w:lang w:val="nl-NL"/>
-              </w:rPr>
-              <w:instrText xml:space="preserve"> PAGEREF _Toc224036929 \h </w:instrText>
-            </w:r>
-            <w:r>
-              <w:rPr>
-                <w:lang w:val="nl-NL" w:bidi="nl-NL"/>
-              </w:rPr>
-            </w:r>
-            <w:r>
-              <w:rPr>
-                <w:lang w:val="nl-NL"/>
-              </w:rPr>
+              <w:instrText xml:space="preserve">PAGEREF _Toc3 \h</w:instrText>
               <w:fldChar w:fldCharType="separate"/>
-            </w:r>
-            <w:r>
-              <w:rPr>
-                <w:lang w:val="nl-NL"/>
-              </w:rPr>
               <w:t xml:space="preserve">1</w:t>
-            </w:r>
-            <w:r>
-              <w:rPr>
-                <w:lang w:val="nl-NL"/>
-              </w:rPr>
               <w:fldChar w:fldCharType="end"/>
             </w:r>
           </w:hyperlink>
           <w:r>
             <w:rPr>
-              <w:lang w:val="nl-NL" w:bidi="nl-NL"/>
-            </w:rPr>
-          </w:r>
-          <w:r>
-            <w:rPr>
-              <w:sz w:val="24"/>
-              <w:szCs w:val="24"/>
-              <w:lang w:val="nl-NL" w:eastAsia="nl-NL"/>
-              <w14:ligatures w14:val="standardContextual"/>
+              <w:lang w:val="nl-NL"/>
             </w:rPr>
           </w:r>
         </w:p>
         <w:p>
           <w:pPr>
-            <w:pStyle w:val="772"/>
+            <w:pStyle w:val="913"/>
             <w:pBdr/>
             <w:tabs>
               <w:tab w:val="right" w:leader="dot" w:pos="9062"/>
             </w:tabs>
             <w:spacing/>
             <w:ind/>
-            <w:rPr>
-              <w:sz w:val="24"/>
-              <w:szCs w:val="24"/>
-              <w:lang w:val="nl-NL"/>
-              <w14:ligatures w14:val="standardContextual"/>
-            </w:rPr>
+            <w:rPr/>
           </w:pPr>
-          <w:r>
-            <w:rPr>
-              <w:lang w:val="nl-NL" w:bidi="nl-NL"/>
-            </w:rPr>
-          </w:r>
-          <w:hyperlink w:tooltip="#_Toc224036930" w:anchor="_Toc224036930" w:history="1">
+          <w:hyperlink w:tooltip="#_Toc4" w:anchor="_Toc4" w:history="1">
             <w:r>
               <w:rPr>
-                <w:rStyle w:val="770"/>
+                <w:rStyle w:val="911"/>
+              </w:rPr>
+            </w:r>
+            <w:r>
+              <w:rPr>
+                <w:rStyle w:val="911"/>
                 <w:lang w:val="nl-NL"/>
               </w:rPr>
               <w:t xml:space="preserve">Dag 3</w:t>
             </w:r>
             <w:r>
               <w:rPr>
+                <w:rStyle w:val="911"/>
                 <w:lang w:val="nl-NL"/>
               </w:rPr>
+            </w:r>
+            <w:r>
               <w:tab/>
             </w:r>
             <w:r>
-              <w:rPr>
-                <w:lang w:val="nl-NL"/>
-              </w:rPr>
               <w:fldChar w:fldCharType="begin"/>
-            </w:r>
-            <w:r>
-              <w:rPr>
-                <w:lang w:val="nl-NL"/>
-              </w:rPr>
-              <w:instrText xml:space="preserve"> PAGEREF _Toc224036930 \h </w:instrText>
-            </w:r>
-            <w:r>
-              <w:rPr>
-                <w:lang w:val="nl-NL" w:bidi="nl-NL"/>
-              </w:rPr>
-            </w:r>
-            <w:r>
-              <w:rPr>
-                <w:lang w:val="nl-NL"/>
-              </w:rPr>
+              <w:instrText xml:space="preserve">PAGEREF _Toc4 \h</w:instrText>
               <w:fldChar w:fldCharType="separate"/>
-            </w:r>
-            <w:r>
-              <w:rPr>
-                <w:lang w:val="nl-NL"/>
-              </w:rPr>
-              <w:t xml:space="preserve">2</w:t>
-            </w:r>
-            <w:r>
-              <w:rPr>
-                <w:lang w:val="nl-NL"/>
-              </w:rPr>
+              <w:t xml:space="preserve">1</w:t>
               <w:fldChar w:fldCharType="end"/>
             </w:r>
           </w:hyperlink>
           <w:r>
             <w:rPr>
-              <w:lang w:val="nl-NL" w:bidi="nl-NL"/>
-            </w:rPr>
-          </w:r>
-          <w:r>
-            <w:rPr>
-              <w:sz w:val="24"/>
-              <w:szCs w:val="24"/>
-              <w:lang w:val="nl-NL" w:eastAsia="nl-NL"/>
-              <w14:ligatures w14:val="standardContextual"/>
+              <w:lang w:val="nl-NL"/>
             </w:rPr>
           </w:r>
         </w:p>
         <w:p>
           <w:pPr>
-            <w:pStyle w:val="772"/>
+            <w:pStyle w:val="913"/>
             <w:pBdr/>
             <w:tabs>
               <w:tab w:val="right" w:leader="dot" w:pos="9062"/>
             </w:tabs>
             <w:spacing/>
             <w:ind/>
-            <w:rPr>
-              <w:sz w:val="24"/>
-              <w:szCs w:val="24"/>
-              <w:lang w:val="nl-NL"/>
-              <w14:ligatures w14:val="standardContextual"/>
-            </w:rPr>
+            <w:rPr/>
           </w:pPr>
+          <w:hyperlink w:tooltip="#_Toc5" w:anchor="_Toc5" w:history="1">
+            <w:r>
+              <w:rPr>
+                <w:rStyle w:val="911"/>
+              </w:rPr>
+            </w:r>
+            <w:r>
+              <w:rPr>
+                <w:rStyle w:val="911"/>
+                <w:lang w:val="nl-NL"/>
+              </w:rPr>
+              <w:t xml:space="preserve">Dag 4</w:t>
+            </w:r>
+            <w:r>
+              <w:rPr>
+                <w:rStyle w:val="911"/>
+                <w:lang w:val="nl-NL"/>
+              </w:rPr>
+            </w:r>
+            <w:r>
+              <w:tab/>
+            </w:r>
+            <w:r>
+              <w:fldChar w:fldCharType="begin"/>
+              <w:instrText xml:space="preserve">PAGEREF _Toc5 \h</w:instrText>
+              <w:fldChar w:fldCharType="separate"/>
+              <w:t xml:space="preserve">2</w:t>
+              <w:fldChar w:fldCharType="end"/>
+            </w:r>
+          </w:hyperlink>
           <w:r>
             <w:rPr>
-              <w:lang w:val="nl-NL" w:bidi="nl-NL"/>
+              <w:lang w:val="nl-NL"/>
             </w:rPr>
           </w:r>
-          <w:hyperlink w:tooltip="#_Toc224036931" w:anchor="_Toc224036931" w:history="1">
+        </w:p>
+        <w:p>
+          <w:pPr>
+            <w:pStyle w:val="913"/>
+            <w:pBdr/>
+            <w:tabs>
+              <w:tab w:val="right" w:leader="dot" w:pos="9062"/>
+            </w:tabs>
+            <w:spacing/>
+            <w:ind/>
+            <w:rPr/>
+          </w:pPr>
+          <w:hyperlink w:tooltip="#_Toc6" w:anchor="_Toc6" w:history="1">
             <w:r>
               <w:rPr>
-                <w:rStyle w:val="770"/>
+                <w:rStyle w:val="911"/>
+              </w:rPr>
+            </w:r>
+            <w:r>
+              <w:rPr>
+                <w:rStyle w:val="911"/>
+                <w:lang w:val="nl-NL"/>
+              </w:rPr>
+              <w:t xml:space="preserve">Dag 5</w:t>
+            </w:r>
+            <w:r>
+              <w:rPr>
+                <w:rStyle w:val="911"/>
+                <w:lang w:val="nl-NL"/>
+              </w:rPr>
+            </w:r>
+            <w:r>
+              <w:tab/>
+            </w:r>
+            <w:r>
+              <w:fldChar w:fldCharType="begin"/>
+              <w:instrText xml:space="preserve">PAGEREF _Toc6 \h</w:instrText>
+              <w:fldChar w:fldCharType="separate"/>
+              <w:t xml:space="preserve">2</w:t>
+              <w:fldChar w:fldCharType="end"/>
+            </w:r>
+          </w:hyperlink>
+          <w:r>
+            <w:rPr>
+              <w:lang w:val="nl-NL"/>
+            </w:rPr>
+          </w:r>
+        </w:p>
+        <w:p>
+          <w:pPr>
+            <w:pStyle w:val="913"/>
+            <w:pBdr/>
+            <w:tabs>
+              <w:tab w:val="right" w:leader="dot" w:pos="9062"/>
+            </w:tabs>
+            <w:spacing/>
+            <w:ind/>
+            <w:rPr/>
+          </w:pPr>
+          <w:hyperlink w:tooltip="#_Toc7" w:anchor="_Toc7" w:history="1">
+            <w:r>
+              <w:rPr>
+                <w:rStyle w:val="911"/>
+              </w:rPr>
+            </w:r>
+            <w:r>
+              <w:rPr>
+                <w:rStyle w:val="911"/>
+                <w:lang w:val="nl-NL"/>
+              </w:rPr>
+              <w:t xml:space="preserve">Dag 6</w:t>
+            </w:r>
+            <w:r>
+              <w:rPr>
+                <w:rStyle w:val="911"/>
+                <w:lang w:val="nl-NL"/>
+              </w:rPr>
+            </w:r>
+            <w:r>
+              <w:tab/>
+            </w:r>
+            <w:r>
+              <w:fldChar w:fldCharType="begin"/>
+              <w:instrText xml:space="preserve">PAGEREF _Toc7 \h</w:instrText>
+              <w:fldChar w:fldCharType="separate"/>
+              <w:t xml:space="preserve">3</w:t>
+              <w:fldChar w:fldCharType="end"/>
+            </w:r>
+          </w:hyperlink>
+          <w:r>
+            <w:rPr>
+              <w:lang w:val="nl-NL"/>
+            </w:rPr>
+          </w:r>
+        </w:p>
+        <w:p>
+          <w:pPr>
+            <w:pStyle w:val="913"/>
+            <w:pBdr/>
+            <w:tabs>
+              <w:tab w:val="right" w:leader="dot" w:pos="9062"/>
+            </w:tabs>
+            <w:spacing/>
+            <w:ind/>
+            <w:rPr/>
+          </w:pPr>
+          <w:hyperlink w:tooltip="#_Toc8" w:anchor="_Toc8" w:history="1">
+            <w:r>
+              <w:rPr>
+                <w:rStyle w:val="911"/>
+              </w:rPr>
+            </w:r>
+            <w:r>
+              <w:rPr>
+                <w:rStyle w:val="911"/>
+                <w:lang w:val="nl-NL"/>
+              </w:rPr>
+              <w:t xml:space="preserve">Dag 7</w:t>
+            </w:r>
+            <w:r>
+              <w:rPr>
+                <w:rStyle w:val="911"/>
+                <w:lang w:val="nl-NL"/>
+              </w:rPr>
+            </w:r>
+            <w:r>
+              <w:tab/>
+            </w:r>
+            <w:r>
+              <w:fldChar w:fldCharType="begin"/>
+              <w:instrText xml:space="preserve">PAGEREF _Toc8 \h</w:instrText>
+              <w:fldChar w:fldCharType="separate"/>
+              <w:t xml:space="preserve">3</w:t>
+              <w:fldChar w:fldCharType="end"/>
+            </w:r>
+          </w:hyperlink>
+          <w:r>
+            <w:rPr>
+              <w:lang w:val="nl-NL"/>
+            </w:rPr>
+          </w:r>
+        </w:p>
+        <w:p>
+          <w:pPr>
+            <w:pStyle w:val="913"/>
+            <w:pBdr/>
+            <w:tabs>
+              <w:tab w:val="right" w:leader="dot" w:pos="9062"/>
+            </w:tabs>
+            <w:spacing/>
+            <w:ind/>
+            <w:rPr/>
+          </w:pPr>
+          <w:hyperlink w:tooltip="#_Toc9" w:anchor="_Toc9" w:history="1">
+            <w:r>
+              <w:rPr>
+                <w:rStyle w:val="911"/>
+              </w:rPr>
+            </w:r>
+            <w:r>
+              <w:rPr>
+                <w:rStyle w:val="911"/>
                 <w:lang w:val="nl-NL"/>
               </w:rPr>
               <w:t xml:space="preserve">Changelog</w:t>
             </w:r>
             <w:r>
               <w:rPr>
+                <w:rStyle w:val="911"/>
                 <w:lang w:val="nl-NL"/>
               </w:rPr>
+              <w:t xml:space="preserve"> </w:t>
+            </w:r>
+            <w:r>
+              <w:rPr>
+                <w:rStyle w:val="911"/>
+                <w:lang w:val="nl-NL"/>
+              </w:rPr>
+            </w:r>
+            <w:r>
               <w:tab/>
             </w:r>
             <w:r>
-              <w:rPr>
-                <w:lang w:val="nl-NL"/>
-              </w:rPr>
               <w:fldChar w:fldCharType="begin"/>
-            </w:r>
-            <w:r>
-              <w:rPr>
-                <w:lang w:val="nl-NL"/>
-              </w:rPr>
-              <w:instrText xml:space="preserve"> PAGEREF _Toc224036931 \h </w:instrText>
-            </w:r>
-            <w:r>
-              <w:rPr>
-                <w:lang w:val="nl-NL" w:bidi="nl-NL"/>
-              </w:rPr>
-            </w:r>
-            <w:r>
-              <w:rPr>
-                <w:lang w:val="nl-NL"/>
-              </w:rPr>
+              <w:instrText xml:space="preserve">PAGEREF _Toc9 \h</w:instrText>
               <w:fldChar w:fldCharType="separate"/>
-            </w:r>
-            <w:r>
-              <w:rPr>
-                <w:lang w:val="nl-NL"/>
-              </w:rPr>
-              <w:t xml:space="preserve">2</w:t>
-            </w:r>
-            <w:r>
-              <w:rPr>
-                <w:lang w:val="nl-NL"/>
-              </w:rPr>
+              <w:t xml:space="preserve">3</w:t>
               <w:fldChar w:fldCharType="end"/>
             </w:r>
           </w:hyperlink>
           <w:r>
             <w:rPr>
-              <w:lang w:val="nl-NL" w:bidi="nl-NL"/>
-            </w:rPr>
-          </w:r>
-          <w:r>
-            <w:rPr>
-              <w:sz w:val="24"/>
-              <w:szCs w:val="24"/>
-              <w:lang w:val="nl-NL" w:eastAsia="nl-NL"/>
-              <w14:ligatures w14:val="standardContextual"/>
+              <w:lang w:val="nl-NL"/>
             </w:rPr>
           </w:r>
         </w:p>
         <w:p>
           <w:pPr>
-            <w:pStyle w:val="772"/>
+            <w:pStyle w:val="913"/>
             <w:pBdr/>
             <w:tabs>
               <w:tab w:val="right" w:leader="dot" w:pos="9062"/>
             </w:tabs>
             <w:spacing/>
             <w:ind/>
-            <w:rPr>
-              <w:sz w:val="24"/>
-              <w:szCs w:val="24"/>
-              <w:lang w:val="nl-NL"/>
-              <w14:ligatures w14:val="standardContextual"/>
-            </w:rPr>
+            <w:rPr/>
           </w:pPr>
-          <w:r>
-            <w:rPr>
-              <w:lang w:val="nl-NL" w:bidi="nl-NL"/>
-            </w:rPr>
-          </w:r>
-          <w:hyperlink w:tooltip="#_Toc224036932" w:anchor="_Toc224036932" w:history="1">
+          <w:hyperlink w:tooltip="#_Toc10" w:anchor="_Toc10" w:history="1">
             <w:r>
               <w:rPr>
-                <w:rStyle w:val="770"/>
+                <w:rStyle w:val="911"/>
+              </w:rPr>
+            </w:r>
+            <w:r>
+              <w:rPr>
+                <w:rStyle w:val="911"/>
                 <w:lang w:val="nl-NL"/>
               </w:rPr>
               <w:t xml:space="preserve">Bijlagen</w:t>
             </w:r>
             <w:r>
               <w:rPr>
+                <w:rStyle w:val="911"/>
                 <w:lang w:val="nl-NL"/>
               </w:rPr>
+              <w:t xml:space="preserve"> </w:t>
+            </w:r>
+            <w:r>
+              <w:rPr>
+                <w:rStyle w:val="911"/>
+                <w:lang w:val="nl-NL"/>
+              </w:rPr>
+            </w:r>
+            <w:r>
               <w:tab/>
             </w:r>
             <w:r>
-              <w:rPr>
-                <w:lang w:val="nl-NL"/>
-              </w:rPr>
               <w:fldChar w:fldCharType="begin"/>
-            </w:r>
-            <w:r>
-              <w:rPr>
-                <w:lang w:val="nl-NL"/>
-              </w:rPr>
-              <w:instrText xml:space="preserve"> PAGEREF _Toc224036932 \h </w:instrText>
-            </w:r>
-            <w:r>
-              <w:rPr>
-                <w:lang w:val="nl-NL" w:bidi="nl-NL"/>
-              </w:rPr>
-            </w:r>
-            <w:r>
-              <w:rPr>
-                <w:lang w:val="nl-NL"/>
-              </w:rPr>
+              <w:instrText xml:space="preserve">PAGEREF _Toc10 \h</w:instrText>
               <w:fldChar w:fldCharType="separate"/>
-            </w:r>
-            <w:r>
-              <w:rPr>
-                <w:lang w:val="nl-NL"/>
-              </w:rPr>
-              <w:t xml:space="preserve">2</w:t>
-            </w:r>
-            <w:r>
-              <w:rPr>
-                <w:lang w:val="nl-NL"/>
-              </w:rPr>
+              <w:t xml:space="preserve">3</w:t>
               <w:fldChar w:fldCharType="end"/>
             </w:r>
           </w:hyperlink>
           <w:r>
             <w:rPr>
-              <w:lang w:val="nl-NL" w:bidi="nl-NL"/>
-            </w:rPr>
-          </w:r>
-          <w:r>
-            <w:rPr>
-              <w:sz w:val="24"/>
-              <w:szCs w:val="24"/>
-              <w:lang w:val="nl-NL" w:eastAsia="nl-NL"/>
-              <w14:ligatures w14:val="standardContextual"/>
+              <w:lang w:val="nl-NL"/>
             </w:rPr>
           </w:r>
         </w:p>
@@ -2154,6 +2462,11 @@
           </w:pPr>
           <w:r>
             <w:rPr>
+              <w:lang w:val="nl-NL"/>
+            </w:rPr>
+          </w:r>
+          <w:r>
+            <w:rPr>
               <w:b/>
               <w:bCs/>
               <w:lang w:val="nl-NL"/>
@@ -2167,37 +2480,35 @@
               <w:lang w:val="nl-NL"/>
             </w:rPr>
           </w:r>
+          <w:r/>
         </w:p>
       </w:sdtContent>
     </w:sdt>
     <w:p>
       <w:pPr>
-        <w:pStyle w:val="732"/>
-        <w:pBdr/>
-        <w:spacing/>
-        <w:ind/>
-        <w:rPr>
-          <w:lang w:val="nl-NL"/>
-        </w:rPr>
-      </w:pPr>
-      <w:r>
-        <w:rPr>
-          <w:lang w:val="nl-NL" w:bidi="nl-NL"/>
-        </w:rPr>
-      </w:r>
-      <w:bookmarkStart w:id="1" w:name="_Toc224036927"/>
+        <w:pStyle w:val="873"/>
+        <w:pBdr/>
+        <w:spacing/>
+        <w:ind/>
+        <w:rPr>
+          <w:lang w:val="nl-NL"/>
+        </w:rPr>
+      </w:pPr>
+      <w:r/>
+      <w:bookmarkStart w:id="1" w:name="_Toc1"/>
       <w:r>
         <w:rPr>
           <w:lang w:val="nl-NL"/>
         </w:rPr>
         <w:t xml:space="preserve">Inleiding</w:t>
       </w:r>
+      <w:r>
+        <w:rPr>
+          <w:lang w:val="nl-NL"/>
+        </w:rPr>
+      </w:r>
       <w:bookmarkEnd w:id="1"/>
-      <w:r>
-        <w:rPr>
-          <w:lang w:val="nl-NL" w:bidi="nl-NL"/>
-        </w:rPr>
-      </w:r>
+      <w:r/>
       <w:r>
         <w:rPr>
           <w:lang w:val="nl-NL"/>
@@ -2227,35 +2538,38 @@
           <w:lang w:val="nl-NL"/>
         </w:rPr>
       </w:r>
+      <w:r>
+        <w:rPr>
+          <w:rFonts w:ascii="Aptos" w:hAnsi="Aptos"/>
+          <w:lang w:val="nl-NL"/>
+        </w:rPr>
+      </w:r>
     </w:p>
     <w:p>
       <w:pPr>
-        <w:pStyle w:val="732"/>
-        <w:pBdr/>
-        <w:spacing/>
-        <w:ind/>
-        <w:rPr>
-          <w:lang w:val="nl-NL"/>
-        </w:rPr>
-      </w:pPr>
-      <w:r>
-        <w:rPr>
-          <w:lang w:val="nl-NL" w:bidi="nl-NL"/>
-        </w:rPr>
-      </w:r>
-      <w:bookmarkStart w:id="2" w:name="_Toc224036928"/>
+        <w:pStyle w:val="873"/>
+        <w:pBdr/>
+        <w:spacing/>
+        <w:ind/>
+        <w:rPr>
+          <w:lang w:val="nl-NL"/>
+        </w:rPr>
+      </w:pPr>
+      <w:r/>
+      <w:bookmarkStart w:id="2" w:name="_Toc2"/>
       <w:r>
         <w:rPr>
           <w:lang w:val="nl-NL"/>
         </w:rPr>
         <w:t xml:space="preserve">Dag 1</w:t>
       </w:r>
+      <w:r>
+        <w:rPr>
+          <w:lang w:val="nl-NL"/>
+        </w:rPr>
+      </w:r>
       <w:bookmarkEnd w:id="2"/>
-      <w:r>
-        <w:rPr>
-          <w:lang w:val="nl-NL" w:bidi="nl-NL"/>
-        </w:rPr>
-      </w:r>
+      <w:r/>
       <w:r>
         <w:rPr>
           <w:lang w:val="nl-NL"/>
@@ -2264,7 +2578,7 @@
     </w:p>
     <w:p>
       <w:pPr>
-        <w:pStyle w:val="759"/>
+        <w:pStyle w:val="900"/>
         <w:numPr>
           <w:ilvl w:val="0"/>
           <w:numId w:val="2"/>
@@ -2317,10 +2631,15 @@
           <w:lang w:val="nl-NL"/>
         </w:rPr>
       </w:r>
+      <w:r>
+        <w:rPr>
+          <w:lang w:val="nl-NL"/>
+        </w:rPr>
+      </w:r>
     </w:p>
     <w:p>
       <w:pPr>
-        <w:pStyle w:val="759"/>
+        <w:pStyle w:val="900"/>
         <w:numPr>
           <w:ilvl w:val="0"/>
           <w:numId w:val="2"/>
@@ -2355,6 +2674,11 @@
           <w:lang w:val="nl-NL"/>
         </w:rPr>
       </w:r>
+      <w:r>
+        <w:rPr>
+          <w:lang w:val="nl-NL"/>
+        </w:rPr>
+      </w:r>
     </w:p>
     <w:p>
       <w:pPr>
@@ -2400,6 +2724,11 @@
           <w:lang w:val="nl-NL"/>
         </w:rPr>
       </w:r>
+      <w:r>
+        <w:rPr>
+          <w:lang w:val="nl-NL"/>
+        </w:rPr>
+      </w:r>
     </w:p>
     <w:p>
       <w:pPr>
@@ -2421,35 +2750,37 @@
           <w:lang w:val="nl-NL"/>
         </w:rPr>
       </w:r>
+      <w:r>
+        <w:rPr>
+          <w:lang w:val="nl-NL"/>
+        </w:rPr>
+      </w:r>
     </w:p>
     <w:p>
       <w:pPr>
-        <w:pStyle w:val="732"/>
-        <w:pBdr/>
-        <w:spacing/>
-        <w:ind/>
-        <w:rPr>
-          <w:lang w:val="nl-NL"/>
-        </w:rPr>
-      </w:pPr>
-      <w:r>
-        <w:rPr>
-          <w:lang w:val="nl-NL" w:bidi="nl-NL"/>
-        </w:rPr>
-      </w:r>
-      <w:bookmarkStart w:id="3" w:name="_Toc224036929"/>
+        <w:pStyle w:val="873"/>
+        <w:pBdr/>
+        <w:spacing/>
+        <w:ind/>
+        <w:rPr>
+          <w:lang w:val="nl-NL"/>
+        </w:rPr>
+      </w:pPr>
+      <w:r/>
+      <w:bookmarkStart w:id="3" w:name="_Toc3"/>
       <w:r>
         <w:rPr>
           <w:lang w:val="nl-NL"/>
         </w:rPr>
         <w:t xml:space="preserve">Dag 2</w:t>
       </w:r>
+      <w:r>
+        <w:rPr>
+          <w:lang w:val="nl-NL"/>
+        </w:rPr>
+      </w:r>
       <w:bookmarkEnd w:id="3"/>
-      <w:r>
-        <w:rPr>
-          <w:lang w:val="nl-NL" w:bidi="nl-NL"/>
-        </w:rPr>
-      </w:r>
+      <w:r/>
       <w:r>
         <w:rPr>
           <w:lang w:val="nl-NL"/>
@@ -2458,7 +2789,7 @@
     </w:p>
     <w:p>
       <w:pPr>
-        <w:pStyle w:val="759"/>
+        <w:pStyle w:val="900"/>
         <w:numPr>
           <w:ilvl w:val="0"/>
           <w:numId w:val="1"/>
@@ -2511,10 +2842,15 @@
           <w:lang w:val="nl-NL"/>
         </w:rPr>
       </w:r>
+      <w:r>
+        <w:rPr>
+          <w:lang w:val="nl-NL"/>
+        </w:rPr>
+      </w:r>
     </w:p>
     <w:p>
       <w:pPr>
-        <w:pStyle w:val="759"/>
+        <w:pStyle w:val="900"/>
         <w:numPr>
           <w:ilvl w:val="0"/>
           <w:numId w:val="2"/>
@@ -2555,10 +2891,15 @@
           <w:lang w:val="nl-NL"/>
         </w:rPr>
       </w:r>
+      <w:r>
+        <w:rPr>
+          <w:lang w:val="nl-NL"/>
+        </w:rPr>
+      </w:r>
     </w:p>
     <w:p>
       <w:pPr>
-        <w:pStyle w:val="759"/>
+        <w:pStyle w:val="900"/>
         <w:numPr>
           <w:ilvl w:val="0"/>
           <w:numId w:val="2"/>
@@ -2599,6 +2940,11 @@
           <w:lang w:val="nl-NL"/>
         </w:rPr>
       </w:r>
+      <w:r>
+        <w:rPr>
+          <w:lang w:val="nl-NL"/>
+        </w:rPr>
+      </w:r>
     </w:p>
     <w:p>
       <w:pPr>
@@ -2626,6 +2972,11 @@
           <w:lang w:val="nl-NL"/>
         </w:rPr>
       </w:r>
+      <w:r>
+        <w:rPr>
+          <w:lang w:val="nl-NL"/>
+        </w:rPr>
+      </w:r>
     </w:p>
     <w:p>
       <w:pPr>
@@ -2653,6 +3004,11 @@
           <w:lang w:val="nl-NL"/>
         </w:rPr>
       </w:r>
+      <w:r>
+        <w:rPr>
+          <w:lang w:val="nl-NL"/>
+        </w:rPr>
+      </w:r>
     </w:p>
     <w:p>
       <w:pPr>
@@ -2692,6 +3048,11 @@
           <w:lang w:val="nl-NL"/>
         </w:rPr>
       </w:r>
+      <w:r>
+        <w:rPr>
+          <w:lang w:val="nl-NL"/>
+        </w:rPr>
+      </w:r>
     </w:p>
     <w:p>
       <w:pPr>
@@ -2712,35 +3073,37 @@
           <w:lang w:val="nl-NL"/>
         </w:rPr>
       </w:r>
+      <w:r>
+        <w:rPr>
+          <w:lang w:val="nl-NL"/>
+        </w:rPr>
+      </w:r>
     </w:p>
     <w:p>
       <w:pPr>
-        <w:pStyle w:val="732"/>
-        <w:pBdr/>
-        <w:spacing/>
-        <w:ind/>
-        <w:rPr>
-          <w:lang w:val="nl-NL"/>
-        </w:rPr>
-      </w:pPr>
-      <w:r>
-        <w:rPr>
-          <w:lang w:val="nl-NL" w:bidi="nl-NL"/>
-        </w:rPr>
-      </w:r>
-      <w:bookmarkStart w:id="4" w:name="_Toc224036930"/>
+        <w:pStyle w:val="873"/>
+        <w:pBdr/>
+        <w:spacing/>
+        <w:ind/>
+        <w:rPr>
+          <w:lang w:val="nl-NL"/>
+        </w:rPr>
+      </w:pPr>
+      <w:r/>
+      <w:bookmarkStart w:id="4" w:name="_Toc4"/>
       <w:r>
         <w:rPr>
           <w:lang w:val="nl-NL"/>
         </w:rPr>
         <w:t xml:space="preserve">Dag 3</w:t>
       </w:r>
+      <w:r>
+        <w:rPr>
+          <w:lang w:val="nl-NL"/>
+        </w:rPr>
+      </w:r>
       <w:bookmarkEnd w:id="4"/>
-      <w:r>
-        <w:rPr>
-          <w:lang w:val="nl-NL" w:bidi="nl-NL"/>
-        </w:rPr>
-      </w:r>
+      <w:r/>
       <w:r>
         <w:rPr>
           <w:lang w:val="nl-NL"/>
@@ -2749,7 +3112,7 @@
     </w:p>
     <w:p>
       <w:pPr>
-        <w:pStyle w:val="759"/>
+        <w:pStyle w:val="900"/>
         <w:numPr>
           <w:ilvl w:val="0"/>
           <w:numId w:val="1"/>
@@ -2802,10 +3165,15 @@
           <w:lang w:val="nl-NL"/>
         </w:rPr>
       </w:r>
+      <w:r>
+        <w:rPr>
+          <w:lang w:val="nl-NL"/>
+        </w:rPr>
+      </w:r>
     </w:p>
     <w:p>
       <w:pPr>
-        <w:pStyle w:val="759"/>
+        <w:pStyle w:val="900"/>
         <w:numPr>
           <w:ilvl w:val="0"/>
           <w:numId w:val="1"/>
@@ -2840,6 +3208,11 @@
           <w:lang w:val="nl-NL"/>
         </w:rPr>
       </w:r>
+      <w:r>
+        <w:rPr>
+          <w:lang w:val="nl-NL"/>
+        </w:rPr>
+      </w:r>
     </w:p>
     <w:p>
       <w:pPr>
@@ -2861,6 +3234,11 @@
           <w:lang w:val="nl-NL"/>
         </w:rPr>
       </w:r>
+      <w:r>
+        <w:rPr>
+          <w:lang w:val="nl-NL"/>
+        </w:rPr>
+      </w:r>
     </w:p>
     <w:p>
       <w:pPr>
@@ -2888,10 +3266,15 @@
           <w:lang w:val="nl-NL"/>
         </w:rPr>
       </w:r>
+      <w:r>
+        <w:rPr>
+          <w:lang w:val="nl-NL"/>
+        </w:rPr>
+      </w:r>
     </w:p>
     <w:p>
       <w:pPr>
-        <w:pStyle w:val="759"/>
+        <w:pStyle w:val="900"/>
         <w:numPr>
           <w:ilvl w:val="0"/>
           <w:numId w:val="1"/>
@@ -2914,10 +3297,15 @@
           <w:lang w:val="nl-NL"/>
         </w:rPr>
       </w:r>
+      <w:r>
+        <w:rPr>
+          <w:lang w:val="nl-NL"/>
+        </w:rPr>
+      </w:r>
     </w:p>
     <w:p>
       <w:pPr>
-        <w:pStyle w:val="759"/>
+        <w:pStyle w:val="900"/>
         <w:numPr>
           <w:ilvl w:val="1"/>
           <w:numId w:val="1"/>
@@ -2952,10 +3340,15 @@
           <w:lang w:val="nl-NL"/>
         </w:rPr>
       </w:r>
+      <w:r>
+        <w:rPr>
+          <w:lang w:val="nl-NL"/>
+        </w:rPr>
+      </w:r>
     </w:p>
     <w:p>
       <w:pPr>
-        <w:pStyle w:val="759"/>
+        <w:pStyle w:val="900"/>
         <w:numPr>
           <w:ilvl w:val="1"/>
           <w:numId w:val="1"/>
@@ -2984,10 +3377,15 @@
           <w:lang w:val="nl-NL"/>
         </w:rPr>
       </w:r>
+      <w:r>
+        <w:rPr>
+          <w:lang w:val="nl-NL"/>
+        </w:rPr>
+      </w:r>
     </w:p>
     <w:p>
       <w:pPr>
-        <w:pStyle w:val="759"/>
+        <w:pStyle w:val="900"/>
         <w:numPr>
           <w:ilvl w:val="1"/>
           <w:numId w:val="1"/>
@@ -3022,10 +3420,15 @@
           <w:lang w:val="nl-NL"/>
         </w:rPr>
       </w:r>
+      <w:r>
+        <w:rPr>
+          <w:lang w:val="nl-NL"/>
+        </w:rPr>
+      </w:r>
     </w:p>
     <w:p>
       <w:pPr>
-        <w:pStyle w:val="759"/>
+        <w:pStyle w:val="900"/>
         <w:numPr>
           <w:ilvl w:val="0"/>
           <w:numId w:val="1"/>
@@ -3048,10 +3451,15 @@
           <w:lang w:val="nl-NL"/>
         </w:rPr>
       </w:r>
+      <w:r>
+        <w:rPr>
+          <w:lang w:val="nl-NL"/>
+        </w:rPr>
+      </w:r>
     </w:p>
     <w:p>
       <w:pPr>
-        <w:pStyle w:val="759"/>
+        <w:pStyle w:val="900"/>
         <w:numPr>
           <w:ilvl w:val="0"/>
           <w:numId w:val="1"/>
@@ -3074,6 +3482,11 @@
           <w:lang w:val="nl-NL"/>
         </w:rPr>
       </w:r>
+      <w:r>
+        <w:rPr>
+          <w:lang w:val="nl-NL"/>
+        </w:rPr>
+      </w:r>
     </w:p>
     <w:p>
       <w:pPr>
@@ -3101,10 +3514,15 @@
           <w:lang w:val="nl-NL"/>
         </w:rPr>
       </w:r>
+      <w:r>
+        <w:rPr>
+          <w:lang w:val="nl-NL"/>
+        </w:rPr>
+      </w:r>
     </w:p>
     <w:p>
       <w:pPr>
-        <w:pStyle w:val="759"/>
+        <w:pStyle w:val="900"/>
         <w:numPr>
           <w:ilvl w:val="0"/>
           <w:numId w:val="1"/>
@@ -3140,6 +3558,11 @@
           <w:lang w:val="nl-NL"/>
         </w:rPr>
       </w:r>
+      <w:r>
+        <w:rPr>
+          <w:lang w:val="nl-NL"/>
+        </w:rPr>
+      </w:r>
     </w:p>
     <w:p>
       <w:pPr>
@@ -3157,7 +3580,7 @@
       </w:r>
       <w:r>
         <w:rPr>
-          <w:lang w:val="nl-NL" w:bidi="nl-NL"/>
+          <w:lang w:val="nl-NL"/>
         </w:rPr>
       </w:r>
       <w:r>
@@ -3188,11 +3611,24 @@
           <w:highlight w:val="none"/>
           <w:lang w:val="en-US"/>
         </w:rPr>
-        <w:t xml:space="preserve">is het eerste dat ons verteld werd dat er geen hal was om te werken. Dat betekende dat wij de hele dag buiten zouden moeten zitten. Door de harde wind en de kou was dit alleen niet een hele leuke ervaring, dus een notietie aan ons zelf is om altijd te vragen of er mogelijkheid is voor ons om in een hal te werken, en als dat niet zo is ons dan iets beter voor te bereiden.</w:t>
-      </w:r>
-      <w:r>
-        <w:rPr>
-          <w:lang w:val="nl-NL"/>
+        <w:t xml:space="preserve">is het eerste dat ons verteld werd dat er geen hal was om te werken. Dat betekende dat wij de hele dag buiten zouden </w:t>
+      </w:r>
+      <w:r>
+        <w:rPr>
+          <w:highlight w:val="none"/>
+          <w:lang w:val="en-US"/>
+        </w:rPr>
+        <w:t xml:space="preserve">moeten zitten. Door de harde wind en de kou was dit alleen niet een hele leuke ervaring, dus een notietie aan ons zelf is om altijd te vragen of er mogelijkheid is voor ons om in een hal te werken, en als dat niet zo is ons dan iets beter voor te bereiden.</w:t>
+      </w:r>
+      <w:r>
+        <w:rPr>
+          <w:lang w:val="nl-NL"/>
+        </w:rPr>
+      </w:r>
+      <w:r>
+        <w:rPr>
+          <w:highlight w:val="none"/>
+          <w:lang w:val="en-US"/>
         </w:rPr>
       </w:r>
     </w:p>
@@ -3211,29 +3647,33 @@
           <w:highlight w:val="none"/>
           <w:lang w:val="en-US"/>
         </w:rPr>
-        <w:t xml:space="preserve">Wij hadden voor de hele dag de kart, dus wij hadden ook voorbereid om deze dag veel met de kart bezig te zijn. Bij aankomst werd ons alleen ook verteld dat op kart 1 de noodstop het niet deed. Wij waren niet van plan autonoom te gaan rijden dus dat was geen probleem. Toen wij alleen begonnen met testen bleek het al heel snel zo te zijn dat de remmen van die kart het helemaal niet deden. Wij mochten afmaken waar wij aan begonnen waren en daarna moesten wij de kart terug brengen en mocht deze niet meer de baan op.</w:t>
-      </w:r>
-      <w:r>
-        <w:rPr>
-          <w:lang w:val="nl-NL"/>
-        </w:rPr>
+        <w:t xml:space="preserve">Wij h</w:t>
       </w:r>
       <w:r>
         <w:rPr>
           <w:highlight w:val="none"/>
           <w:lang w:val="en-US"/>
         </w:rPr>
-      </w:r>
-      <w:r>
-        <w:rPr>
-          <w:lang w:val="nl-NL"/>
-        </w:rPr>
+        <w:t xml:space="preserve">adden voor de hele dag de kart, dus wij hadden ook voorbereid om deze dag veel met de kart bezig te zijn. Bij aankomst werd ons alleen ook verteld dat op kart 1 de noodstop het niet deed. Wij waren niet van plan autonoom te gaan rijden dus dat was geen pro</w:t>
       </w:r>
       <w:r>
         <w:rPr>
           <w:highlight w:val="none"/>
           <w:lang w:val="en-US"/>
         </w:rPr>
+        <w:t xml:space="preserve">bleem. Toen wij alleen begonnen met testen bleek het al heel snel zo te zijn dat de remmen van die kart het helemaal niet deden. Wij mochten afmaken waar wij aan begonnen waren en daarna moesten wij de kart terug brengen en mocht deze niet meer de baan op.</w:t>
+      </w:r>
+      <w:r>
+        <w:rPr>
+          <w:highlight w:val="none"/>
+          <w:lang w:val="en-US"/>
+        </w:rPr>
+      </w:r>
+      <w:r>
+        <w:rPr>
+          <w:highlight w:val="none"/>
+          <w:lang w:val="en-US"/>
+        </w:rPr>
       </w:r>
     </w:p>
     <w:p>
@@ -3257,13 +3697,26 @@
           <w:highlight w:val="none"/>
           <w:lang w:val="en-US"/>
         </w:rPr>
-        <w:t xml:space="preserve">Op test dag 2 hadden wij een vermoeden dat de lidar sensor op kart 2 op een hoek stond,omdat wij een maximum van 4 meter konden aflezen. Daarom hadden wij vandaag een waterpas mee genomen om dat daadwerkelijk te testen, hieruit kwam at de lidar sensor daadwerlijk op een hoek stond. Het SDC-team (de organisatie) had gelukkig al inisiatief genomen om dit probleem op te lossen, dus zij kwamen aan met een nieuwe ge3dprinten houder voor de sensor. Dat probleem is dus opgelost.</w:t>
+        <w:t xml:space="preserve">Op test dag 2 hadden wij een vermoeden dat de lidar sensor op kart 2 op een hoek stond,omdat wij een maximum van 4 meter konden aflezen. Daarom hadden wij vandaag een waterpas mee genomen om dat daadwerkelijk te testen, </w:t>
       </w:r>
       <w:r>
         <w:rPr>
           <w:highlight w:val="none"/>
           <w:lang w:val="en-US"/>
         </w:rPr>
+        <w:t xml:space="preserve">hieruit kwam at de lidar sensor daadwerlijk op een hoek stond. Het SDC-team (de organisatie) had gelukkig al inisiatief genomen om dit probleem op te lossen, dus zij kwamen aan met een nieuwe ge3dprinten houder voor de sensor. Dat probleem is dus opgelost.</w:t>
+      </w:r>
+      <w:r>
+        <w:rPr>
+          <w:highlight w:val="none"/>
+          <w:lang w:val="en-US"/>
+        </w:rPr>
+      </w:r>
+      <w:r>
+        <w:rPr>
+          <w:highlight w:val="none"/>
+          <w:lang w:val="en-US"/>
+        </w:rPr>
       </w:r>
     </w:p>
     <w:p>
@@ -3287,20 +3740,63 @@
           <w:highlight w:val="none"/>
           <w:lang w:val="en-US" w:bidi="en-US"/>
         </w:rPr>
-        <w:t xml:space="preserve">De andere groep die aanwezig was om te testen ging er daarna vandoor met kart 2. Dit heeft alleen niet heel lang geduurt voordat hun weer terug kwamen zonder kart. Het SDC-team heeft daarna de kart op moeten halen om hem te fixen, wat precies het probleem wat weten wij niet maar het koste wel veel tijd. </w:t>
-      </w:r>
-      <w:r>
+        <w:t xml:space="preserve">De andere groep die aanwezig was om te testen gin</w:t>
+      </w:r>
+      <w:r>
+        <w:rPr>
+          <w:highlight w:val="none"/>
+          <w:lang w:val="en-US" w:bidi="en-US"/>
+        </w:rPr>
+        <w:t xml:space="preserve">g er daarna vandoor met kart 2. Dit heeft alleen niet heel lang geduurt voordat hun weer terug kwamen zonder kart. Het SDC-team heeft daarna de kart op moeten halen om hem te fixen, wat precies het probleem wat weten wij niet maar het koste wel veel tijd. </w:t>
+      </w:r>
+      <w:r>
+        <w:rPr>
+          <w:highlight w:val="none"/>
+          <w:lang w:val="en-US" w:bidi="en-US"/>
+        </w:rPr>
+        <w:t xml:space="preserve">Toen de kart 2 weer gefixt was moesten wij deze delen samen met het andere team.</w:t>
+      </w:r>
+      <w:r>
+        <w:rPr>
+          <w:highlight w:val="none"/>
+          <w:lang w:val="en-US" w:bidi="en-US"/>
+        </w:rPr>
+      </w:r>
+      <w:r>
+        <w:rPr>
+          <w:highlight w:val="none"/>
+          <w:lang w:val="en-US" w:bidi="en-US"/>
+        </w:rPr>
+      </w:r>
+    </w:p>
+    <w:p>
+      <w:pPr>
+        <w:pBdr/>
+        <w:spacing/>
+        <w:ind/>
         <w:rPr>
           <w:highlight w:val="none"/>
           <w:lang w:val="en-US"/>
         </w:rPr>
-      </w:r>
+      </w:pPr>
       <w:r>
         <w:rPr>
           <w:highlight w:val="none"/>
           <w:lang w:val="en-US" w:bidi="en-US"/>
         </w:rPr>
-        <w:t xml:space="preserve">Toen de kart 2 weer gefixt was moesten wij deze delen samen met het andere team.</w:t>
+      </w:r>
+      <w:r>
+        <w:rPr>
+          <w:highlight w:val="none"/>
+          <w:lang w:val="en-US" w:bidi="en-US"/>
+        </w:rPr>
+        <w:t xml:space="preserve">Deze dag hadden wij best wel veel gepland om te doen. Met alle problemen en kou hebben wij dat alleen niet uit kunnen voeren. Waardoor wij dit later in de project week moesten doen.</w:t>
+      </w:r>
+      <w:r>
+        <w:rPr>
+          <w:highlight w:val="none"/>
+          <w:lang w:val="en-US" w:bidi="en-US"/>
+        </w:rPr>
       </w:r>
       <w:r>
         <w:rPr>
@@ -3310,38 +3806,64 @@
       </w:r>
       <w:r>
         <w:rPr>
+          <w:lang w:val="nl-NL"/>
+        </w:rPr>
+      </w:r>
+      <w:r>
+        <w:rPr>
+          <w:lang w:val="nl-NL" w:bidi="nl-NL"/>
+        </w:rPr>
+      </w:r>
+      <w:r>
+        <w:rPr>
+          <w:lang w:val="nl-NL"/>
+        </w:rPr>
+      </w:r>
+      <w:r>
+        <w:rPr>
+          <w:lang w:val="nl-NL"/>
+        </w:rPr>
+      </w:r>
+      <w:r>
+        <w:rPr>
+          <w:lang w:val="nl-NL"/>
+        </w:rPr>
+      </w:r>
+      <w:r>
+        <w:rPr>
           <w:highlight w:val="none"/>
-          <w:lang w:val="en-US" w:bidi="en-US"/>
+          <w:lang w:val="en-US"/>
         </w:rPr>
       </w:r>
     </w:p>
     <w:p>
       <w:pPr>
-        <w:pBdr/>
-        <w:spacing/>
-        <w:ind/>
-        <w:rPr>
-          <w:highlight w:val="none"/>
-          <w:lang w:val="en-US"/>
-        </w:rPr>
-      </w:pPr>
-      <w:r>
-        <w:rPr>
-          <w:highlight w:val="none"/>
-          <w:lang w:val="en-US" w:bidi="en-US"/>
-        </w:rPr>
-      </w:r>
-      <w:r>
-        <w:rPr>
-          <w:highlight w:val="none"/>
-          <w:lang w:val="en-US" w:bidi="en-US"/>
-        </w:rPr>
-        <w:t xml:space="preserve">Deze dag hadden wij best wel veel gepland om te doen. Met alle problemen en kou hebben wij dat alleen niet uit kunnen voeren. Waardoor wij dit later in de project week moesten doen.</w:t>
-      </w:r>
-      <w:r>
-        <w:rPr>
-          <w:highlight w:val="none"/>
-          <w:lang w:val="en-US" w:bidi="en-US"/>
+        <w:pStyle w:val="873"/>
+        <w:pBdr/>
+        <w:spacing/>
+        <w:ind/>
+        <w:rPr>
+          <w:lang w:val="nl-NL"/>
+        </w:rPr>
+      </w:pPr>
+      <w:r/>
+      <w:bookmarkStart w:id="5" w:name="_Toc5"/>
+      <w:r>
+        <w:rPr>
+          <w:lang w:val="nl-NL"/>
+        </w:rPr>
+        <w:t xml:space="preserve">Dag 4</w:t>
+      </w:r>
+      <w:r>
+        <w:rPr>
+          <w:lang w:val="nl-NL"/>
+        </w:rPr>
+      </w:r>
+      <w:bookmarkEnd w:id="5"/>
+      <w:r/>
+      <w:r>
+        <w:rPr>
+          <w:lang w:val="nl-NL"/>
         </w:rPr>
       </w:r>
     </w:p>
@@ -3356,38 +3878,45 @@
       </w:pPr>
       <w:r>
         <w:rPr>
-          <w:highlight w:val="none"/>
           <w:lang w:val="nl-NL" w:bidi="nl-NL"/>
         </w:rPr>
       </w:r>
       <w:r>
         <w:rPr>
-          <w:highlight w:val="none"/>
-          <w:lang w:val="nl-NL" w:bidi="nl-NL"/>
-        </w:rPr>
-      </w:r>
-      <w:r>
-        <w:rPr>
-          <w:highlight w:val="none"/>
+          <w:lang w:val="nl-NL"/>
+        </w:rPr>
+      </w:r>
+      <w:r>
+        <w:rPr>
           <w:lang w:val="nl-NL"/>
         </w:rPr>
       </w:r>
     </w:p>
     <w:p>
       <w:pPr>
-        <w:pBdr/>
-        <w:spacing/>
-        <w:ind/>
-        <w:rPr>
-          <w:lang w:val="nl-NL"/>
-        </w:rPr>
-      </w:pPr>
-      <w:r>
-        <w:rPr>
-          <w:lang w:val="nl-NL"/>
-        </w:rPr>
-        <w:t xml:space="preserve"> </w:t>
-      </w:r>
+        <w:pStyle w:val="873"/>
+        <w:pBdr/>
+        <w:spacing/>
+        <w:ind/>
+        <w:rPr>
+          <w:lang w:val="nl-NL"/>
+        </w:rPr>
+      </w:pPr>
+      <w:r/>
+      <w:bookmarkStart w:id="6" w:name="_Toc6"/>
+      <w:r>
+        <w:rPr>
+          <w:lang w:val="nl-NL"/>
+        </w:rPr>
+        <w:t xml:space="preserve">Dag 5</w:t>
+      </w:r>
+      <w:r>
+        <w:rPr>
+          <w:lang w:val="nl-NL"/>
+        </w:rPr>
+      </w:r>
+      <w:bookmarkEnd w:id="6"/>
+      <w:r/>
       <w:r>
         <w:rPr>
           <w:lang w:val="nl-NL"/>
@@ -3413,28 +3942,37 @@
           <w:lang w:val="nl-NL"/>
         </w:rPr>
       </w:r>
+      <w:r>
+        <w:rPr>
+          <w:lang w:val="nl-NL"/>
+        </w:rPr>
+      </w:r>
     </w:p>
     <w:p>
       <w:pPr>
-        <w:pStyle w:val="732"/>
-        <w:pBdr/>
-        <w:spacing/>
-        <w:ind/>
-        <w:rPr>
-          <w:lang w:val="nl-NL"/>
-        </w:rPr>
-      </w:pPr>
-      <w:r>
-        <w:rPr>
-          <w:lang w:val="nl-NL"/>
-        </w:rPr>
-        <w:t xml:space="preserve">Dag 4</w:t>
-      </w:r>
-      <w:r>
-        <w:rPr>
-          <w:lang w:val="nl-NL" w:bidi="nl-NL"/>
-        </w:rPr>
-      </w:r>
+        <w:pStyle w:val="873"/>
+        <w:pBdr/>
+        <w:spacing/>
+        <w:ind/>
+        <w:rPr>
+          <w:lang w:val="nl-NL"/>
+        </w:rPr>
+      </w:pPr>
+      <w:r/>
+      <w:bookmarkStart w:id="7" w:name="_Toc7"/>
+      <w:r>
+        <w:rPr>
+          <w:lang w:val="nl-NL"/>
+        </w:rPr>
+        <w:t xml:space="preserve">Dag 6</w:t>
+      </w:r>
+      <w:r>
+        <w:rPr>
+          <w:lang w:val="nl-NL"/>
+        </w:rPr>
+      </w:r>
+      <w:bookmarkEnd w:id="7"/>
+      <w:r/>
       <w:r>
         <w:rPr>
           <w:lang w:val="nl-NL"/>
@@ -3460,23 +3998,37 @@
           <w:lang w:val="nl-NL"/>
         </w:rPr>
       </w:r>
+      <w:r>
+        <w:rPr>
+          <w:lang w:val="nl-NL"/>
+        </w:rPr>
+      </w:r>
     </w:p>
     <w:p>
       <w:pPr>
-        <w:pStyle w:val="732"/>
-        <w:pBdr/>
-        <w:spacing/>
-        <w:ind/>
-        <w:rPr>
-          <w:lang w:val="nl-NL"/>
-        </w:rPr>
-      </w:pPr>
-      <w:r>
-        <w:rPr>
-          <w:lang w:val="nl-NL"/>
-        </w:rPr>
-        <w:t xml:space="preserve">Dag 5</w:t>
-      </w:r>
+        <w:pStyle w:val="873"/>
+        <w:pBdr/>
+        <w:spacing/>
+        <w:ind/>
+        <w:rPr>
+          <w:lang w:val="nl-NL"/>
+        </w:rPr>
+      </w:pPr>
+      <w:r/>
+      <w:bookmarkStart w:id="8" w:name="_Toc8"/>
+      <w:r>
+        <w:rPr>
+          <w:lang w:val="nl-NL"/>
+        </w:rPr>
+        <w:t xml:space="preserve">Dag 7</w:t>
+      </w:r>
+      <w:r>
+        <w:rPr>
+          <w:lang w:val="nl-NL"/>
+        </w:rPr>
+      </w:r>
+      <w:bookmarkEnd w:id="8"/>
+      <w:r/>
       <w:r>
         <w:rPr>
           <w:lang w:val="nl-NL"/>
@@ -3502,120 +4054,43 @@
           <w:lang w:val="nl-NL"/>
         </w:rPr>
       </w:r>
+      <w:r>
+        <w:rPr>
+          <w:lang w:val="nl-NL"/>
+        </w:rPr>
+      </w:r>
     </w:p>
     <w:p>
       <w:pPr>
-        <w:pStyle w:val="732"/>
-        <w:pBdr/>
-        <w:spacing/>
-        <w:ind/>
-        <w:rPr>
-          <w:lang w:val="nl-NL"/>
-        </w:rPr>
-      </w:pPr>
-      <w:r>
-        <w:rPr>
-          <w:lang w:val="nl-NL"/>
-        </w:rPr>
-        <w:t xml:space="preserve">Dag 6</w:t>
-      </w:r>
-      <w:r>
-        <w:rPr>
-          <w:lang w:val="nl-NL"/>
-        </w:rPr>
-      </w:r>
-    </w:p>
-    <w:p>
-      <w:pPr>
-        <w:pBdr/>
-        <w:spacing/>
-        <w:ind/>
-        <w:rPr>
-          <w:lang w:val="nl-NL"/>
-        </w:rPr>
-      </w:pPr>
-      <w:r>
-        <w:rPr>
-          <w:lang w:val="nl-NL" w:bidi="nl-NL"/>
-        </w:rPr>
-      </w:r>
-      <w:r>
-        <w:rPr>
-          <w:lang w:val="nl-NL"/>
-        </w:rPr>
-      </w:r>
-    </w:p>
-    <w:p>
-      <w:pPr>
-        <w:pStyle w:val="732"/>
-        <w:pBdr/>
-        <w:spacing/>
-        <w:ind/>
-        <w:rPr>
-          <w:lang w:val="nl-NL"/>
-        </w:rPr>
-      </w:pPr>
-      <w:r>
-        <w:rPr>
-          <w:lang w:val="nl-NL"/>
-        </w:rPr>
-        <w:t xml:space="preserve">Dag 7</w:t>
-      </w:r>
-      <w:r>
-        <w:rPr>
-          <w:lang w:val="nl-NL"/>
-        </w:rPr>
-      </w:r>
-    </w:p>
-    <w:p>
-      <w:pPr>
-        <w:pBdr/>
-        <w:spacing/>
-        <w:ind/>
-        <w:rPr>
-          <w:lang w:val="nl-NL"/>
-        </w:rPr>
-      </w:pPr>
-      <w:r>
-        <w:rPr>
-          <w:lang w:val="nl-NL" w:bidi="nl-NL"/>
-        </w:rPr>
-      </w:r>
-      <w:r>
-        <w:rPr>
-          <w:lang w:val="nl-NL"/>
-        </w:rPr>
-      </w:r>
-    </w:p>
-    <w:p>
-      <w:pPr>
-        <w:pStyle w:val="732"/>
-        <w:pBdr/>
-        <w:spacing/>
-        <w:ind/>
-        <w:rPr>
-          <w:lang w:val="nl-NL"/>
-        </w:rPr>
-      </w:pPr>
-      <w:r>
-        <w:rPr>
-          <w:lang w:val="nl-NL" w:bidi="nl-NL"/>
-        </w:rPr>
-      </w:r>
-      <w:bookmarkStart w:id="5" w:name="_Toc224036931"/>
+        <w:pStyle w:val="873"/>
+        <w:pBdr/>
+        <w:spacing/>
+        <w:ind/>
+        <w:rPr>
+          <w:lang w:val="nl-NL"/>
+        </w:rPr>
+      </w:pPr>
+      <w:r/>
+      <w:bookmarkStart w:id="9" w:name="_Toc9"/>
       <w:r>
         <w:rPr>
           <w:lang w:val="nl-NL"/>
         </w:rPr>
         <w:t xml:space="preserve">Changelog</w:t>
       </w:r>
-      <w:bookmarkEnd w:id="5"/>
       <w:r>
         <w:rPr>
           <w:lang w:val="nl-NL"/>
         </w:rPr>
         <w:t xml:space="preserve"> </w:t>
       </w:r>
+      <w:r>
+        <w:rPr>
+          <w:lang w:val="nl-NL"/>
+        </w:rPr>
+      </w:r>
+      <w:bookmarkEnd w:id="9"/>
+      <w:r/>
       <w:r>
         <w:rPr>
           <w:lang w:val="nl-NL"/>
@@ -3624,7 +4099,7 @@
     </w:p>
     <w:tbl>
       <w:tblPr>
-        <w:tblStyle w:val="775"/>
+        <w:tblStyle w:val="916"/>
         <w:tblW w:w="0" w:type="auto"/>
         <w:tblBorders/>
         <w:tblLook w:val="04A0" w:firstRow="1" w:lastRow="0" w:firstColumn="1" w:lastColumn="0" w:noHBand="0" w:noVBand="1"/>
@@ -3655,6 +4130,11 @@
                 <w:lang w:val="nl-NL"/>
               </w:rPr>
               <w:t xml:space="preserve">Datum</w:t>
+            </w:r>
+            <w:r>
+              <w:rPr>
+                <w:lang w:val="nl-NL"/>
+              </w:rPr>
             </w:r>
             <w:r>
               <w:rPr>
@@ -3688,6 +4168,11 @@
                 <w:lang w:val="nl-NL"/>
               </w:rPr>
             </w:r>
+            <w:r>
+              <w:rPr>
+                <w:lang w:val="nl-NL"/>
+              </w:rPr>
+            </w:r>
           </w:p>
         </w:tc>
         <w:tc>
@@ -3709,6 +4194,11 @@
                 <w:lang w:val="nl-NL"/>
               </w:rPr>
               <w:t xml:space="preserve">Aanpassingen </w:t>
+            </w:r>
+            <w:r>
+              <w:rPr>
+                <w:lang w:val="nl-NL"/>
+              </w:rPr>
             </w:r>
             <w:r>
               <w:rPr>
@@ -3745,6 +4235,11 @@
                 <w:lang w:val="nl-NL"/>
               </w:rPr>
             </w:r>
+            <w:r>
+              <w:rPr>
+                <w:lang w:val="nl-NL"/>
+              </w:rPr>
+            </w:r>
           </w:p>
         </w:tc>
         <w:tc>
@@ -3772,6 +4267,11 @@
                 <w:lang w:val="nl-NL"/>
               </w:rPr>
             </w:r>
+            <w:r>
+              <w:rPr>
+                <w:lang w:val="nl-NL"/>
+              </w:rPr>
+            </w:r>
           </w:p>
         </w:tc>
         <w:tc>
@@ -3793,6 +4293,11 @@
                 <w:lang w:val="nl-NL"/>
               </w:rPr>
               <w:t xml:space="preserve">Bestand aangemaakt</w:t>
+            </w:r>
+            <w:r>
+              <w:rPr>
+                <w:lang w:val="nl-NL"/>
+              </w:rPr>
             </w:r>
             <w:r>
               <w:rPr>
@@ -3829,6 +4334,11 @@
                 <w:lang w:val="nl-NL"/>
               </w:rPr>
             </w:r>
+            <w:r>
+              <w:rPr>
+                <w:lang w:val="nl-NL"/>
+              </w:rPr>
+            </w:r>
           </w:p>
         </w:tc>
         <w:tc>
@@ -3856,6 +4366,11 @@
                 <w:lang w:val="nl-NL"/>
               </w:rPr>
             </w:r>
+            <w:r>
+              <w:rPr>
+                <w:lang w:val="nl-NL"/>
+              </w:rPr>
+            </w:r>
           </w:p>
         </w:tc>
         <w:tc>
@@ -3877,6 +4392,11 @@
                 <w:lang w:val="nl-NL"/>
               </w:rPr>
               <w:t xml:space="preserve">Opzet gemaakt</w:t>
+            </w:r>
+            <w:r>
+              <w:rPr>
+                <w:lang w:val="nl-NL"/>
+              </w:rPr>
             </w:r>
             <w:r>
               <w:rPr>
@@ -3913,6 +4433,11 @@
                 <w:lang w:val="nl-NL"/>
               </w:rPr>
             </w:r>
+            <w:r>
+              <w:rPr>
+                <w:lang w:val="nl-NL"/>
+              </w:rPr>
+            </w:r>
           </w:p>
         </w:tc>
         <w:tc>
@@ -3934,6 +4459,11 @@
                 <w:lang w:val="nl-NL"/>
               </w:rPr>
               <w:t xml:space="preserve">1.2</w:t>
+            </w:r>
+            <w:r>
+              <w:rPr>
+                <w:lang w:val="nl-NL"/>
+              </w:rPr>
             </w:r>
             <w:r>
               <w:rPr>
@@ -3985,6 +4515,11 @@
                 <w:lang w:val="nl-NL"/>
               </w:rPr>
             </w:r>
+            <w:r>
+              <w:rPr>
+                <w:lang w:val="nl-NL"/>
+              </w:rPr>
+            </w:r>
           </w:p>
         </w:tc>
       </w:tr>
@@ -4008,36 +4543,43 @@
           <w:lang w:val="nl-NL"/>
         </w:rPr>
       </w:r>
+      <w:r>
+        <w:rPr>
+          <w:lang w:val="nl-NL"/>
+        </w:rPr>
+      </w:r>
     </w:p>
     <w:p>
       <w:pPr>
-        <w:pStyle w:val="732"/>
-        <w:pBdr/>
-        <w:spacing/>
-        <w:ind/>
-        <w:rPr>
-          <w:lang w:val="nl-NL"/>
-        </w:rPr>
-      </w:pPr>
-      <w:r>
-        <w:rPr>
-          <w:lang w:val="nl-NL" w:bidi="nl-NL"/>
-        </w:rPr>
-      </w:r>
-      <w:bookmarkStart w:id="6" w:name="_Toc224036932"/>
+        <w:pStyle w:val="873"/>
+        <w:pBdr/>
+        <w:spacing/>
+        <w:ind/>
+        <w:rPr>
+          <w:lang w:val="nl-NL"/>
+        </w:rPr>
+      </w:pPr>
+      <w:r/>
+      <w:bookmarkStart w:id="10" w:name="_Toc10"/>
       <w:r>
         <w:rPr>
           <w:lang w:val="nl-NL"/>
         </w:rPr>
         <w:t xml:space="preserve">Bijlagen</w:t>
       </w:r>
-      <w:bookmarkEnd w:id="6"/>
       <w:r>
         <w:rPr>
           <w:lang w:val="nl-NL"/>
         </w:rPr>
         <w:t xml:space="preserve"> </w:t>
       </w:r>
+      <w:r>
+        <w:rPr>
+          <w:lang w:val="nl-NL"/>
+        </w:rPr>
+      </w:r>
+      <w:bookmarkEnd w:id="10"/>
+      <w:r/>
       <w:r>
         <w:rPr>
           <w:lang w:val="nl-NL"/>
@@ -4066,6 +4608,12 @@
           <w:lang w:val="nl-NL"/>
         </w:rPr>
       </w:r>
+      <w:r>
+        <w:rPr>
+          <w:rFonts w:ascii="Aptos" w:hAnsi="Aptos"/>
+          <w:lang w:val="nl-NL"/>
+        </w:rPr>
+      </w:r>
     </w:p>
     <w:p>
       <w:pPr>
@@ -4089,6 +4637,12 @@
           <w:lang w:val="nl-NL"/>
         </w:rPr>
       </w:r>
+      <w:r>
+        <w:rPr>
+          <w:rFonts w:ascii="Aptos" w:hAnsi="Aptos"/>
+          <w:lang w:val="nl-NL"/>
+        </w:rPr>
+      </w:r>
     </w:p>
     <w:p>
       <w:pPr>
@@ -4112,6 +4666,12 @@
           <w:lang w:val="nl-NL"/>
         </w:rPr>
       </w:r>
+      <w:r>
+        <w:rPr>
+          <w:rFonts w:ascii="Aptos" w:hAnsi="Aptos"/>
+          <w:lang w:val="nl-NL"/>
+        </w:rPr>
+      </w:r>
     </w:p>
     <w:p>
       <w:pPr>
@@ -4135,6 +4695,12 @@
           <w:lang w:val="nl-NL"/>
         </w:rPr>
       </w:r>
+      <w:r>
+        <w:rPr>
+          <w:rFonts w:ascii="Aptos" w:hAnsi="Aptos"/>
+          <w:lang w:val="nl-NL"/>
+        </w:rPr>
+      </w:r>
     </w:p>
     <w:p>
       <w:pPr>
@@ -4158,6 +4724,12 @@
           <w:lang w:val="nl-NL"/>
         </w:rPr>
       </w:r>
+      <w:r>
+        <w:rPr>
+          <w:rFonts w:ascii="Aptos" w:hAnsi="Aptos"/>
+          <w:lang w:val="nl-NL"/>
+        </w:rPr>
+      </w:r>
     </w:p>
     <w:p>
       <w:pPr>
@@ -4181,6 +4753,12 @@
           <w:lang w:val="nl-NL"/>
         </w:rPr>
       </w:r>
+      <w:r>
+        <w:rPr>
+          <w:rFonts w:ascii="Aptos" w:hAnsi="Aptos"/>
+          <w:lang w:val="nl-NL"/>
+        </w:rPr>
+      </w:r>
     </w:p>
     <w:p>
       <w:pPr>
@@ -4204,6 +4782,12 @@
           <w:lang w:val="nl-NL"/>
         </w:rPr>
       </w:r>
+      <w:r>
+        <w:rPr>
+          <w:rFonts w:ascii="Aptos" w:hAnsi="Aptos"/>
+          <w:lang w:val="nl-NL"/>
+        </w:rPr>
+      </w:r>
     </w:p>
     <w:p>
       <w:pPr>
@@ -4227,6 +4811,12 @@
           <w:lang w:val="nl-NL"/>
         </w:rPr>
       </w:r>
+      <w:r>
+        <w:rPr>
+          <w:rFonts w:ascii="Aptos" w:hAnsi="Aptos"/>
+          <w:lang w:val="nl-NL"/>
+        </w:rPr>
+      </w:r>
     </w:p>
     <w:p>
       <w:pPr>
@@ -4250,6 +4840,12 @@
           <w:lang w:val="nl-NL"/>
         </w:rPr>
       </w:r>
+      <w:r>
+        <w:rPr>
+          <w:rFonts w:ascii="Aptos" w:hAnsi="Aptos"/>
+          <w:lang w:val="nl-NL"/>
+        </w:rPr>
+      </w:r>
     </w:p>
     <w:p>
       <w:pPr>
@@ -4273,6 +4869,12 @@
           <w:lang w:val="nl-NL"/>
         </w:rPr>
       </w:r>
+      <w:r>
+        <w:rPr>
+          <w:rFonts w:ascii="Aptos" w:hAnsi="Aptos"/>
+          <w:lang w:val="nl-NL"/>
+        </w:rPr>
+      </w:r>
     </w:p>
     <w:p>
       <w:pPr>
@@ -4296,6 +4898,12 @@
           <w:lang w:val="nl-NL"/>
         </w:rPr>
       </w:r>
+      <w:r>
+        <w:rPr>
+          <w:rFonts w:ascii="Aptos" w:hAnsi="Aptos"/>
+          <w:lang w:val="nl-NL"/>
+        </w:rPr>
+      </w:r>
     </w:p>
     <w:p>
       <w:pPr>
@@ -4319,6 +4927,12 @@
           <w:lang w:val="nl-NL"/>
         </w:rPr>
       </w:r>
+      <w:r>
+        <w:rPr>
+          <w:rFonts w:ascii="Aptos" w:hAnsi="Aptos"/>
+          <w:lang w:val="nl-NL"/>
+        </w:rPr>
+      </w:r>
     </w:p>
     <w:p>
       <w:pPr>
@@ -4342,6 +4956,12 @@
           <w:lang w:val="nl-NL"/>
         </w:rPr>
       </w:r>
+      <w:r>
+        <w:rPr>
+          <w:rFonts w:ascii="Aptos" w:hAnsi="Aptos"/>
+          <w:lang w:val="nl-NL"/>
+        </w:rPr>
+      </w:r>
     </w:p>
     <w:p>
       <w:pPr>
@@ -4365,6 +4985,12 @@
           <w:lang w:val="nl-NL"/>
         </w:rPr>
       </w:r>
+      <w:r>
+        <w:rPr>
+          <w:rFonts w:ascii="Aptos" w:hAnsi="Aptos"/>
+          <w:lang w:val="nl-NL"/>
+        </w:rPr>
+      </w:r>
     </w:p>
     <w:p>
       <w:pPr>
@@ -4388,6 +5014,12 @@
           <w:lang w:val="nl-NL"/>
         </w:rPr>
       </w:r>
+      <w:r>
+        <w:rPr>
+          <w:rFonts w:ascii="Aptos" w:hAnsi="Aptos"/>
+          <w:lang w:val="nl-NL"/>
+        </w:rPr>
+      </w:r>
     </w:p>
     <w:p>
       <w:pPr>
@@ -4411,6 +5043,12 @@
           <w:lang w:val="nl-NL"/>
         </w:rPr>
       </w:r>
+      <w:r>
+        <w:rPr>
+          <w:rFonts w:ascii="Aptos" w:hAnsi="Aptos"/>
+          <w:lang w:val="nl-NL"/>
+        </w:rPr>
+      </w:r>
     </w:p>
     <w:p>
       <w:pPr>
@@ -4434,6 +5072,12 @@
           <w:lang w:val="nl-NL"/>
         </w:rPr>
       </w:r>
+      <w:r>
+        <w:rPr>
+          <w:rFonts w:ascii="Aptos" w:hAnsi="Aptos"/>
+          <w:lang w:val="nl-NL"/>
+        </w:rPr>
+      </w:r>
     </w:p>
     <w:p>
       <w:pPr>
@@ -4457,6 +5101,12 @@
           <w:lang w:val="nl-NL"/>
         </w:rPr>
       </w:r>
+      <w:r>
+        <w:rPr>
+          <w:rFonts w:ascii="Aptos" w:hAnsi="Aptos"/>
+          <w:lang w:val="nl-NL"/>
+        </w:rPr>
+      </w:r>
     </w:p>
     <w:p>
       <w:pPr>
@@ -4480,6 +5130,12 @@
           <w:lang w:val="nl-NL"/>
         </w:rPr>
       </w:r>
+      <w:r>
+        <w:rPr>
+          <w:rFonts w:ascii="Aptos" w:hAnsi="Aptos"/>
+          <w:lang w:val="nl-NL"/>
+        </w:rPr>
+      </w:r>
     </w:p>
     <w:p>
       <w:pPr>
@@ -4503,6 +5159,12 @@
           <w:lang w:val="nl-NL"/>
         </w:rPr>
       </w:r>
+      <w:r>
+        <w:rPr>
+          <w:rFonts w:ascii="Aptos" w:hAnsi="Aptos"/>
+          <w:lang w:val="nl-NL"/>
+        </w:rPr>
+      </w:r>
     </w:p>
     <w:p>
       <w:pPr>
@@ -4526,6 +5188,12 @@
           <w:lang w:val="nl-NL"/>
         </w:rPr>
       </w:r>
+      <w:r>
+        <w:rPr>
+          <w:rFonts w:ascii="Aptos" w:hAnsi="Aptos"/>
+          <w:lang w:val="nl-NL"/>
+        </w:rPr>
+      </w:r>
     </w:p>
     <w:p>
       <w:pPr>
@@ -4549,6 +5217,12 @@
           <w:lang w:val="nl-NL"/>
         </w:rPr>
       </w:r>
+      <w:r>
+        <w:rPr>
+          <w:rFonts w:ascii="Aptos" w:hAnsi="Aptos"/>
+          <w:lang w:val="nl-NL"/>
+        </w:rPr>
+      </w:r>
     </w:p>
     <w:p>
       <w:pPr>
@@ -4572,6 +5246,12 @@
           <w:lang w:val="nl-NL"/>
         </w:rPr>
       </w:r>
+      <w:r>
+        <w:rPr>
+          <w:rFonts w:ascii="Aptos" w:hAnsi="Aptos"/>
+          <w:lang w:val="nl-NL"/>
+        </w:rPr>
+      </w:r>
     </w:p>
     <w:p>
       <w:pPr>
@@ -4595,6 +5275,12 @@
           <w:lang w:val="nl-NL"/>
         </w:rPr>
       </w:r>
+      <w:r>
+        <w:rPr>
+          <w:rFonts w:ascii="Aptos" w:hAnsi="Aptos"/>
+          <w:lang w:val="nl-NL"/>
+        </w:rPr>
+      </w:r>
     </w:p>
     <w:p>
       <w:pPr>
@@ -4618,6 +5304,12 @@
           <w:lang w:val="nl-NL"/>
         </w:rPr>
       </w:r>
+      <w:r>
+        <w:rPr>
+          <w:rFonts w:ascii="Aptos" w:hAnsi="Aptos"/>
+          <w:lang w:val="nl-NL"/>
+        </w:rPr>
+      </w:r>
     </w:p>
     <w:p>
       <w:pPr>
@@ -4641,6 +5333,12 @@
           <w:lang w:val="nl-NL"/>
         </w:rPr>
       </w:r>
+      <w:r>
+        <w:rPr>
+          <w:rFonts w:ascii="Aptos" w:hAnsi="Aptos"/>
+          <w:lang w:val="nl-NL"/>
+        </w:rPr>
+      </w:r>
     </w:p>
     <w:p>
       <w:pPr>
@@ -4664,6 +5362,12 @@
           <w:lang w:val="nl-NL"/>
         </w:rPr>
       </w:r>
+      <w:r>
+        <w:rPr>
+          <w:rFonts w:ascii="Aptos" w:hAnsi="Aptos"/>
+          <w:lang w:val="nl-NL"/>
+        </w:rPr>
+      </w:r>
     </w:p>
     <w:p>
       <w:pPr>
@@ -4687,6 +5391,12 @@
           <w:lang w:val="nl-NL"/>
         </w:rPr>
       </w:r>
+      <w:r>
+        <w:rPr>
+          <w:rFonts w:ascii="Aptos" w:hAnsi="Aptos"/>
+          <w:lang w:val="nl-NL"/>
+        </w:rPr>
+      </w:r>
     </w:p>
     <w:p>
       <w:pPr>
@@ -4710,6 +5420,12 @@
           <w:lang w:val="nl-NL"/>
         </w:rPr>
       </w:r>
+      <w:r>
+        <w:rPr>
+          <w:rFonts w:ascii="Aptos" w:hAnsi="Aptos"/>
+          <w:lang w:val="nl-NL"/>
+        </w:rPr>
+      </w:r>
     </w:p>
     <w:p>
       <w:pPr>
@@ -4733,6 +5449,12 @@
           <w:lang w:val="nl-NL"/>
         </w:rPr>
       </w:r>
+      <w:r>
+        <w:rPr>
+          <w:rFonts w:ascii="Aptos" w:hAnsi="Aptos"/>
+          <w:lang w:val="nl-NL"/>
+        </w:rPr>
+      </w:r>
     </w:p>
     <w:p>
       <w:pPr>
@@ -4756,6 +5478,12 @@
           <w:lang w:val="nl-NL"/>
         </w:rPr>
       </w:r>
+      <w:r>
+        <w:rPr>
+          <w:rFonts w:ascii="Aptos" w:hAnsi="Aptos"/>
+          <w:lang w:val="nl-NL"/>
+        </w:rPr>
+      </w:r>
     </w:p>
     <w:p>
       <w:pPr>
@@ -4779,6 +5507,12 @@
           <w:lang w:val="nl-NL"/>
         </w:rPr>
       </w:r>
+      <w:r>
+        <w:rPr>
+          <w:rFonts w:ascii="Aptos" w:hAnsi="Aptos"/>
+          <w:lang w:val="nl-NL"/>
+        </w:rPr>
+      </w:r>
     </w:p>
     <w:p>
       <w:pPr>
@@ -4802,6 +5536,12 @@
           <w:lang w:val="nl-NL"/>
         </w:rPr>
       </w:r>
+      <w:r>
+        <w:rPr>
+          <w:rFonts w:ascii="Aptos" w:hAnsi="Aptos"/>
+          <w:lang w:val="nl-NL"/>
+        </w:rPr>
+      </w:r>
     </w:p>
     <w:p>
       <w:pPr>
@@ -4825,6 +5565,12 @@
           <w:lang w:val="nl-NL"/>
         </w:rPr>
       </w:r>
+      <w:r>
+        <w:rPr>
+          <w:rFonts w:ascii="Aptos" w:hAnsi="Aptos"/>
+          <w:lang w:val="nl-NL"/>
+        </w:rPr>
+      </w:r>
     </w:p>
     <w:p>
       <w:pPr>
@@ -4848,6 +5594,12 @@
           <w:lang w:val="nl-NL"/>
         </w:rPr>
       </w:r>
+      <w:r>
+        <w:rPr>
+          <w:rFonts w:ascii="Aptos" w:hAnsi="Aptos"/>
+          <w:lang w:val="nl-NL"/>
+        </w:rPr>
+      </w:r>
     </w:p>
     <w:p>
       <w:pPr>
@@ -4871,6 +5623,12 @@
           <w:lang w:val="nl-NL"/>
         </w:rPr>
       </w:r>
+      <w:r>
+        <w:rPr>
+          <w:rFonts w:ascii="Aptos" w:hAnsi="Aptos"/>
+          <w:lang w:val="nl-NL"/>
+        </w:rPr>
+      </w:r>
     </w:p>
     <w:p>
       <w:pPr>
@@ -4894,6 +5652,12 @@
           <w:lang w:val="nl-NL"/>
         </w:rPr>
       </w:r>
+      <w:r>
+        <w:rPr>
+          <w:rFonts w:ascii="Aptos" w:hAnsi="Aptos"/>
+          <w:lang w:val="nl-NL"/>
+        </w:rPr>
+      </w:r>
     </w:p>
     <w:p>
       <w:pPr>
@@ -4917,6 +5681,12 @@
           <w:lang w:val="nl-NL"/>
         </w:rPr>
       </w:r>
+      <w:r>
+        <w:rPr>
+          <w:rFonts w:ascii="Aptos" w:hAnsi="Aptos"/>
+          <w:lang w:val="nl-NL"/>
+        </w:rPr>
+      </w:r>
     </w:p>
     <w:p>
       <w:pPr>
@@ -4940,6 +5710,12 @@
           <w:lang w:val="nl-NL"/>
         </w:rPr>
       </w:r>
+      <w:r>
+        <w:rPr>
+          <w:rFonts w:ascii="Aptos" w:hAnsi="Aptos"/>
+          <w:lang w:val="nl-NL"/>
+        </w:rPr>
+      </w:r>
     </w:p>
     <w:p>
       <w:pPr>
@@ -4963,6 +5739,12 @@
           <w:lang w:val="nl-NL"/>
         </w:rPr>
       </w:r>
+      <w:r>
+        <w:rPr>
+          <w:rFonts w:ascii="Aptos" w:hAnsi="Aptos"/>
+          <w:lang w:val="nl-NL"/>
+        </w:rPr>
+      </w:r>
     </w:p>
     <w:p>
       <w:pPr>
@@ -4986,6 +5768,12 @@
           <w:lang w:val="nl-NL"/>
         </w:rPr>
       </w:r>
+      <w:r>
+        <w:rPr>
+          <w:rFonts w:ascii="Aptos" w:hAnsi="Aptos"/>
+          <w:lang w:val="nl-NL"/>
+        </w:rPr>
+      </w:r>
     </w:p>
     <w:p>
       <w:pPr>
@@ -5009,6 +5797,12 @@
           <w:lang w:val="nl-NL"/>
         </w:rPr>
       </w:r>
+      <w:r>
+        <w:rPr>
+          <w:rFonts w:ascii="Aptos" w:hAnsi="Aptos"/>
+          <w:lang w:val="nl-NL"/>
+        </w:rPr>
+      </w:r>
     </w:p>
     <w:p>
       <w:pPr>
@@ -5032,6 +5826,12 @@
           <w:lang w:val="nl-NL"/>
         </w:rPr>
       </w:r>
+      <w:r>
+        <w:rPr>
+          <w:rFonts w:ascii="Aptos" w:hAnsi="Aptos"/>
+          <w:lang w:val="nl-NL"/>
+        </w:rPr>
+      </w:r>
     </w:p>
     <w:p>
       <w:pPr>
@@ -5055,6 +5855,12 @@
           <w:lang w:val="nl-NL"/>
         </w:rPr>
       </w:r>
+      <w:r>
+        <w:rPr>
+          <w:rFonts w:ascii="Aptos" w:hAnsi="Aptos"/>
+          <w:lang w:val="nl-NL"/>
+        </w:rPr>
+      </w:r>
     </w:p>
     <w:p>
       <w:pPr>
@@ -5078,6 +5884,12 @@
           <w:lang w:val="nl-NL"/>
         </w:rPr>
       </w:r>
+      <w:r>
+        <w:rPr>
+          <w:rFonts w:ascii="Aptos" w:hAnsi="Aptos"/>
+          <w:lang w:val="nl-NL"/>
+        </w:rPr>
+      </w:r>
     </w:p>
     <w:p>
       <w:pPr>
@@ -5101,6 +5913,12 @@
           <w:lang w:val="nl-NL"/>
         </w:rPr>
       </w:r>
+      <w:r>
+        <w:rPr>
+          <w:rFonts w:ascii="Aptos" w:hAnsi="Aptos"/>
+          <w:lang w:val="nl-NL"/>
+        </w:rPr>
+      </w:r>
     </w:p>
     <w:p>
       <w:pPr>
@@ -5124,6 +5942,12 @@
           <w:lang w:val="nl-NL"/>
         </w:rPr>
       </w:r>
+      <w:r>
+        <w:rPr>
+          <w:rFonts w:ascii="Aptos" w:hAnsi="Aptos"/>
+          <w:lang w:val="nl-NL"/>
+        </w:rPr>
+      </w:r>
     </w:p>
     <w:p>
       <w:pPr>
@@ -5147,6 +5971,12 @@
           <w:lang w:val="nl-NL"/>
         </w:rPr>
       </w:r>
+      <w:r>
+        <w:rPr>
+          <w:rFonts w:ascii="Aptos" w:hAnsi="Aptos"/>
+          <w:lang w:val="nl-NL"/>
+        </w:rPr>
+      </w:r>
     </w:p>
     <w:p>
       <w:pPr>
@@ -5170,6 +6000,12 @@
           <w:lang w:val="nl-NL"/>
         </w:rPr>
       </w:r>
+      <w:r>
+        <w:rPr>
+          <w:rFonts w:ascii="Aptos" w:hAnsi="Aptos"/>
+          <w:lang w:val="nl-NL"/>
+        </w:rPr>
+      </w:r>
     </w:p>
     <w:p>
       <w:pPr>
@@ -5193,6 +6029,12 @@
           <w:lang w:val="nl-NL"/>
         </w:rPr>
       </w:r>
+      <w:r>
+        <w:rPr>
+          <w:rFonts w:ascii="Aptos" w:hAnsi="Aptos"/>
+          <w:lang w:val="nl-NL"/>
+        </w:rPr>
+      </w:r>
     </w:p>
     <w:p>
       <w:pPr>
@@ -5216,6 +6058,12 @@
           <w:lang w:val="nl-NL"/>
         </w:rPr>
       </w:r>
+      <w:r>
+        <w:rPr>
+          <w:rFonts w:ascii="Aptos" w:hAnsi="Aptos"/>
+          <w:lang w:val="nl-NL"/>
+        </w:rPr>
+      </w:r>
     </w:p>
     <w:p>
       <w:pPr>
@@ -5239,6 +6087,12 @@
           <w:lang w:val="nl-NL"/>
         </w:rPr>
       </w:r>
+      <w:r>
+        <w:rPr>
+          <w:rFonts w:ascii="Aptos" w:hAnsi="Aptos"/>
+          <w:lang w:val="nl-NL"/>
+        </w:rPr>
+      </w:r>
     </w:p>
     <w:p>
       <w:pPr>
@@ -5262,6 +6116,12 @@
           <w:lang w:val="nl-NL"/>
         </w:rPr>
       </w:r>
+      <w:r>
+        <w:rPr>
+          <w:rFonts w:ascii="Aptos" w:hAnsi="Aptos"/>
+          <w:lang w:val="nl-NL"/>
+        </w:rPr>
+      </w:r>
     </w:p>
     <w:p>
       <w:pPr>
@@ -5285,6 +6145,12 @@
           <w:lang w:val="nl-NL"/>
         </w:rPr>
       </w:r>
+      <w:r>
+        <w:rPr>
+          <w:rFonts w:ascii="Aptos" w:hAnsi="Aptos"/>
+          <w:lang w:val="nl-NL"/>
+        </w:rPr>
+      </w:r>
     </w:p>
     <w:p>
       <w:pPr>
@@ -5308,6 +6174,12 @@
           <w:lang w:val="nl-NL"/>
         </w:rPr>
       </w:r>
+      <w:r>
+        <w:rPr>
+          <w:rFonts w:ascii="Aptos" w:hAnsi="Aptos"/>
+          <w:lang w:val="nl-NL"/>
+        </w:rPr>
+      </w:r>
     </w:p>
     <w:p>
       <w:pPr>
@@ -5331,6 +6203,12 @@
           <w:lang w:val="nl-NL"/>
         </w:rPr>
       </w:r>
+      <w:r>
+        <w:rPr>
+          <w:rFonts w:ascii="Aptos" w:hAnsi="Aptos"/>
+          <w:lang w:val="nl-NL"/>
+        </w:rPr>
+      </w:r>
     </w:p>
     <w:p>
       <w:pPr>
@@ -5354,6 +6232,12 @@
           <w:lang w:val="nl-NL"/>
         </w:rPr>
       </w:r>
+      <w:r>
+        <w:rPr>
+          <w:rFonts w:ascii="Aptos" w:hAnsi="Aptos"/>
+          <w:lang w:val="nl-NL"/>
+        </w:rPr>
+      </w:r>
     </w:p>
     <w:p>
       <w:pPr>
@@ -5377,6 +6261,12 @@
           <w:lang w:val="nl-NL"/>
         </w:rPr>
       </w:r>
+      <w:r>
+        <w:rPr>
+          <w:rFonts w:ascii="Aptos" w:hAnsi="Aptos"/>
+          <w:lang w:val="nl-NL"/>
+        </w:rPr>
+      </w:r>
     </w:p>
     <w:p>
       <w:pPr>
@@ -5400,6 +6290,12 @@
           <w:lang w:val="nl-NL"/>
         </w:rPr>
       </w:r>
+      <w:r>
+        <w:rPr>
+          <w:rFonts w:ascii="Aptos" w:hAnsi="Aptos"/>
+          <w:lang w:val="nl-NL"/>
+        </w:rPr>
+      </w:r>
     </w:p>
     <w:p>
       <w:pPr>
@@ -5423,6 +6319,12 @@
           <w:lang w:val="nl-NL"/>
         </w:rPr>
       </w:r>
+      <w:r>
+        <w:rPr>
+          <w:rFonts w:ascii="Aptos" w:hAnsi="Aptos"/>
+          <w:lang w:val="nl-NL"/>
+        </w:rPr>
+      </w:r>
     </w:p>
     <w:p>
       <w:pPr>
@@ -5446,6 +6348,12 @@
           <w:lang w:val="nl-NL"/>
         </w:rPr>
       </w:r>
+      <w:r>
+        <w:rPr>
+          <w:rFonts w:ascii="Aptos" w:hAnsi="Aptos"/>
+          <w:lang w:val="nl-NL"/>
+        </w:rPr>
+      </w:r>
     </w:p>
     <w:p>
       <w:pPr>
@@ -5469,6 +6377,12 @@
           <w:lang w:val="nl-NL"/>
         </w:rPr>
       </w:r>
+      <w:r>
+        <w:rPr>
+          <w:rFonts w:ascii="Aptos" w:hAnsi="Aptos"/>
+          <w:lang w:val="nl-NL"/>
+        </w:rPr>
+      </w:r>
     </w:p>
     <w:p>
       <w:pPr>
@@ -5492,6 +6406,12 @@
           <w:lang w:val="nl-NL"/>
         </w:rPr>
       </w:r>
+      <w:r>
+        <w:rPr>
+          <w:rFonts w:ascii="Aptos" w:hAnsi="Aptos"/>
+          <w:lang w:val="nl-NL"/>
+        </w:rPr>
+      </w:r>
     </w:p>
     <w:p>
       <w:pPr>
@@ -5515,6 +6435,12 @@
           <w:lang w:val="nl-NL"/>
         </w:rPr>
       </w:r>
+      <w:r>
+        <w:rPr>
+          <w:rFonts w:ascii="Aptos" w:hAnsi="Aptos"/>
+          <w:lang w:val="nl-NL"/>
+        </w:rPr>
+      </w:r>
     </w:p>
     <w:p>
       <w:pPr>
@@ -5538,6 +6464,12 @@
           <w:lang w:val="nl-NL"/>
         </w:rPr>
       </w:r>
+      <w:r>
+        <w:rPr>
+          <w:rFonts w:ascii="Aptos" w:hAnsi="Aptos"/>
+          <w:lang w:val="nl-NL"/>
+        </w:rPr>
+      </w:r>
     </w:p>
     <w:p>
       <w:pPr>
@@ -5561,6 +6493,12 @@
           <w:lang w:val="nl-NL"/>
         </w:rPr>
       </w:r>
+      <w:r>
+        <w:rPr>
+          <w:rFonts w:ascii="Aptos" w:hAnsi="Aptos"/>
+          <w:lang w:val="nl-NL"/>
+        </w:rPr>
+      </w:r>
     </w:p>
     <w:p>
       <w:pPr>
@@ -5584,6 +6522,12 @@
           <w:lang w:val="nl-NL"/>
         </w:rPr>
       </w:r>
+      <w:r>
+        <w:rPr>
+          <w:rFonts w:ascii="Aptos" w:hAnsi="Aptos"/>
+          <w:lang w:val="nl-NL"/>
+        </w:rPr>
+      </w:r>
     </w:p>
     <w:p>
       <w:pPr>
@@ -5607,6 +6551,12 @@
           <w:lang w:val="nl-NL"/>
         </w:rPr>
       </w:r>
+      <w:r>
+        <w:rPr>
+          <w:rFonts w:ascii="Aptos" w:hAnsi="Aptos"/>
+          <w:lang w:val="nl-NL"/>
+        </w:rPr>
+      </w:r>
     </w:p>
     <w:p>
       <w:pPr>
@@ -5630,6 +6580,12 @@
           <w:lang w:val="nl-NL"/>
         </w:rPr>
       </w:r>
+      <w:r>
+        <w:rPr>
+          <w:rFonts w:ascii="Aptos" w:hAnsi="Aptos"/>
+          <w:lang w:val="nl-NL"/>
+        </w:rPr>
+      </w:r>
     </w:p>
     <w:p>
       <w:pPr>
@@ -5653,6 +6609,12 @@
           <w:lang w:val="nl-NL"/>
         </w:rPr>
       </w:r>
+      <w:r>
+        <w:rPr>
+          <w:rFonts w:ascii="Aptos" w:hAnsi="Aptos"/>
+          <w:lang w:val="nl-NL"/>
+        </w:rPr>
+      </w:r>
     </w:p>
     <w:p>
       <w:pPr>
@@ -5676,6 +6638,12 @@
           <w:lang w:val="nl-NL"/>
         </w:rPr>
       </w:r>
+      <w:r>
+        <w:rPr>
+          <w:rFonts w:ascii="Aptos" w:hAnsi="Aptos"/>
+          <w:lang w:val="nl-NL"/>
+        </w:rPr>
+      </w:r>
     </w:p>
     <w:p>
       <w:pPr>
@@ -5699,6 +6667,12 @@
           <w:lang w:val="nl-NL"/>
         </w:rPr>
       </w:r>
+      <w:r>
+        <w:rPr>
+          <w:rFonts w:ascii="Aptos" w:hAnsi="Aptos"/>
+          <w:lang w:val="nl-NL"/>
+        </w:rPr>
+      </w:r>
     </w:p>
     <w:p>
       <w:pPr>
@@ -5722,6 +6696,12 @@
           <w:lang w:val="nl-NL"/>
         </w:rPr>
       </w:r>
+      <w:r>
+        <w:rPr>
+          <w:rFonts w:ascii="Aptos" w:hAnsi="Aptos"/>
+          <w:lang w:val="nl-NL"/>
+        </w:rPr>
+      </w:r>
     </w:p>
     <w:p>
       <w:pPr>
@@ -5745,6 +6725,12 @@
           <w:lang w:val="nl-NL"/>
         </w:rPr>
       </w:r>
+      <w:r>
+        <w:rPr>
+          <w:rFonts w:ascii="Aptos" w:hAnsi="Aptos"/>
+          <w:lang w:val="nl-NL"/>
+        </w:rPr>
+      </w:r>
     </w:p>
     <w:p>
       <w:pPr>
@@ -5768,6 +6754,12 @@
           <w:lang w:val="nl-NL"/>
         </w:rPr>
       </w:r>
+      <w:r>
+        <w:rPr>
+          <w:rFonts w:ascii="Aptos" w:hAnsi="Aptos"/>
+          <w:lang w:val="nl-NL"/>
+        </w:rPr>
+      </w:r>
     </w:p>
     <w:p>
       <w:pPr>
@@ -5791,6 +6783,12 @@
           <w:lang w:val="nl-NL"/>
         </w:rPr>
       </w:r>
+      <w:r>
+        <w:rPr>
+          <w:rFonts w:ascii="Aptos" w:hAnsi="Aptos"/>
+          <w:lang w:val="nl-NL"/>
+        </w:rPr>
+      </w:r>
     </w:p>
     <w:p>
       <w:pPr>
@@ -5814,6 +6812,12 @@
           <w:lang w:val="nl-NL"/>
         </w:rPr>
       </w:r>
+      <w:r>
+        <w:rPr>
+          <w:rFonts w:ascii="Aptos" w:hAnsi="Aptos"/>
+          <w:lang w:val="nl-NL"/>
+        </w:rPr>
+      </w:r>
     </w:p>
     <w:p>
       <w:pPr>
@@ -5837,6 +6841,12 @@
           <w:lang w:val="nl-NL"/>
         </w:rPr>
       </w:r>
+      <w:r>
+        <w:rPr>
+          <w:rFonts w:ascii="Aptos" w:hAnsi="Aptos"/>
+          <w:lang w:val="nl-NL"/>
+        </w:rPr>
+      </w:r>
     </w:p>
     <w:p>
       <w:pPr>
@@ -5860,6 +6870,12 @@
           <w:lang w:val="nl-NL"/>
         </w:rPr>
       </w:r>
+      <w:r>
+        <w:rPr>
+          <w:rFonts w:ascii="Aptos" w:hAnsi="Aptos"/>
+          <w:lang w:val="nl-NL"/>
+        </w:rPr>
+      </w:r>
     </w:p>
     <w:p>
       <w:pPr>
@@ -5883,6 +6899,12 @@
           <w:lang w:val="nl-NL"/>
         </w:rPr>
       </w:r>
+      <w:r>
+        <w:rPr>
+          <w:rFonts w:ascii="Aptos" w:hAnsi="Aptos"/>
+          <w:lang w:val="nl-NL"/>
+        </w:rPr>
+      </w:r>
     </w:p>
     <w:p>
       <w:pPr>
@@ -5906,6 +6928,12 @@
           <w:lang w:val="nl-NL"/>
         </w:rPr>
       </w:r>
+      <w:r>
+        <w:rPr>
+          <w:rFonts w:ascii="Aptos" w:hAnsi="Aptos"/>
+          <w:lang w:val="nl-NL"/>
+        </w:rPr>
+      </w:r>
     </w:p>
     <w:p>
       <w:pPr>
@@ -5929,6 +6957,12 @@
           <w:lang w:val="nl-NL"/>
         </w:rPr>
       </w:r>
+      <w:r>
+        <w:rPr>
+          <w:rFonts w:ascii="Aptos" w:hAnsi="Aptos"/>
+          <w:lang w:val="nl-NL"/>
+        </w:rPr>
+      </w:r>
     </w:p>
     <w:p>
       <w:pPr>
@@ -5952,6 +6986,12 @@
           <w:lang w:val="nl-NL"/>
         </w:rPr>
       </w:r>
+      <w:r>
+        <w:rPr>
+          <w:rFonts w:ascii="Aptos" w:hAnsi="Aptos"/>
+          <w:lang w:val="nl-NL"/>
+        </w:rPr>
+      </w:r>
     </w:p>
     <w:p>
       <w:pPr>
@@ -5975,6 +7015,12 @@
           <w:lang w:val="nl-NL"/>
         </w:rPr>
       </w:r>
+      <w:r>
+        <w:rPr>
+          <w:rFonts w:ascii="Aptos" w:hAnsi="Aptos"/>
+          <w:lang w:val="nl-NL"/>
+        </w:rPr>
+      </w:r>
     </w:p>
     <w:p>
       <w:pPr>
@@ -5998,6 +7044,12 @@
           <w:lang w:val="nl-NL"/>
         </w:rPr>
       </w:r>
+      <w:r>
+        <w:rPr>
+          <w:rFonts w:ascii="Aptos" w:hAnsi="Aptos"/>
+          <w:lang w:val="nl-NL"/>
+        </w:rPr>
+      </w:r>
     </w:p>
     <w:p>
       <w:pPr>
@@ -6021,6 +7073,12 @@
           <w:lang w:val="nl-NL"/>
         </w:rPr>
       </w:r>
+      <w:r>
+        <w:rPr>
+          <w:rFonts w:ascii="Aptos" w:hAnsi="Aptos"/>
+          <w:lang w:val="nl-NL"/>
+        </w:rPr>
+      </w:r>
     </w:p>
     <w:p>
       <w:pPr>
@@ -6044,6 +7102,12 @@
           <w:lang w:val="nl-NL"/>
         </w:rPr>
       </w:r>
+      <w:r>
+        <w:rPr>
+          <w:rFonts w:ascii="Aptos" w:hAnsi="Aptos"/>
+          <w:lang w:val="nl-NL"/>
+        </w:rPr>
+      </w:r>
     </w:p>
     <w:p>
       <w:pPr>
@@ -6067,6 +7131,12 @@
           <w:lang w:val="nl-NL"/>
         </w:rPr>
       </w:r>
+      <w:r>
+        <w:rPr>
+          <w:rFonts w:ascii="Aptos" w:hAnsi="Aptos"/>
+          <w:lang w:val="nl-NL"/>
+        </w:rPr>
+      </w:r>
     </w:p>
     <w:p>
       <w:pPr>
@@ -6090,6 +7160,12 @@
           <w:lang w:val="nl-NL"/>
         </w:rPr>
       </w:r>
+      <w:r>
+        <w:rPr>
+          <w:rFonts w:ascii="Aptos" w:hAnsi="Aptos"/>
+          <w:lang w:val="nl-NL"/>
+        </w:rPr>
+      </w:r>
     </w:p>
     <w:p>
       <w:pPr>
@@ -6113,6 +7189,12 @@
           <w:lang w:val="nl-NL"/>
         </w:rPr>
       </w:r>
+      <w:r>
+        <w:rPr>
+          <w:rFonts w:ascii="Aptos" w:hAnsi="Aptos"/>
+          <w:lang w:val="nl-NL"/>
+        </w:rPr>
+      </w:r>
     </w:p>
     <w:p>
       <w:pPr>
@@ -6136,6 +7218,12 @@
           <w:lang w:val="nl-NL"/>
         </w:rPr>
       </w:r>
+      <w:r>
+        <w:rPr>
+          <w:rFonts w:ascii="Aptos" w:hAnsi="Aptos"/>
+          <w:lang w:val="nl-NL"/>
+        </w:rPr>
+      </w:r>
     </w:p>
     <w:p>
       <w:pPr>
@@ -6159,6 +7247,12 @@
           <w:lang w:val="nl-NL"/>
         </w:rPr>
       </w:r>
+      <w:r>
+        <w:rPr>
+          <w:rFonts w:ascii="Aptos" w:hAnsi="Aptos"/>
+          <w:lang w:val="nl-NL"/>
+        </w:rPr>
+      </w:r>
     </w:p>
     <w:p>
       <w:pPr>
@@ -6182,6 +7276,12 @@
           <w:lang w:val="nl-NL"/>
         </w:rPr>
       </w:r>
+      <w:r>
+        <w:rPr>
+          <w:rFonts w:ascii="Aptos" w:hAnsi="Aptos"/>
+          <w:lang w:val="nl-NL"/>
+        </w:rPr>
+      </w:r>
     </w:p>
     <w:p>
       <w:pPr>
@@ -6205,6 +7305,12 @@
           <w:lang w:val="nl-NL"/>
         </w:rPr>
       </w:r>
+      <w:r>
+        <w:rPr>
+          <w:rFonts w:ascii="Aptos" w:hAnsi="Aptos"/>
+          <w:lang w:val="nl-NL"/>
+        </w:rPr>
+      </w:r>
     </w:p>
     <w:p>
       <w:pPr>
@@ -6228,6 +7334,12 @@
           <w:lang w:val="nl-NL"/>
         </w:rPr>
       </w:r>
+      <w:r>
+        <w:rPr>
+          <w:rFonts w:ascii="Aptos" w:hAnsi="Aptos"/>
+          <w:lang w:val="nl-NL"/>
+        </w:rPr>
+      </w:r>
     </w:p>
     <w:p>
       <w:pPr>
@@ -6251,6 +7363,12 @@
           <w:lang w:val="nl-NL"/>
         </w:rPr>
       </w:r>
+      <w:r>
+        <w:rPr>
+          <w:rFonts w:ascii="Aptos" w:hAnsi="Aptos"/>
+          <w:lang w:val="nl-NL"/>
+        </w:rPr>
+      </w:r>
     </w:p>
     <w:p>
       <w:pPr>
@@ -6274,6 +7392,12 @@
           <w:lang w:val="nl-NL"/>
         </w:rPr>
       </w:r>
+      <w:r>
+        <w:rPr>
+          <w:rFonts w:ascii="Aptos" w:hAnsi="Aptos"/>
+          <w:lang w:val="nl-NL"/>
+        </w:rPr>
+      </w:r>
     </w:p>
     <w:p>
       <w:pPr>
@@ -6297,6 +7421,12 @@
           <w:lang w:val="nl-NL"/>
         </w:rPr>
       </w:r>
+      <w:r>
+        <w:rPr>
+          <w:rFonts w:ascii="Aptos" w:hAnsi="Aptos"/>
+          <w:lang w:val="nl-NL"/>
+        </w:rPr>
+      </w:r>
     </w:p>
     <w:p>
       <w:pPr>
@@ -6320,6 +7450,12 @@
           <w:lang w:val="nl-NL"/>
         </w:rPr>
       </w:r>
+      <w:r>
+        <w:rPr>
+          <w:rFonts w:ascii="Aptos" w:hAnsi="Aptos"/>
+          <w:lang w:val="nl-NL"/>
+        </w:rPr>
+      </w:r>
     </w:p>
     <w:p>
       <w:pPr>
@@ -6343,6 +7479,12 @@
           <w:lang w:val="nl-NL"/>
         </w:rPr>
       </w:r>
+      <w:r>
+        <w:rPr>
+          <w:rFonts w:ascii="Aptos" w:hAnsi="Aptos"/>
+          <w:lang w:val="nl-NL"/>
+        </w:rPr>
+      </w:r>
     </w:p>
     <w:p>
       <w:pPr>
@@ -6366,6 +7508,12 @@
           <w:lang w:val="nl-NL"/>
         </w:rPr>
       </w:r>
+      <w:r>
+        <w:rPr>
+          <w:rFonts w:ascii="Aptos" w:hAnsi="Aptos"/>
+          <w:lang w:val="nl-NL"/>
+        </w:rPr>
+      </w:r>
     </w:p>
     <w:p>
       <w:pPr>
@@ -6389,6 +7537,12 @@
           <w:lang w:val="nl-NL"/>
         </w:rPr>
       </w:r>
+      <w:r>
+        <w:rPr>
+          <w:rFonts w:ascii="Aptos" w:hAnsi="Aptos"/>
+          <w:lang w:val="nl-NL"/>
+        </w:rPr>
+      </w:r>
     </w:p>
     <w:p>
       <w:pPr>
@@ -6412,6 +7566,12 @@
           <w:lang w:val="nl-NL"/>
         </w:rPr>
       </w:r>
+      <w:r>
+        <w:rPr>
+          <w:rFonts w:ascii="Aptos" w:hAnsi="Aptos"/>
+          <w:lang w:val="nl-NL"/>
+        </w:rPr>
+      </w:r>
     </w:p>
     <w:p>
       <w:pPr>
@@ -6435,6 +7595,12 @@
           <w:lang w:val="nl-NL"/>
         </w:rPr>
       </w:r>
+      <w:r>
+        <w:rPr>
+          <w:rFonts w:ascii="Aptos" w:hAnsi="Aptos"/>
+          <w:lang w:val="nl-NL"/>
+        </w:rPr>
+      </w:r>
     </w:p>
     <w:p>
       <w:pPr>
@@ -6458,6 +7624,12 @@
           <w:lang w:val="nl-NL"/>
         </w:rPr>
       </w:r>
+      <w:r>
+        <w:rPr>
+          <w:rFonts w:ascii="Aptos" w:hAnsi="Aptos"/>
+          <w:lang w:val="nl-NL"/>
+        </w:rPr>
+      </w:r>
     </w:p>
     <w:p>
       <w:pPr>
@@ -6481,6 +7653,12 @@
           <w:lang w:val="nl-NL"/>
         </w:rPr>
       </w:r>
+      <w:r>
+        <w:rPr>
+          <w:rFonts w:ascii="Aptos" w:hAnsi="Aptos"/>
+          <w:lang w:val="nl-NL"/>
+        </w:rPr>
+      </w:r>
     </w:p>
     <w:p>
       <w:pPr>
@@ -6504,6 +7682,12 @@
           <w:lang w:val="nl-NL"/>
         </w:rPr>
       </w:r>
+      <w:r>
+        <w:rPr>
+          <w:rFonts w:ascii="Aptos" w:hAnsi="Aptos"/>
+          <w:lang w:val="nl-NL"/>
+        </w:rPr>
+      </w:r>
     </w:p>
     <w:p>
       <w:pPr>
@@ -6527,6 +7711,12 @@
           <w:lang w:val="nl-NL"/>
         </w:rPr>
       </w:r>
+      <w:r>
+        <w:rPr>
+          <w:rFonts w:ascii="Aptos" w:hAnsi="Aptos"/>
+          <w:lang w:val="nl-NL"/>
+        </w:rPr>
+      </w:r>
     </w:p>
     <w:p>
       <w:pPr>
@@ -6550,6 +7740,12 @@
           <w:lang w:val="nl-NL"/>
         </w:rPr>
       </w:r>
+      <w:r>
+        <w:rPr>
+          <w:rFonts w:ascii="Aptos" w:hAnsi="Aptos"/>
+          <w:lang w:val="nl-NL"/>
+        </w:rPr>
+      </w:r>
     </w:p>
     <w:p>
       <w:pPr>
@@ -6573,6 +7769,12 @@
           <w:lang w:val="nl-NL"/>
         </w:rPr>
       </w:r>
+      <w:r>
+        <w:rPr>
+          <w:rFonts w:ascii="Aptos" w:hAnsi="Aptos"/>
+          <w:lang w:val="nl-NL"/>
+        </w:rPr>
+      </w:r>
     </w:p>
     <w:p>
       <w:pPr>
@@ -6596,6 +7798,12 @@
           <w:lang w:val="nl-NL"/>
         </w:rPr>
       </w:r>
+      <w:r>
+        <w:rPr>
+          <w:rFonts w:ascii="Aptos" w:hAnsi="Aptos"/>
+          <w:lang w:val="nl-NL"/>
+        </w:rPr>
+      </w:r>
     </w:p>
     <w:p>
       <w:pPr>
@@ -6619,6 +7827,12 @@
           <w:lang w:val="nl-NL"/>
         </w:rPr>
       </w:r>
+      <w:r>
+        <w:rPr>
+          <w:rFonts w:ascii="Aptos" w:hAnsi="Aptos"/>
+          <w:lang w:val="nl-NL"/>
+        </w:rPr>
+      </w:r>
     </w:p>
     <w:p>
       <w:pPr>
@@ -6642,6 +7856,12 @@
           <w:lang w:val="nl-NL"/>
         </w:rPr>
       </w:r>
+      <w:r>
+        <w:rPr>
+          <w:rFonts w:ascii="Aptos" w:hAnsi="Aptos"/>
+          <w:lang w:val="nl-NL"/>
+        </w:rPr>
+      </w:r>
     </w:p>
     <w:p>
       <w:pPr>
@@ -6665,6 +7885,12 @@
           <w:lang w:val="nl-NL"/>
         </w:rPr>
       </w:r>
+      <w:r>
+        <w:rPr>
+          <w:rFonts w:ascii="Aptos" w:hAnsi="Aptos"/>
+          <w:lang w:val="nl-NL"/>
+        </w:rPr>
+      </w:r>
     </w:p>
     <w:p>
       <w:pPr>
@@ -6688,6 +7914,12 @@
           <w:lang w:val="nl-NL"/>
         </w:rPr>
       </w:r>
+      <w:r>
+        <w:rPr>
+          <w:rFonts w:ascii="Aptos" w:hAnsi="Aptos"/>
+          <w:lang w:val="nl-NL"/>
+        </w:rPr>
+      </w:r>
     </w:p>
     <w:p>
       <w:pPr>
@@ -6711,6 +7943,12 @@
           <w:lang w:val="nl-NL"/>
         </w:rPr>
       </w:r>
+      <w:r>
+        <w:rPr>
+          <w:rFonts w:ascii="Aptos" w:hAnsi="Aptos"/>
+          <w:lang w:val="nl-NL"/>
+        </w:rPr>
+      </w:r>
     </w:p>
     <w:p>
       <w:pPr>
@@ -6734,6 +7972,12 @@
           <w:lang w:val="nl-NL"/>
         </w:rPr>
       </w:r>
+      <w:r>
+        <w:rPr>
+          <w:rFonts w:ascii="Aptos" w:hAnsi="Aptos"/>
+          <w:lang w:val="nl-NL"/>
+        </w:rPr>
+      </w:r>
     </w:p>
     <w:p>
       <w:pPr>
@@ -6757,6 +8001,12 @@
           <w:lang w:val="nl-NL"/>
         </w:rPr>
       </w:r>
+      <w:r>
+        <w:rPr>
+          <w:rFonts w:ascii="Aptos" w:hAnsi="Aptos"/>
+          <w:lang w:val="nl-NL"/>
+        </w:rPr>
+      </w:r>
     </w:p>
     <w:p>
       <w:pPr>
@@ -6780,6 +8030,12 @@
           <w:lang w:val="nl-NL"/>
         </w:rPr>
       </w:r>
+      <w:r>
+        <w:rPr>
+          <w:rFonts w:ascii="Aptos" w:hAnsi="Aptos"/>
+          <w:lang w:val="nl-NL"/>
+        </w:rPr>
+      </w:r>
     </w:p>
     <w:p>
       <w:pPr>
@@ -6803,6 +8059,12 @@
           <w:lang w:val="nl-NL"/>
         </w:rPr>
       </w:r>
+      <w:r>
+        <w:rPr>
+          <w:rFonts w:ascii="Aptos" w:hAnsi="Aptos"/>
+          <w:lang w:val="nl-NL"/>
+        </w:rPr>
+      </w:r>
     </w:p>
     <w:p>
       <w:pPr>
@@ -6826,6 +8088,12 @@
           <w:lang w:val="nl-NL"/>
         </w:rPr>
       </w:r>
+      <w:r>
+        <w:rPr>
+          <w:rFonts w:ascii="Aptos" w:hAnsi="Aptos"/>
+          <w:lang w:val="nl-NL"/>
+        </w:rPr>
+      </w:r>
     </w:p>
     <w:p>
       <w:pPr>
@@ -6849,6 +8117,12 @@
           <w:lang w:val="nl-NL"/>
         </w:rPr>
       </w:r>
+      <w:r>
+        <w:rPr>
+          <w:rFonts w:ascii="Aptos" w:hAnsi="Aptos"/>
+          <w:lang w:val="nl-NL"/>
+        </w:rPr>
+      </w:r>
     </w:p>
     <w:p>
       <w:pPr>
@@ -6872,6 +8146,12 @@
           <w:lang w:val="nl-NL"/>
         </w:rPr>
       </w:r>
+      <w:r>
+        <w:rPr>
+          <w:rFonts w:ascii="Aptos" w:hAnsi="Aptos"/>
+          <w:lang w:val="nl-NL"/>
+        </w:rPr>
+      </w:r>
     </w:p>
     <w:p>
       <w:pPr>
@@ -6895,6 +8175,12 @@
           <w:lang w:val="nl-NL"/>
         </w:rPr>
       </w:r>
+      <w:r>
+        <w:rPr>
+          <w:rFonts w:ascii="Aptos" w:hAnsi="Aptos"/>
+          <w:lang w:val="nl-NL"/>
+        </w:rPr>
+      </w:r>
     </w:p>
     <w:p>
       <w:pPr>
@@ -6918,6 +8204,12 @@
           <w:lang w:val="nl-NL"/>
         </w:rPr>
       </w:r>
+      <w:r>
+        <w:rPr>
+          <w:rFonts w:ascii="Aptos" w:hAnsi="Aptos"/>
+          <w:lang w:val="nl-NL"/>
+        </w:rPr>
+      </w:r>
     </w:p>
     <w:p>
       <w:pPr>
@@ -6941,6 +8233,12 @@
           <w:lang w:val="nl-NL"/>
         </w:rPr>
       </w:r>
+      <w:r>
+        <w:rPr>
+          <w:rFonts w:ascii="Aptos" w:hAnsi="Aptos"/>
+          <w:lang w:val="nl-NL"/>
+        </w:rPr>
+      </w:r>
     </w:p>
     <w:p>
       <w:pPr>
@@ -6964,6 +8262,12 @@
           <w:lang w:val="nl-NL"/>
         </w:rPr>
       </w:r>
+      <w:r>
+        <w:rPr>
+          <w:rFonts w:ascii="Aptos" w:hAnsi="Aptos"/>
+          <w:lang w:val="nl-NL"/>
+        </w:rPr>
+      </w:r>
     </w:p>
     <w:p>
       <w:pPr>
@@ -6987,6 +8291,12 @@
           <w:lang w:val="nl-NL"/>
         </w:rPr>
       </w:r>
+      <w:r>
+        <w:rPr>
+          <w:rFonts w:ascii="Aptos" w:hAnsi="Aptos"/>
+          <w:lang w:val="nl-NL"/>
+        </w:rPr>
+      </w:r>
     </w:p>
     <w:p>
       <w:pPr>
@@ -7010,6 +8320,12 @@
           <w:lang w:val="nl-NL"/>
         </w:rPr>
       </w:r>
+      <w:r>
+        <w:rPr>
+          <w:rFonts w:ascii="Aptos" w:hAnsi="Aptos"/>
+          <w:lang w:val="nl-NL"/>
+        </w:rPr>
+      </w:r>
     </w:p>
     <w:p>
       <w:pPr>
@@ -7033,6 +8349,12 @@
           <w:lang w:val="nl-NL"/>
         </w:rPr>
       </w:r>
+      <w:r>
+        <w:rPr>
+          <w:rFonts w:ascii="Aptos" w:hAnsi="Aptos"/>
+          <w:lang w:val="nl-NL"/>
+        </w:rPr>
+      </w:r>
     </w:p>
     <w:p>
       <w:pPr>
@@ -7056,6 +8378,12 @@
           <w:lang w:val="nl-NL"/>
         </w:rPr>
       </w:r>
+      <w:r>
+        <w:rPr>
+          <w:rFonts w:ascii="Aptos" w:hAnsi="Aptos"/>
+          <w:lang w:val="nl-NL"/>
+        </w:rPr>
+      </w:r>
     </w:p>
     <w:p>
       <w:pPr>
@@ -7079,6 +8407,12 @@
           <w:lang w:val="nl-NL"/>
         </w:rPr>
       </w:r>
+      <w:r>
+        <w:rPr>
+          <w:rFonts w:ascii="Aptos" w:hAnsi="Aptos"/>
+          <w:lang w:val="nl-NL"/>
+        </w:rPr>
+      </w:r>
     </w:p>
     <w:p>
       <w:pPr>
@@ -7102,6 +8436,12 @@
           <w:lang w:val="nl-NL"/>
         </w:rPr>
       </w:r>
+      <w:r>
+        <w:rPr>
+          <w:rFonts w:ascii="Aptos" w:hAnsi="Aptos"/>
+          <w:lang w:val="nl-NL"/>
+        </w:rPr>
+      </w:r>
     </w:p>
     <w:p>
       <w:pPr>
@@ -7125,6 +8465,12 @@
           <w:lang w:val="nl-NL"/>
         </w:rPr>
       </w:r>
+      <w:r>
+        <w:rPr>
+          <w:rFonts w:ascii="Aptos" w:hAnsi="Aptos"/>
+          <w:lang w:val="nl-NL"/>
+        </w:rPr>
+      </w:r>
     </w:p>
     <w:p>
       <w:pPr>
@@ -7148,6 +8494,12 @@
           <w:lang w:val="nl-NL"/>
         </w:rPr>
       </w:r>
+      <w:r>
+        <w:rPr>
+          <w:rFonts w:ascii="Aptos" w:hAnsi="Aptos"/>
+          <w:lang w:val="nl-NL"/>
+        </w:rPr>
+      </w:r>
     </w:p>
     <w:p>
       <w:pPr>
@@ -7171,6 +8523,12 @@
           <w:lang w:val="nl-NL"/>
         </w:rPr>
       </w:r>
+      <w:r>
+        <w:rPr>
+          <w:rFonts w:ascii="Aptos" w:hAnsi="Aptos"/>
+          <w:lang w:val="nl-NL"/>
+        </w:rPr>
+      </w:r>
     </w:p>
     <w:p>
       <w:pPr>
@@ -7194,6 +8552,12 @@
           <w:lang w:val="nl-NL"/>
         </w:rPr>
       </w:r>
+      <w:r>
+        <w:rPr>
+          <w:rFonts w:ascii="Aptos" w:hAnsi="Aptos"/>
+          <w:lang w:val="nl-NL"/>
+        </w:rPr>
+      </w:r>
     </w:p>
     <w:p>
       <w:pPr>
@@ -7217,6 +8581,12 @@
           <w:lang w:val="nl-NL"/>
         </w:rPr>
       </w:r>
+      <w:r>
+        <w:rPr>
+          <w:rFonts w:ascii="Aptos" w:hAnsi="Aptos"/>
+          <w:lang w:val="nl-NL"/>
+        </w:rPr>
+      </w:r>
     </w:p>
     <w:p>
       <w:pPr>
@@ -7240,6 +8610,12 @@
           <w:lang w:val="nl-NL"/>
         </w:rPr>
       </w:r>
+      <w:r>
+        <w:rPr>
+          <w:rFonts w:ascii="Aptos" w:hAnsi="Aptos"/>
+          <w:lang w:val="nl-NL"/>
+        </w:rPr>
+      </w:r>
     </w:p>
     <w:p>
       <w:pPr>
@@ -7263,6 +8639,12 @@
           <w:lang w:val="nl-NL"/>
         </w:rPr>
       </w:r>
+      <w:r>
+        <w:rPr>
+          <w:rFonts w:ascii="Aptos" w:hAnsi="Aptos"/>
+          <w:lang w:val="nl-NL"/>
+        </w:rPr>
+      </w:r>
     </w:p>
     <w:p>
       <w:pPr>
@@ -7286,6 +8668,12 @@
           <w:lang w:val="nl-NL"/>
         </w:rPr>
       </w:r>
+      <w:r>
+        <w:rPr>
+          <w:rFonts w:ascii="Aptos" w:hAnsi="Aptos"/>
+          <w:lang w:val="nl-NL"/>
+        </w:rPr>
+      </w:r>
     </w:p>
     <w:p>
       <w:pPr>
@@ -7309,6 +8697,12 @@
           <w:lang w:val="nl-NL"/>
         </w:rPr>
       </w:r>
+      <w:r>
+        <w:rPr>
+          <w:rFonts w:ascii="Aptos" w:hAnsi="Aptos"/>
+          <w:lang w:val="nl-NL"/>
+        </w:rPr>
+      </w:r>
     </w:p>
     <w:p>
       <w:pPr>
@@ -7332,6 +8726,12 @@
           <w:lang w:val="nl-NL"/>
         </w:rPr>
       </w:r>
+      <w:r>
+        <w:rPr>
+          <w:rFonts w:ascii="Aptos" w:hAnsi="Aptos"/>
+          <w:lang w:val="nl-NL"/>
+        </w:rPr>
+      </w:r>
     </w:p>
     <w:p>
       <w:pPr>
@@ -7355,6 +8755,12 @@
           <w:lang w:val="nl-NL"/>
         </w:rPr>
       </w:r>
+      <w:r>
+        <w:rPr>
+          <w:rFonts w:ascii="Aptos" w:hAnsi="Aptos"/>
+          <w:lang w:val="nl-NL"/>
+        </w:rPr>
+      </w:r>
     </w:p>
     <w:p>
       <w:pPr>
@@ -7378,6 +8784,12 @@
           <w:lang w:val="nl-NL"/>
         </w:rPr>
       </w:r>
+      <w:r>
+        <w:rPr>
+          <w:rFonts w:ascii="Aptos" w:hAnsi="Aptos"/>
+          <w:lang w:val="nl-NL"/>
+        </w:rPr>
+      </w:r>
     </w:p>
     <w:p>
       <w:pPr>
@@ -7401,6 +8813,12 @@
           <w:lang w:val="nl-NL"/>
         </w:rPr>
       </w:r>
+      <w:r>
+        <w:rPr>
+          <w:rFonts w:ascii="Aptos" w:hAnsi="Aptos"/>
+          <w:lang w:val="nl-NL"/>
+        </w:rPr>
+      </w:r>
     </w:p>
     <w:p>
       <w:pPr>
@@ -7424,6 +8842,12 @@
           <w:lang w:val="nl-NL"/>
         </w:rPr>
       </w:r>
+      <w:r>
+        <w:rPr>
+          <w:rFonts w:ascii="Aptos" w:hAnsi="Aptos"/>
+          <w:lang w:val="nl-NL"/>
+        </w:rPr>
+      </w:r>
     </w:p>
     <w:p>
       <w:pPr>
@@ -7447,6 +8871,12 @@
           <w:lang w:val="nl-NL"/>
         </w:rPr>
       </w:r>
+      <w:r>
+        <w:rPr>
+          <w:rFonts w:ascii="Aptos" w:hAnsi="Aptos"/>
+          <w:lang w:val="nl-NL"/>
+        </w:rPr>
+      </w:r>
     </w:p>
     <w:p>
       <w:pPr>
@@ -7470,6 +8900,12 @@
           <w:lang w:val="nl-NL"/>
         </w:rPr>
       </w:r>
+      <w:r>
+        <w:rPr>
+          <w:rFonts w:ascii="Aptos" w:hAnsi="Aptos"/>
+          <w:lang w:val="nl-NL"/>
+        </w:rPr>
+      </w:r>
     </w:p>
     <w:p>
       <w:pPr>
@@ -7493,6 +8929,12 @@
           <w:lang w:val="nl-NL"/>
         </w:rPr>
       </w:r>
+      <w:r>
+        <w:rPr>
+          <w:rFonts w:ascii="Aptos" w:hAnsi="Aptos"/>
+          <w:lang w:val="nl-NL"/>
+        </w:rPr>
+      </w:r>
     </w:p>
     <w:p>
       <w:pPr>
@@ -7516,6 +8958,12 @@
           <w:lang w:val="nl-NL"/>
         </w:rPr>
       </w:r>
+      <w:r>
+        <w:rPr>
+          <w:rFonts w:ascii="Aptos" w:hAnsi="Aptos"/>
+          <w:lang w:val="nl-NL"/>
+        </w:rPr>
+      </w:r>
     </w:p>
     <w:p>
       <w:pPr>
@@ -7539,6 +8987,12 @@
           <w:lang w:val="nl-NL"/>
         </w:rPr>
       </w:r>
+      <w:r>
+        <w:rPr>
+          <w:rFonts w:ascii="Aptos" w:hAnsi="Aptos"/>
+          <w:lang w:val="nl-NL"/>
+        </w:rPr>
+      </w:r>
     </w:p>
     <w:p>
       <w:pPr>
@@ -7562,6 +9016,12 @@
           <w:lang w:val="nl-NL"/>
         </w:rPr>
       </w:r>
+      <w:r>
+        <w:rPr>
+          <w:rFonts w:ascii="Aptos" w:hAnsi="Aptos"/>
+          <w:lang w:val="nl-NL"/>
+        </w:rPr>
+      </w:r>
     </w:p>
     <w:p>
       <w:pPr>
@@ -7585,6 +9045,12 @@
           <w:lang w:val="nl-NL"/>
         </w:rPr>
       </w:r>
+      <w:r>
+        <w:rPr>
+          <w:rFonts w:ascii="Aptos" w:hAnsi="Aptos"/>
+          <w:lang w:val="nl-NL"/>
+        </w:rPr>
+      </w:r>
     </w:p>
     <w:p>
       <w:pPr>
@@ -7608,6 +9074,12 @@
           <w:lang w:val="nl-NL"/>
         </w:rPr>
       </w:r>
+      <w:r>
+        <w:rPr>
+          <w:rFonts w:ascii="Aptos" w:hAnsi="Aptos"/>
+          <w:lang w:val="nl-NL"/>
+        </w:rPr>
+      </w:r>
     </w:p>
     <w:p>
       <w:pPr>
@@ -7631,6 +9103,12 @@
           <w:lang w:val="nl-NL"/>
         </w:rPr>
       </w:r>
+      <w:r>
+        <w:rPr>
+          <w:rFonts w:ascii="Aptos" w:hAnsi="Aptos"/>
+          <w:lang w:val="nl-NL"/>
+        </w:rPr>
+      </w:r>
     </w:p>
     <w:p>
       <w:pPr>
@@ -7654,6 +9132,12 @@
           <w:lang w:val="nl-NL"/>
         </w:rPr>
       </w:r>
+      <w:r>
+        <w:rPr>
+          <w:rFonts w:ascii="Aptos" w:hAnsi="Aptos"/>
+          <w:lang w:val="nl-NL"/>
+        </w:rPr>
+      </w:r>
     </w:p>
     <w:p>
       <w:pPr>
@@ -7677,6 +9161,12 @@
           <w:lang w:val="nl-NL"/>
         </w:rPr>
       </w:r>
+      <w:r>
+        <w:rPr>
+          <w:rFonts w:ascii="Aptos" w:hAnsi="Aptos"/>
+          <w:lang w:val="nl-NL"/>
+        </w:rPr>
+      </w:r>
     </w:p>
     <w:p>
       <w:pPr>
@@ -7700,6 +9190,12 @@
           <w:lang w:val="nl-NL"/>
         </w:rPr>
       </w:r>
+      <w:r>
+        <w:rPr>
+          <w:rFonts w:ascii="Aptos" w:hAnsi="Aptos"/>
+          <w:lang w:val="nl-NL"/>
+        </w:rPr>
+      </w:r>
     </w:p>
     <w:p>
       <w:pPr>
@@ -7723,6 +9219,12 @@
           <w:lang w:val="nl-NL"/>
         </w:rPr>
       </w:r>
+      <w:r>
+        <w:rPr>
+          <w:rFonts w:ascii="Aptos" w:hAnsi="Aptos"/>
+          <w:lang w:val="nl-NL"/>
+        </w:rPr>
+      </w:r>
     </w:p>
     <w:p>
       <w:pPr>
@@ -7746,6 +9248,12 @@
           <w:lang w:val="nl-NL"/>
         </w:rPr>
       </w:r>
+      <w:r>
+        <w:rPr>
+          <w:rFonts w:ascii="Aptos" w:hAnsi="Aptos"/>
+          <w:lang w:val="nl-NL"/>
+        </w:rPr>
+      </w:r>
     </w:p>
     <w:p>
       <w:pPr>
@@ -7769,6 +9277,12 @@
           <w:lang w:val="nl-NL"/>
         </w:rPr>
       </w:r>
+      <w:r>
+        <w:rPr>
+          <w:rFonts w:ascii="Aptos" w:hAnsi="Aptos"/>
+          <w:lang w:val="nl-NL"/>
+        </w:rPr>
+      </w:r>
     </w:p>
     <w:p>
       <w:pPr>
@@ -7792,6 +9306,12 @@
           <w:lang w:val="nl-NL"/>
         </w:rPr>
       </w:r>
+      <w:r>
+        <w:rPr>
+          <w:rFonts w:ascii="Aptos" w:hAnsi="Aptos"/>
+          <w:lang w:val="nl-NL"/>
+        </w:rPr>
+      </w:r>
     </w:p>
     <w:p>
       <w:pPr>
@@ -7815,6 +9335,12 @@
           <w:lang w:val="nl-NL"/>
         </w:rPr>
       </w:r>
+      <w:r>
+        <w:rPr>
+          <w:rFonts w:ascii="Aptos" w:hAnsi="Aptos"/>
+          <w:lang w:val="nl-NL"/>
+        </w:rPr>
+      </w:r>
     </w:p>
     <w:p>
       <w:pPr>
@@ -7838,6 +9364,12 @@
           <w:lang w:val="nl-NL"/>
         </w:rPr>
       </w:r>
+      <w:r>
+        <w:rPr>
+          <w:rFonts w:ascii="Aptos" w:hAnsi="Aptos"/>
+          <w:lang w:val="nl-NL"/>
+        </w:rPr>
+      </w:r>
     </w:p>
     <w:p>
       <w:pPr>
@@ -7861,6 +9393,12 @@
           <w:lang w:val="nl-NL"/>
         </w:rPr>
       </w:r>
+      <w:r>
+        <w:rPr>
+          <w:rFonts w:ascii="Aptos" w:hAnsi="Aptos"/>
+          <w:lang w:val="nl-NL"/>
+        </w:rPr>
+      </w:r>
     </w:p>
     <w:p>
       <w:pPr>
@@ -7884,6 +9422,12 @@
           <w:lang w:val="nl-NL"/>
         </w:rPr>
       </w:r>
+      <w:r>
+        <w:rPr>
+          <w:rFonts w:ascii="Aptos" w:hAnsi="Aptos"/>
+          <w:lang w:val="nl-NL"/>
+        </w:rPr>
+      </w:r>
     </w:p>
     <w:p>
       <w:pPr>
@@ -7908,6 +9452,12 @@
           <w:lang w:val="nl-NL"/>
         </w:rPr>
       </w:r>
+      <w:r>
+        <w:rPr>
+          <w:rFonts w:ascii="Aptos" w:hAnsi="Aptos"/>
+          <w:lang w:val="nl-NL"/>
+        </w:rPr>
+      </w:r>
     </w:p>
     <w:p>
       <w:pPr>
@@ -7931,6 +9481,12 @@
           <w:lang w:val="nl-NL"/>
         </w:rPr>
       </w:r>
+      <w:r>
+        <w:rPr>
+          <w:rFonts w:ascii="Aptos" w:hAnsi="Aptos"/>
+          <w:lang w:val="nl-NL"/>
+        </w:rPr>
+      </w:r>
     </w:p>
     <w:p>
       <w:pPr>
@@ -7948,6 +9504,12 @@
           <w:lang w:val="nl-NL"/>
         </w:rPr>
         <w:t xml:space="preserve">zsdv</w:t>
+      </w:r>
+      <w:r>
+        <w:rPr>
+          <w:rFonts w:ascii="Aptos" w:hAnsi="Aptos"/>
+          <w:lang w:val="nl-NL"/>
+        </w:rPr>
       </w:r>
       <w:r>
         <w:rPr>
@@ -8018,7 +9580,7 @@
     <w:sdtContent>
       <w:p>
         <w:pPr>
-          <w:pStyle w:val="768"/>
+          <w:pStyle w:val="909"/>
           <w:pBdr/>
           <w:spacing/>
           <w:ind/>
@@ -8046,7 +9608,7 @@
   </w:sdt>
   <w:p>
     <w:pPr>
-      <w:pStyle w:val="768"/>
+      <w:pStyle w:val="909"/>
       <w:pBdr/>
       <w:spacing/>
       <w:ind/>
@@ -8554,9 +10116,9 @@
     <w:lsdException w:name="Bibliography" w:uiPriority="37"/>
     <w:lsdException w:name="TOC Heading" w:uiPriority="39" w:qFormat="1"/>
   </w:latentStyles>
-  <w:style w:type="table" w:styleId="13">
+  <w:style w:type="table" w:styleId="732">
     <w:name w:val="Table Grid Light"/>
-    <w:basedOn w:val="742"/>
+    <w:basedOn w:val="883"/>
     <w:uiPriority w:val="59"/>
     <w:pPr>
       <w:pBdr/>
@@ -8753,9 +10315,9 @@
       </w:tcPr>
     </w:tblStylePr>
   </w:style>
-  <w:style w:type="table" w:styleId="14">
+  <w:style w:type="table" w:styleId="733">
     <w:name w:val="Plain Table 1"/>
-    <w:basedOn w:val="742"/>
+    <w:basedOn w:val="883"/>
     <w:uiPriority w:val="59"/>
     <w:pPr>
       <w:pBdr/>
@@ -8978,9 +10540,9 @@
       </w:tcPr>
     </w:tblStylePr>
   </w:style>
-  <w:style w:type="table" w:styleId="15">
+  <w:style w:type="table" w:styleId="734">
     <w:name w:val="Plain Table 2"/>
-    <w:basedOn w:val="742"/>
+    <w:basedOn w:val="883"/>
     <w:uiPriority w:val="59"/>
     <w:pPr>
       <w:pBdr/>
@@ -9211,9 +10773,9 @@
       </w:tcPr>
     </w:tblStylePr>
   </w:style>
-  <w:style w:type="table" w:styleId="16">
+  <w:style w:type="table" w:styleId="735">
     <w:name w:val="Plain Table 3"/>
-    <w:basedOn w:val="742"/>
+    <w:basedOn w:val="883"/>
     <w:uiPriority w:val="99"/>
     <w:pPr>
       <w:pBdr/>
@@ -9441,9 +11003,9 @@
       </w:tcPr>
     </w:tblStylePr>
   </w:style>
-  <w:style w:type="table" w:styleId="17">
+  <w:style w:type="table" w:styleId="736">
     <w:name w:val="Plain Table 4"/>
-    <w:basedOn w:val="742"/>
+    <w:basedOn w:val="883"/>
     <w:uiPriority w:val="99"/>
     <w:pPr>
       <w:pBdr/>
@@ -9657,9 +11219,9 @@
       </w:tcPr>
     </w:tblStylePr>
   </w:style>
-  <w:style w:type="table" w:styleId="18">
+  <w:style w:type="table" w:styleId="737">
     <w:name w:val="Plain Table 5"/>
-    <w:basedOn w:val="742"/>
+    <w:basedOn w:val="883"/>
     <w:uiPriority w:val="99"/>
     <w:pPr>
       <w:pBdr/>
@@ -9890,9 +11452,9 @@
       </w:tcPr>
     </w:tblStylePr>
   </w:style>
-  <w:style w:type="table" w:styleId="19">
+  <w:style w:type="table" w:styleId="738">
     <w:name w:val="Grid Table 1 Light"/>
-    <w:basedOn w:val="742"/>
+    <w:basedOn w:val="883"/>
     <w:uiPriority w:val="99"/>
     <w:pPr>
       <w:pBdr/>
@@ -10113,9 +11675,9 @@
       </w:tcPr>
     </w:tblStylePr>
   </w:style>
-  <w:style w:type="table" w:styleId="20">
+  <w:style w:type="table" w:styleId="739">
     <w:name w:val="Grid Table 1 Light - Accent 1"/>
-    <w:basedOn w:val="742"/>
+    <w:basedOn w:val="883"/>
     <w:uiPriority w:val="99"/>
     <w:pPr>
       <w:pBdr/>
@@ -10336,9 +11898,9 @@
       </w:tcPr>
     </w:tblStylePr>
   </w:style>
-  <w:style w:type="table" w:styleId="21">
+  <w:style w:type="table" w:styleId="740">
     <w:name w:val="Grid Table 1 Light - Accent 2"/>
-    <w:basedOn w:val="742"/>
+    <w:basedOn w:val="883"/>
     <w:uiPriority w:val="99"/>
     <w:pPr>
       <w:pBdr/>
@@ -10559,9 +12121,9 @@
       </w:tcPr>
     </w:tblStylePr>
   </w:style>
-  <w:style w:type="table" w:styleId="22">
+  <w:style w:type="table" w:styleId="741">
     <w:name w:val="Grid Table 1 Light - Accent 3"/>
-    <w:basedOn w:val="742"/>
+    <w:basedOn w:val="883"/>
     <w:uiPriority w:val="99"/>
     <w:pPr>
       <w:pBdr/>
@@ -10782,9 +12344,9 @@
       </w:tcPr>
     </w:tblStylePr>
   </w:style>
-  <w:style w:type="table" w:styleId="23">
+  <w:style w:type="table" w:styleId="742">
     <w:name w:val="Grid Table 1 Light - Accent 4"/>
-    <w:basedOn w:val="742"/>
+    <w:basedOn w:val="883"/>
     <w:uiPriority w:val="99"/>
     <w:pPr>
       <w:pBdr/>
@@ -11005,9 +12567,9 @@
       </w:tcPr>
     </w:tblStylePr>
   </w:style>
-  <w:style w:type="table" w:styleId="24">
+  <w:style w:type="table" w:styleId="743">
     <w:name w:val="Grid Table 1 Light - Accent 5"/>
-    <w:basedOn w:val="742"/>
+    <w:basedOn w:val="883"/>
     <w:uiPriority w:val="99"/>
     <w:pPr>
       <w:pBdr/>
@@ -11228,9 +12790,9 @@
       </w:tcPr>
     </w:tblStylePr>
   </w:style>
-  <w:style w:type="table" w:styleId="25">
+  <w:style w:type="table" w:styleId="744">
     <w:name w:val="Grid Table 1 Light - Accent 6"/>
-    <w:basedOn w:val="742"/>
+    <w:basedOn w:val="883"/>
     <w:uiPriority w:val="99"/>
     <w:pPr>
       <w:pBdr/>
@@ -11451,9 +13013,9 @@
       </w:tcPr>
     </w:tblStylePr>
   </w:style>
-  <w:style w:type="table" w:styleId="26">
+  <w:style w:type="table" w:styleId="745">
     <w:name w:val="Grid Table 2"/>
-    <w:basedOn w:val="742"/>
+    <w:basedOn w:val="883"/>
     <w:uiPriority w:val="99"/>
     <w:pPr>
       <w:pBdr/>
@@ -11683,9 +13245,9 @@
       </w:tcPr>
     </w:tblStylePr>
   </w:style>
-  <w:style w:type="table" w:styleId="27">
+  <w:style w:type="table" w:styleId="746">
     <w:name w:val="Grid Table 2 - Accent 1"/>
-    <w:basedOn w:val="742"/>
+    <w:basedOn w:val="883"/>
     <w:uiPriority w:val="99"/>
     <w:pPr>
       <w:pBdr/>
@@ -11915,9 +13477,9 @@
       </w:tcPr>
     </w:tblStylePr>
   </w:style>
-  <w:style w:type="table" w:styleId="28">
+  <w:style w:type="table" w:styleId="747">
     <w:name w:val="Grid Table 2 - Accent 2"/>
-    <w:basedOn w:val="742"/>
+    <w:basedOn w:val="883"/>
     <w:uiPriority w:val="99"/>
     <w:pPr>
       <w:pBdr/>
@@ -12147,9 +13709,9 @@
       </w:tcPr>
     </w:tblStylePr>
   </w:style>
-  <w:style w:type="table" w:styleId="29">
+  <w:style w:type="table" w:styleId="748">
     <w:name w:val="Grid Table 2 - Accent 3"/>
-    <w:basedOn w:val="742"/>
+    <w:basedOn w:val="883"/>
     <w:uiPriority w:val="99"/>
     <w:pPr>
       <w:pBdr/>
@@ -12379,9 +13941,9 @@
       </w:tcPr>
     </w:tblStylePr>
   </w:style>
-  <w:style w:type="table" w:styleId="30">
+  <w:style w:type="table" w:styleId="749">
     <w:name w:val="Grid Table 2 - Accent 4"/>
-    <w:basedOn w:val="742"/>
+    <w:basedOn w:val="883"/>
     <w:uiPriority w:val="99"/>
     <w:pPr>
       <w:pBdr/>
@@ -12611,9 +14173,9 @@
       </w:tcPr>
     </w:tblStylePr>
   </w:style>
-  <w:style w:type="table" w:styleId="31">
+  <w:style w:type="table" w:styleId="750">
     <w:name w:val="Grid Table 2 - Accent 5"/>
-    <w:basedOn w:val="742"/>
+    <w:basedOn w:val="883"/>
     <w:uiPriority w:val="99"/>
     <w:pPr>
       <w:pBdr/>
@@ -12843,9 +14405,9 @@
       </w:tcPr>
     </w:tblStylePr>
   </w:style>
-  <w:style w:type="table" w:styleId="32">
+  <w:style w:type="table" w:styleId="751">
     <w:name w:val="Grid Table 2 - Accent 6"/>
-    <w:basedOn w:val="742"/>
+    <w:basedOn w:val="883"/>
     <w:uiPriority w:val="99"/>
     <w:pPr>
       <w:pBdr/>
@@ -13075,9 +14637,9 @@
       </w:tcPr>
     </w:tblStylePr>
   </w:style>
-  <w:style w:type="table" w:styleId="33">
+  <w:style w:type="table" w:styleId="752">
     <w:name w:val="Grid Table 3"/>
-    <w:basedOn w:val="742"/>
+    <w:basedOn w:val="883"/>
     <w:uiPriority w:val="99"/>
     <w:pPr>
       <w:pBdr/>
@@ -13176,29 +14738,6 @@
         <w:tblBorders/>
       </w:tblPr>
       <w:tcPr>
-        <w:shd w:color="ffffff"/>
-        <w:tcBorders>
-          <w:top w:val="none" w:color="000000" w:sz="4" w:space="0"/>
-          <w:left w:val="none" w:color="000000" w:sz="4" w:space="0"/>
-          <w:bottom w:val="none" w:color="000000" w:sz="4" w:space="0"/>
-          <w:right w:val="none" w:color="000000" w:sz="4" w:space="0"/>
-        </w:tcBorders>
-      </w:tcPr>
-    </w:tblStylePr>
-    <w:tblStylePr w:type="firstRow">
-      <w:rPr>
-        <w:b/>
-        <w:color w:val="404040"/>
-      </w:rPr>
-      <w:pPr>
-        <w:pBdr/>
-        <w:spacing/>
-        <w:ind/>
-      </w:pPr>
-      <w:tblPr>
-        <w:tblBorders/>
-      </w:tblPr>
-      <w:tcPr>
         <w:shd w:val="clear" w:color="ffffff"/>
         <w:tcBorders>
           <w:top w:val="none" w:color="000000" w:sz="4" w:space="0"/>
@@ -13208,30 +14747,7 @@
         </w:tcBorders>
       </w:tcPr>
     </w:tblStylePr>
-    <w:tblStylePr w:type="lastCol">
-      <w:rPr>
-        <w:i/>
-        <w:color w:val="404040"/>
-      </w:rPr>
-      <w:pPr>
-        <w:pBdr/>
-        <w:spacing/>
-        <w:ind/>
-      </w:pPr>
-      <w:tblPr>
-        <w:tblBorders/>
-      </w:tblPr>
-      <w:tcPr>
-        <w:shd w:color="ffffff"/>
-        <w:tcBorders>
-          <w:top w:val="none" w:color="000000" w:sz="4" w:space="0"/>
-          <w:left w:val="none" w:color="000000" w:sz="4" w:space="0"/>
-          <w:bottom w:val="none" w:color="000000" w:sz="4" w:space="0"/>
-          <w:right w:val="none" w:color="000000" w:sz="4" w:space="0"/>
-        </w:tcBorders>
-      </w:tcPr>
-    </w:tblStylePr>
-    <w:tblStylePr w:type="lastRow">
+    <w:tblStylePr w:type="firstRow">
       <w:rPr>
         <w:b/>
         <w:color w:val="404040"/>
@@ -13254,6 +14770,52 @@
         </w:tcBorders>
       </w:tcPr>
     </w:tblStylePr>
+    <w:tblStylePr w:type="lastCol">
+      <w:rPr>
+        <w:i/>
+        <w:color w:val="404040"/>
+      </w:rPr>
+      <w:pPr>
+        <w:pBdr/>
+        <w:spacing/>
+        <w:ind/>
+      </w:pPr>
+      <w:tblPr>
+        <w:tblBorders/>
+      </w:tblPr>
+      <w:tcPr>
+        <w:shd w:val="clear" w:color="ffffff"/>
+        <w:tcBorders>
+          <w:top w:val="none" w:color="000000" w:sz="4" w:space="0"/>
+          <w:left w:val="none" w:color="000000" w:sz="4" w:space="0"/>
+          <w:bottom w:val="none" w:color="000000" w:sz="4" w:space="0"/>
+          <w:right w:val="none" w:color="000000" w:sz="4" w:space="0"/>
+        </w:tcBorders>
+      </w:tcPr>
+    </w:tblStylePr>
+    <w:tblStylePr w:type="lastRow">
+      <w:rPr>
+        <w:b/>
+        <w:color w:val="404040"/>
+      </w:rPr>
+      <w:pPr>
+        <w:pBdr/>
+        <w:spacing/>
+        <w:ind/>
+      </w:pPr>
+      <w:tblPr>
+        <w:tblBorders/>
+      </w:tblPr>
+      <w:tcPr>
+        <w:shd w:val="clear" w:color="ffffff"/>
+        <w:tcBorders>
+          <w:top w:val="none" w:color="000000" w:sz="4" w:space="0"/>
+          <w:left w:val="none" w:color="000000" w:sz="4" w:space="0"/>
+          <w:bottom w:val="none" w:color="000000" w:sz="4" w:space="0"/>
+          <w:right w:val="none" w:color="000000" w:sz="4" w:space="0"/>
+        </w:tcBorders>
+      </w:tcPr>
+    </w:tblStylePr>
     <w:tblStylePr w:type="nwCell">
       <w:pPr>
         <w:pBdr/>
@@ -13320,9 +14882,9 @@
       </w:tcPr>
     </w:tblStylePr>
   </w:style>
-  <w:style w:type="table" w:styleId="34">
+  <w:style w:type="table" w:styleId="753">
     <w:name w:val="Grid Table 3 - Accent 1"/>
-    <w:basedOn w:val="742"/>
+    <w:basedOn w:val="883"/>
     <w:uiPriority w:val="99"/>
     <w:pPr>
       <w:pBdr/>
@@ -13421,29 +14983,6 @@
         <w:tblBorders/>
       </w:tblPr>
       <w:tcPr>
-        <w:shd w:color="ffffff"/>
-        <w:tcBorders>
-          <w:top w:val="none" w:color="000000" w:sz="4" w:space="0"/>
-          <w:left w:val="none" w:color="000000" w:sz="4" w:space="0"/>
-          <w:bottom w:val="none" w:color="000000" w:sz="4" w:space="0"/>
-          <w:right w:val="none" w:color="000000" w:sz="4" w:space="0"/>
-        </w:tcBorders>
-      </w:tcPr>
-    </w:tblStylePr>
-    <w:tblStylePr w:type="firstRow">
-      <w:rPr>
-        <w:b/>
-        <w:color w:val="404040"/>
-      </w:rPr>
-      <w:pPr>
-        <w:pBdr/>
-        <w:spacing/>
-        <w:ind/>
-      </w:pPr>
-      <w:tblPr>
-        <w:tblBorders/>
-      </w:tblPr>
-      <w:tcPr>
         <w:shd w:val="clear" w:color="ffffff"/>
         <w:tcBorders>
           <w:top w:val="none" w:color="000000" w:sz="4" w:space="0"/>
@@ -13453,30 +14992,7 @@
         </w:tcBorders>
       </w:tcPr>
     </w:tblStylePr>
-    <w:tblStylePr w:type="lastCol">
-      <w:rPr>
-        <w:i/>
-        <w:color w:val="404040"/>
-      </w:rPr>
-      <w:pPr>
-        <w:pBdr/>
-        <w:spacing/>
-        <w:ind/>
-      </w:pPr>
-      <w:tblPr>
-        <w:tblBorders/>
-      </w:tblPr>
-      <w:tcPr>
-        <w:shd w:color="ffffff"/>
-        <w:tcBorders>
-          <w:top w:val="none" w:color="000000" w:sz="4" w:space="0"/>
-          <w:left w:val="none" w:color="000000" w:sz="4" w:space="0"/>
-          <w:bottom w:val="none" w:color="000000" w:sz="4" w:space="0"/>
-          <w:right w:val="none" w:color="000000" w:sz="4" w:space="0"/>
-        </w:tcBorders>
-      </w:tcPr>
-    </w:tblStylePr>
-    <w:tblStylePr w:type="lastRow">
+    <w:tblStylePr w:type="firstRow">
       <w:rPr>
         <w:b/>
         <w:color w:val="404040"/>
@@ -13499,6 +15015,52 @@
         </w:tcBorders>
       </w:tcPr>
     </w:tblStylePr>
+    <w:tblStylePr w:type="lastCol">
+      <w:rPr>
+        <w:i/>
+        <w:color w:val="404040"/>
+      </w:rPr>
+      <w:pPr>
+        <w:pBdr/>
+        <w:spacing/>
+        <w:ind/>
+      </w:pPr>
+      <w:tblPr>
+        <w:tblBorders/>
+      </w:tblPr>
+      <w:tcPr>
+        <w:shd w:val="clear" w:color="ffffff"/>
+        <w:tcBorders>
+          <w:top w:val="none" w:color="000000" w:sz="4" w:space="0"/>
+          <w:left w:val="none" w:color="000000" w:sz="4" w:space="0"/>
+          <w:bottom w:val="none" w:color="000000" w:sz="4" w:space="0"/>
+          <w:right w:val="none" w:color="000000" w:sz="4" w:space="0"/>
+        </w:tcBorders>
+      </w:tcPr>
+    </w:tblStylePr>
+    <w:tblStylePr w:type="lastRow">
+      <w:rPr>
+        <w:b/>
+        <w:color w:val="404040"/>
+      </w:rPr>
+      <w:pPr>
+        <w:pBdr/>
+        <w:spacing/>
+        <w:ind/>
+      </w:pPr>
+      <w:tblPr>
+        <w:tblBorders/>
+      </w:tblPr>
+      <w:tcPr>
+        <w:shd w:val="clear" w:color="ffffff"/>
+        <w:tcBorders>
+          <w:top w:val="none" w:color="000000" w:sz="4" w:space="0"/>
+          <w:left w:val="none" w:color="000000" w:sz="4" w:space="0"/>
+          <w:bottom w:val="none" w:color="000000" w:sz="4" w:space="0"/>
+          <w:right w:val="none" w:color="000000" w:sz="4" w:space="0"/>
+        </w:tcBorders>
+      </w:tcPr>
+    </w:tblStylePr>
     <w:tblStylePr w:type="nwCell">
       <w:pPr>
         <w:pBdr/>
@@ -13565,9 +15127,9 @@
       </w:tcPr>
     </w:tblStylePr>
   </w:style>
-  <w:style w:type="table" w:styleId="35">
+  <w:style w:type="table" w:styleId="754">
     <w:name w:val="Grid Table 3 - Accent 2"/>
-    <w:basedOn w:val="742"/>
+    <w:basedOn w:val="883"/>
     <w:uiPriority w:val="99"/>
     <w:pPr>
       <w:pBdr/>
@@ -13666,29 +15228,6 @@
         <w:tblBorders/>
       </w:tblPr>
       <w:tcPr>
-        <w:shd w:color="ffffff"/>
-        <w:tcBorders>
-          <w:top w:val="none" w:color="000000" w:sz="4" w:space="0"/>
-          <w:left w:val="none" w:color="000000" w:sz="4" w:space="0"/>
-          <w:bottom w:val="none" w:color="000000" w:sz="4" w:space="0"/>
-          <w:right w:val="none" w:color="000000" w:sz="4" w:space="0"/>
-        </w:tcBorders>
-      </w:tcPr>
-    </w:tblStylePr>
-    <w:tblStylePr w:type="firstRow">
-      <w:rPr>
-        <w:b/>
-        <w:color w:val="404040"/>
-      </w:rPr>
-      <w:pPr>
-        <w:pBdr/>
-        <w:spacing/>
-        <w:ind/>
-      </w:pPr>
-      <w:tblPr>
-        <w:tblBorders/>
-      </w:tblPr>
-      <w:tcPr>
         <w:shd w:val="clear" w:color="ffffff"/>
         <w:tcBorders>
           <w:top w:val="none" w:color="000000" w:sz="4" w:space="0"/>
@@ -13698,30 +15237,7 @@
         </w:tcBorders>
       </w:tcPr>
     </w:tblStylePr>
-    <w:tblStylePr w:type="lastCol">
-      <w:rPr>
-        <w:i/>
-        <w:color w:val="404040"/>
-      </w:rPr>
-      <w:pPr>
-        <w:pBdr/>
-        <w:spacing/>
-        <w:ind/>
-      </w:pPr>
-      <w:tblPr>
-        <w:tblBorders/>
-      </w:tblPr>
-      <w:tcPr>
-        <w:shd w:color="ffffff"/>
-        <w:tcBorders>
-          <w:top w:val="none" w:color="000000" w:sz="4" w:space="0"/>
-          <w:left w:val="none" w:color="000000" w:sz="4" w:space="0"/>
-          <w:bottom w:val="none" w:color="000000" w:sz="4" w:space="0"/>
-          <w:right w:val="none" w:color="000000" w:sz="4" w:space="0"/>
-        </w:tcBorders>
-      </w:tcPr>
-    </w:tblStylePr>
-    <w:tblStylePr w:type="lastRow">
+    <w:tblStylePr w:type="firstRow">
       <w:rPr>
         <w:b/>
         <w:color w:val="404040"/>
@@ -13744,6 +15260,52 @@
         </w:tcBorders>
       </w:tcPr>
     </w:tblStylePr>
+    <w:tblStylePr w:type="lastCol">
+      <w:rPr>
+        <w:i/>
+        <w:color w:val="404040"/>
+      </w:rPr>
+      <w:pPr>
+        <w:pBdr/>
+        <w:spacing/>
+        <w:ind/>
+      </w:pPr>
+      <w:tblPr>
+        <w:tblBorders/>
+      </w:tblPr>
+      <w:tcPr>
+        <w:shd w:val="clear" w:color="ffffff"/>
+        <w:tcBorders>
+          <w:top w:val="none" w:color="000000" w:sz="4" w:space="0"/>
+          <w:left w:val="none" w:color="000000" w:sz="4" w:space="0"/>
+          <w:bottom w:val="none" w:color="000000" w:sz="4" w:space="0"/>
+          <w:right w:val="none" w:color="000000" w:sz="4" w:space="0"/>
+        </w:tcBorders>
+      </w:tcPr>
+    </w:tblStylePr>
+    <w:tblStylePr w:type="lastRow">
+      <w:rPr>
+        <w:b/>
+        <w:color w:val="404040"/>
+      </w:rPr>
+      <w:pPr>
+        <w:pBdr/>
+        <w:spacing/>
+        <w:ind/>
+      </w:pPr>
+      <w:tblPr>
+        <w:tblBorders/>
+      </w:tblPr>
+      <w:tcPr>
+        <w:shd w:val="clear" w:color="ffffff"/>
+        <w:tcBorders>
+          <w:top w:val="none" w:color="000000" w:sz="4" w:space="0"/>
+          <w:left w:val="none" w:color="000000" w:sz="4" w:space="0"/>
+          <w:bottom w:val="none" w:color="000000" w:sz="4" w:space="0"/>
+          <w:right w:val="none" w:color="000000" w:sz="4" w:space="0"/>
+        </w:tcBorders>
+      </w:tcPr>
+    </w:tblStylePr>
     <w:tblStylePr w:type="nwCell">
       <w:pPr>
         <w:pBdr/>
@@ -13810,9 +15372,9 @@
       </w:tcPr>
     </w:tblStylePr>
   </w:style>
-  <w:style w:type="table" w:styleId="36">
+  <w:style w:type="table" w:styleId="755">
     <w:name w:val="Grid Table 3 - Accent 3"/>
-    <w:basedOn w:val="742"/>
+    <w:basedOn w:val="883"/>
     <w:uiPriority w:val="99"/>
     <w:pPr>
       <w:pBdr/>
@@ -13911,29 +15473,6 @@
         <w:tblBorders/>
       </w:tblPr>
       <w:tcPr>
-        <w:shd w:color="ffffff"/>
-        <w:tcBorders>
-          <w:top w:val="none" w:color="000000" w:sz="4" w:space="0"/>
-          <w:left w:val="none" w:color="000000" w:sz="4" w:space="0"/>
-          <w:bottom w:val="none" w:color="000000" w:sz="4" w:space="0"/>
-          <w:right w:val="none" w:color="000000" w:sz="4" w:space="0"/>
-        </w:tcBorders>
-      </w:tcPr>
-    </w:tblStylePr>
-    <w:tblStylePr w:type="firstRow">
-      <w:rPr>
-        <w:b/>
-        <w:color w:val="404040"/>
-      </w:rPr>
-      <w:pPr>
-        <w:pBdr/>
-        <w:spacing/>
-        <w:ind/>
-      </w:pPr>
-      <w:tblPr>
-        <w:tblBorders/>
-      </w:tblPr>
-      <w:tcPr>
         <w:shd w:val="clear" w:color="ffffff"/>
         <w:tcBorders>
           <w:top w:val="none" w:color="000000" w:sz="4" w:space="0"/>
@@ -13943,30 +15482,7 @@
         </w:tcBorders>
       </w:tcPr>
     </w:tblStylePr>
-    <w:tblStylePr w:type="lastCol">
-      <w:rPr>
-        <w:i/>
-        <w:color w:val="404040"/>
-      </w:rPr>
-      <w:pPr>
-        <w:pBdr/>
-        <w:spacing/>
-        <w:ind/>
-      </w:pPr>
-      <w:tblPr>
-        <w:tblBorders/>
-      </w:tblPr>
-      <w:tcPr>
-        <w:shd w:color="ffffff"/>
-        <w:tcBorders>
-          <w:top w:val="none" w:color="000000" w:sz="4" w:space="0"/>
-          <w:left w:val="none" w:color="000000" w:sz="4" w:space="0"/>
-          <w:bottom w:val="none" w:color="000000" w:sz="4" w:space="0"/>
-          <w:right w:val="none" w:color="000000" w:sz="4" w:space="0"/>
-        </w:tcBorders>
-      </w:tcPr>
-    </w:tblStylePr>
-    <w:tblStylePr w:type="lastRow">
+    <w:tblStylePr w:type="firstRow">
       <w:rPr>
         <w:b/>
         <w:color w:val="404040"/>
@@ -13989,6 +15505,52 @@
         </w:tcBorders>
       </w:tcPr>
     </w:tblStylePr>
+    <w:tblStylePr w:type="lastCol">
+      <w:rPr>
+        <w:i/>
+        <w:color w:val="404040"/>
+      </w:rPr>
+      <w:pPr>
+        <w:pBdr/>
+        <w:spacing/>
+        <w:ind/>
+      </w:pPr>
+      <w:tblPr>
+        <w:tblBorders/>
+      </w:tblPr>
+      <w:tcPr>
+        <w:shd w:val="clear" w:color="ffffff"/>
+        <w:tcBorders>
+          <w:top w:val="none" w:color="000000" w:sz="4" w:space="0"/>
+          <w:left w:val="none" w:color="000000" w:sz="4" w:space="0"/>
+          <w:bottom w:val="none" w:color="000000" w:sz="4" w:space="0"/>
+          <w:right w:val="none" w:color="000000" w:sz="4" w:space="0"/>
+        </w:tcBorders>
+      </w:tcPr>
+    </w:tblStylePr>
+    <w:tblStylePr w:type="lastRow">
+      <w:rPr>
+        <w:b/>
+        <w:color w:val="404040"/>
+      </w:rPr>
+      <w:pPr>
+        <w:pBdr/>
+        <w:spacing/>
+        <w:ind/>
+      </w:pPr>
+      <w:tblPr>
+        <w:tblBorders/>
+      </w:tblPr>
+      <w:tcPr>
+        <w:shd w:val="clear" w:color="ffffff"/>
+        <w:tcBorders>
+          <w:top w:val="none" w:color="000000" w:sz="4" w:space="0"/>
+          <w:left w:val="none" w:color="000000" w:sz="4" w:space="0"/>
+          <w:bottom w:val="none" w:color="000000" w:sz="4" w:space="0"/>
+          <w:right w:val="none" w:color="000000" w:sz="4" w:space="0"/>
+        </w:tcBorders>
+      </w:tcPr>
+    </w:tblStylePr>
     <w:tblStylePr w:type="nwCell">
       <w:pPr>
         <w:pBdr/>
@@ -14055,9 +15617,9 @@
       </w:tcPr>
     </w:tblStylePr>
   </w:style>
-  <w:style w:type="table" w:styleId="37">
+  <w:style w:type="table" w:styleId="756">
     <w:name w:val="Grid Table 3 - Accent 4"/>
-    <w:basedOn w:val="742"/>
+    <w:basedOn w:val="883"/>
     <w:uiPriority w:val="99"/>
     <w:pPr>
       <w:pBdr/>
@@ -14156,29 +15718,6 @@
         <w:tblBorders/>
       </w:tblPr>
       <w:tcPr>
-        <w:shd w:color="ffffff"/>
-        <w:tcBorders>
-          <w:top w:val="none" w:color="000000" w:sz="4" w:space="0"/>
-          <w:left w:val="none" w:color="000000" w:sz="4" w:space="0"/>
-          <w:bottom w:val="none" w:color="000000" w:sz="4" w:space="0"/>
-          <w:right w:val="none" w:color="000000" w:sz="4" w:space="0"/>
-        </w:tcBorders>
-      </w:tcPr>
-    </w:tblStylePr>
-    <w:tblStylePr w:type="firstRow">
-      <w:rPr>
-        <w:b/>
-        <w:color w:val="404040"/>
-      </w:rPr>
-      <w:pPr>
-        <w:pBdr/>
-        <w:spacing/>
-        <w:ind/>
-      </w:pPr>
-      <w:tblPr>
-        <w:tblBorders/>
-      </w:tblPr>
-      <w:tcPr>
         <w:shd w:val="clear" w:color="ffffff"/>
         <w:tcBorders>
           <w:top w:val="none" w:color="000000" w:sz="4" w:space="0"/>
@@ -14188,30 +15727,7 @@
         </w:tcBorders>
       </w:tcPr>
     </w:tblStylePr>
-    <w:tblStylePr w:type="lastCol">
-      <w:rPr>
-        <w:i/>
-        <w:color w:val="404040"/>
-      </w:rPr>
-      <w:pPr>
-        <w:pBdr/>
-        <w:spacing/>
-        <w:ind/>
-      </w:pPr>
-      <w:tblPr>
-        <w:tblBorders/>
-      </w:tblPr>
-      <w:tcPr>
-        <w:shd w:color="ffffff"/>
-        <w:tcBorders>
-          <w:top w:val="none" w:color="000000" w:sz="4" w:space="0"/>
-          <w:left w:val="none" w:color="000000" w:sz="4" w:space="0"/>
-          <w:bottom w:val="none" w:color="000000" w:sz="4" w:space="0"/>
-          <w:right w:val="none" w:color="000000" w:sz="4" w:space="0"/>
-        </w:tcBorders>
-      </w:tcPr>
-    </w:tblStylePr>
-    <w:tblStylePr w:type="lastRow">
+    <w:tblStylePr w:type="firstRow">
       <w:rPr>
         <w:b/>
         <w:color w:val="404040"/>
@@ -14234,6 +15750,52 @@
         </w:tcBorders>
       </w:tcPr>
     </w:tblStylePr>
+    <w:tblStylePr w:type="lastCol">
+      <w:rPr>
+        <w:i/>
+        <w:color w:val="404040"/>
+      </w:rPr>
+      <w:pPr>
+        <w:pBdr/>
+        <w:spacing/>
+        <w:ind/>
+      </w:pPr>
+      <w:tblPr>
+        <w:tblBorders/>
+      </w:tblPr>
+      <w:tcPr>
+        <w:shd w:val="clear" w:color="ffffff"/>
+        <w:tcBorders>
+          <w:top w:val="none" w:color="000000" w:sz="4" w:space="0"/>
+          <w:left w:val="none" w:color="000000" w:sz="4" w:space="0"/>
+          <w:bottom w:val="none" w:color="000000" w:sz="4" w:space="0"/>
+          <w:right w:val="none" w:color="000000" w:sz="4" w:space="0"/>
+        </w:tcBorders>
+      </w:tcPr>
+    </w:tblStylePr>
+    <w:tblStylePr w:type="lastRow">
+      <w:rPr>
+        <w:b/>
+        <w:color w:val="404040"/>
+      </w:rPr>
+      <w:pPr>
+        <w:pBdr/>
+        <w:spacing/>
+        <w:ind/>
+      </w:pPr>
+      <w:tblPr>
+        <w:tblBorders/>
+      </w:tblPr>
+      <w:tcPr>
+        <w:shd w:val="clear" w:color="ffffff"/>
+        <w:tcBorders>
+          <w:top w:val="none" w:color="000000" w:sz="4" w:space="0"/>
+          <w:left w:val="none" w:color="000000" w:sz="4" w:space="0"/>
+          <w:bottom w:val="none" w:color="000000" w:sz="4" w:space="0"/>
+          <w:right w:val="none" w:color="000000" w:sz="4" w:space="0"/>
+        </w:tcBorders>
+      </w:tcPr>
+    </w:tblStylePr>
     <w:tblStylePr w:type="nwCell">
       <w:pPr>
         <w:pBdr/>
@@ -14300,9 +15862,9 @@
       </w:tcPr>
     </w:tblStylePr>
   </w:style>
-  <w:style w:type="table" w:styleId="38">
+  <w:style w:type="table" w:styleId="757">
     <w:name w:val="Grid Table 3 - Accent 5"/>
-    <w:basedOn w:val="742"/>
+    <w:basedOn w:val="883"/>
     <w:uiPriority w:val="99"/>
     <w:pPr>
       <w:pBdr/>
@@ -14401,29 +15963,6 @@
         <w:tblBorders/>
       </w:tblPr>
       <w:tcPr>
-        <w:shd w:color="ffffff"/>
-        <w:tcBorders>
-          <w:top w:val="none" w:color="000000" w:sz="4" w:space="0"/>
-          <w:left w:val="none" w:color="000000" w:sz="4" w:space="0"/>
-          <w:bottom w:val="none" w:color="000000" w:sz="4" w:space="0"/>
-          <w:right w:val="none" w:color="000000" w:sz="4" w:space="0"/>
-        </w:tcBorders>
-      </w:tcPr>
-    </w:tblStylePr>
-    <w:tblStylePr w:type="firstRow">
-      <w:rPr>
-        <w:b/>
-        <w:color w:val="404040"/>
-      </w:rPr>
-      <w:pPr>
-        <w:pBdr/>
-        <w:spacing/>
-        <w:ind/>
-      </w:pPr>
-      <w:tblPr>
-        <w:tblBorders/>
-      </w:tblPr>
-      <w:tcPr>
         <w:shd w:val="clear" w:color="ffffff"/>
         <w:tcBorders>
           <w:top w:val="none" w:color="000000" w:sz="4" w:space="0"/>
@@ -14433,30 +15972,7 @@
         </w:tcBorders>
       </w:tcPr>
     </w:tblStylePr>
-    <w:tblStylePr w:type="lastCol">
-      <w:rPr>
-        <w:i/>
-        <w:color w:val="404040"/>
-      </w:rPr>
-      <w:pPr>
-        <w:pBdr/>
-        <w:spacing/>
-        <w:ind/>
-      </w:pPr>
-      <w:tblPr>
-        <w:tblBorders/>
-      </w:tblPr>
-      <w:tcPr>
-        <w:shd w:color="ffffff"/>
-        <w:tcBorders>
-          <w:top w:val="none" w:color="000000" w:sz="4" w:space="0"/>
-          <w:left w:val="none" w:color="000000" w:sz="4" w:space="0"/>
-          <w:bottom w:val="none" w:color="000000" w:sz="4" w:space="0"/>
-          <w:right w:val="none" w:color="000000" w:sz="4" w:space="0"/>
-        </w:tcBorders>
-      </w:tcPr>
-    </w:tblStylePr>
-    <w:tblStylePr w:type="lastRow">
+    <w:tblStylePr w:type="firstRow">
       <w:rPr>
         <w:b/>
         <w:color w:val="404040"/>
@@ -14479,6 +15995,52 @@
         </w:tcBorders>
       </w:tcPr>
     </w:tblStylePr>
+    <w:tblStylePr w:type="lastCol">
+      <w:rPr>
+        <w:i/>
+        <w:color w:val="404040"/>
+      </w:rPr>
+      <w:pPr>
+        <w:pBdr/>
+        <w:spacing/>
+        <w:ind/>
+      </w:pPr>
+      <w:tblPr>
+        <w:tblBorders/>
+      </w:tblPr>
+      <w:tcPr>
+        <w:shd w:val="clear" w:color="ffffff"/>
+        <w:tcBorders>
+          <w:top w:val="none" w:color="000000" w:sz="4" w:space="0"/>
+          <w:left w:val="none" w:color="000000" w:sz="4" w:space="0"/>
+          <w:bottom w:val="none" w:color="000000" w:sz="4" w:space="0"/>
+          <w:right w:val="none" w:color="000000" w:sz="4" w:space="0"/>
+        </w:tcBorders>
+      </w:tcPr>
+    </w:tblStylePr>
+    <w:tblStylePr w:type="lastRow">
+      <w:rPr>
+        <w:b/>
+        <w:color w:val="404040"/>
+      </w:rPr>
+      <w:pPr>
+        <w:pBdr/>
+        <w:spacing/>
+        <w:ind/>
+      </w:pPr>
+      <w:tblPr>
+        <w:tblBorders/>
+      </w:tblPr>
+      <w:tcPr>
+        <w:shd w:val="clear" w:color="ffffff"/>
+        <w:tcBorders>
+          <w:top w:val="none" w:color="000000" w:sz="4" w:space="0"/>
+          <w:left w:val="none" w:color="000000" w:sz="4" w:space="0"/>
+          <w:bottom w:val="none" w:color="000000" w:sz="4" w:space="0"/>
+          <w:right w:val="none" w:color="000000" w:sz="4" w:space="0"/>
+        </w:tcBorders>
+      </w:tcPr>
+    </w:tblStylePr>
     <w:tblStylePr w:type="nwCell">
       <w:pPr>
         <w:pBdr/>
@@ -14545,9 +16107,9 @@
       </w:tcPr>
     </w:tblStylePr>
   </w:style>
-  <w:style w:type="table" w:styleId="39">
+  <w:style w:type="table" w:styleId="758">
     <w:name w:val="Grid Table 3 - Accent 6"/>
-    <w:basedOn w:val="742"/>
+    <w:basedOn w:val="883"/>
     <w:uiPriority w:val="99"/>
     <w:pPr>
       <w:pBdr/>
@@ -14646,29 +16208,6 @@
         <w:tblBorders/>
       </w:tblPr>
       <w:tcPr>
-        <w:shd w:color="ffffff"/>
-        <w:tcBorders>
-          <w:top w:val="none" w:color="000000" w:sz="4" w:space="0"/>
-          <w:left w:val="none" w:color="000000" w:sz="4" w:space="0"/>
-          <w:bottom w:val="none" w:color="000000" w:sz="4" w:space="0"/>
-          <w:right w:val="none" w:color="000000" w:sz="4" w:space="0"/>
-        </w:tcBorders>
-      </w:tcPr>
-    </w:tblStylePr>
-    <w:tblStylePr w:type="firstRow">
-      <w:rPr>
-        <w:b/>
-        <w:color w:val="404040"/>
-      </w:rPr>
-      <w:pPr>
-        <w:pBdr/>
-        <w:spacing/>
-        <w:ind/>
-      </w:pPr>
-      <w:tblPr>
-        <w:tblBorders/>
-      </w:tblPr>
-      <w:tcPr>
         <w:shd w:val="clear" w:color="ffffff"/>
         <w:tcBorders>
           <w:top w:val="none" w:color="000000" w:sz="4" w:space="0"/>
@@ -14678,30 +16217,7 @@
         </w:tcBorders>
       </w:tcPr>
     </w:tblStylePr>
-    <w:tblStylePr w:type="lastCol">
-      <w:rPr>
-        <w:i/>
-        <w:color w:val="404040"/>
-      </w:rPr>
-      <w:pPr>
-        <w:pBdr/>
-        <w:spacing/>
-        <w:ind/>
-      </w:pPr>
-      <w:tblPr>
-        <w:tblBorders/>
-      </w:tblPr>
-      <w:tcPr>
-        <w:shd w:color="ffffff"/>
-        <w:tcBorders>
-          <w:top w:val="none" w:color="000000" w:sz="4" w:space="0"/>
-          <w:left w:val="none" w:color="000000" w:sz="4" w:space="0"/>
-          <w:bottom w:val="none" w:color="000000" w:sz="4" w:space="0"/>
-          <w:right w:val="none" w:color="000000" w:sz="4" w:space="0"/>
-        </w:tcBorders>
-      </w:tcPr>
-    </w:tblStylePr>
-    <w:tblStylePr w:type="lastRow">
+    <w:tblStylePr w:type="firstRow">
       <w:rPr>
         <w:b/>
         <w:color w:val="404040"/>
@@ -14724,6 +16240,52 @@
         </w:tcBorders>
       </w:tcPr>
     </w:tblStylePr>
+    <w:tblStylePr w:type="lastCol">
+      <w:rPr>
+        <w:i/>
+        <w:color w:val="404040"/>
+      </w:rPr>
+      <w:pPr>
+        <w:pBdr/>
+        <w:spacing/>
+        <w:ind/>
+      </w:pPr>
+      <w:tblPr>
+        <w:tblBorders/>
+      </w:tblPr>
+      <w:tcPr>
+        <w:shd w:val="clear" w:color="ffffff"/>
+        <w:tcBorders>
+          <w:top w:val="none" w:color="000000" w:sz="4" w:space="0"/>
+          <w:left w:val="none" w:color="000000" w:sz="4" w:space="0"/>
+          <w:bottom w:val="none" w:color="000000" w:sz="4" w:space="0"/>
+          <w:right w:val="none" w:color="000000" w:sz="4" w:space="0"/>
+        </w:tcBorders>
+      </w:tcPr>
+    </w:tblStylePr>
+    <w:tblStylePr w:type="lastRow">
+      <w:rPr>
+        <w:b/>
+        <w:color w:val="404040"/>
+      </w:rPr>
+      <w:pPr>
+        <w:pBdr/>
+        <w:spacing/>
+        <w:ind/>
+      </w:pPr>
+      <w:tblPr>
+        <w:tblBorders/>
+      </w:tblPr>
+      <w:tcPr>
+        <w:shd w:val="clear" w:color="ffffff"/>
+        <w:tcBorders>
+          <w:top w:val="none" w:color="000000" w:sz="4" w:space="0"/>
+          <w:left w:val="none" w:color="000000" w:sz="4" w:space="0"/>
+          <w:bottom w:val="none" w:color="000000" w:sz="4" w:space="0"/>
+          <w:right w:val="none" w:color="000000" w:sz="4" w:space="0"/>
+        </w:tcBorders>
+      </w:tcPr>
+    </w:tblStylePr>
     <w:tblStylePr w:type="nwCell">
       <w:pPr>
         <w:pBdr/>
@@ -14790,9 +16352,9 @@
       </w:tcPr>
     </w:tblStylePr>
   </w:style>
-  <w:style w:type="table" w:styleId="40">
+  <w:style w:type="table" w:styleId="759">
     <w:name w:val="Grid Table 4"/>
-    <w:basedOn w:val="742"/>
+    <w:basedOn w:val="883"/>
     <w:uiPriority w:val="59"/>
     <w:pPr>
       <w:pBdr/>
@@ -15023,9 +16585,9 @@
       </w:tcPr>
     </w:tblStylePr>
   </w:style>
-  <w:style w:type="table" w:styleId="41">
+  <w:style w:type="table" w:styleId="760">
     <w:name w:val="Grid Table 4 - Accent 1"/>
-    <w:basedOn w:val="742"/>
+    <w:basedOn w:val="883"/>
     <w:uiPriority w:val="59"/>
     <w:pPr>
       <w:pBdr/>
@@ -15256,9 +16818,9 @@
       </w:tcPr>
     </w:tblStylePr>
   </w:style>
-  <w:style w:type="table" w:styleId="42">
+  <w:style w:type="table" w:styleId="761">
     <w:name w:val="Grid Table 4 - Accent 2"/>
-    <w:basedOn w:val="742"/>
+    <w:basedOn w:val="883"/>
     <w:uiPriority w:val="59"/>
     <w:pPr>
       <w:pBdr/>
@@ -15489,9 +17051,9 @@
       </w:tcPr>
     </w:tblStylePr>
   </w:style>
-  <w:style w:type="table" w:styleId="43">
+  <w:style w:type="table" w:styleId="762">
     <w:name w:val="Grid Table 4 - Accent 3"/>
-    <w:basedOn w:val="742"/>
+    <w:basedOn w:val="883"/>
     <w:uiPriority w:val="59"/>
     <w:pPr>
       <w:pBdr/>
@@ -15722,9 +17284,9 @@
       </w:tcPr>
     </w:tblStylePr>
   </w:style>
-  <w:style w:type="table" w:styleId="44">
+  <w:style w:type="table" w:styleId="763">
     <w:name w:val="Grid Table 4 - Accent 4"/>
-    <w:basedOn w:val="742"/>
+    <w:basedOn w:val="883"/>
     <w:uiPriority w:val="59"/>
     <w:pPr>
       <w:pBdr/>
@@ -15955,9 +17517,9 @@
       </w:tcPr>
     </w:tblStylePr>
   </w:style>
-  <w:style w:type="table" w:styleId="45">
+  <w:style w:type="table" w:styleId="764">
     <w:name w:val="Grid Table 4 - Accent 5"/>
-    <w:basedOn w:val="742"/>
+    <w:basedOn w:val="883"/>
     <w:uiPriority w:val="59"/>
     <w:pPr>
       <w:pBdr/>
@@ -16188,9 +17750,9 @@
       </w:tcPr>
     </w:tblStylePr>
   </w:style>
-  <w:style w:type="table" w:styleId="46">
+  <w:style w:type="table" w:styleId="765">
     <w:name w:val="Grid Table 4 - Accent 6"/>
-    <w:basedOn w:val="742"/>
+    <w:basedOn w:val="883"/>
     <w:uiPriority w:val="59"/>
     <w:pPr>
       <w:pBdr/>
@@ -16421,9 +17983,9 @@
       </w:tcPr>
     </w:tblStylePr>
   </w:style>
-  <w:style w:type="table" w:styleId="47">
+  <w:style w:type="table" w:styleId="766">
     <w:name w:val="Grid Table 5 Dark"/>
-    <w:basedOn w:val="742"/>
+    <w:basedOn w:val="883"/>
     <w:uiPriority w:val="99"/>
     <w:pPr>
       <w:pBdr/>
@@ -16649,9 +18211,9 @@
       </w:tcPr>
     </w:tblStylePr>
   </w:style>
-  <w:style w:type="table" w:styleId="48">
+  <w:style w:type="table" w:styleId="767">
     <w:name w:val="Grid Table 5 Dark- Accent 1"/>
-    <w:basedOn w:val="742"/>
+    <w:basedOn w:val="883"/>
     <w:uiPriority w:val="99"/>
     <w:pPr>
       <w:pBdr/>
@@ -16877,9 +18439,9 @@
       </w:tcPr>
     </w:tblStylePr>
   </w:style>
-  <w:style w:type="table" w:styleId="49">
+  <w:style w:type="table" w:styleId="768">
     <w:name w:val="Grid Table 5 Dark - Accent 2"/>
-    <w:basedOn w:val="742"/>
+    <w:basedOn w:val="883"/>
     <w:uiPriority w:val="99"/>
     <w:pPr>
       <w:pBdr/>
@@ -17105,9 +18667,9 @@
       </w:tcPr>
     </w:tblStylePr>
   </w:style>
-  <w:style w:type="table" w:styleId="50">
+  <w:style w:type="table" w:styleId="769">
     <w:name w:val="Grid Table 5 Dark - Accent 3"/>
-    <w:basedOn w:val="742"/>
+    <w:basedOn w:val="883"/>
     <w:uiPriority w:val="99"/>
     <w:pPr>
       <w:pBdr/>
@@ -17333,9 +18895,9 @@
       </w:tcPr>
     </w:tblStylePr>
   </w:style>
-  <w:style w:type="table" w:styleId="51">
+  <w:style w:type="table" w:styleId="770">
     <w:name w:val="Grid Table 5 Dark- Accent 4"/>
-    <w:basedOn w:val="742"/>
+    <w:basedOn w:val="883"/>
     <w:uiPriority w:val="99"/>
     <w:pPr>
       <w:pBdr/>
@@ -17561,9 +19123,9 @@
       </w:tcPr>
     </w:tblStylePr>
   </w:style>
-  <w:style w:type="table" w:styleId="52">
+  <w:style w:type="table" w:styleId="771">
     <w:name w:val="Grid Table 5 Dark - Accent 5"/>
-    <w:basedOn w:val="742"/>
+    <w:basedOn w:val="883"/>
     <w:uiPriority w:val="99"/>
     <w:pPr>
       <w:pBdr/>
@@ -17789,9 +19351,9 @@
       </w:tcPr>
     </w:tblStylePr>
   </w:style>
-  <w:style w:type="table" w:styleId="53">
+  <w:style w:type="table" w:styleId="772">
     <w:name w:val="Grid Table 5 Dark - Accent 6"/>
-    <w:basedOn w:val="742"/>
+    <w:basedOn w:val="883"/>
     <w:uiPriority w:val="99"/>
     <w:pPr>
       <w:pBdr/>
@@ -18017,9 +19579,9 @@
       </w:tcPr>
     </w:tblStylePr>
   </w:style>
-  <w:style w:type="table" w:styleId="54">
+  <w:style w:type="table" w:styleId="773">
     <w:name w:val="Grid Table 6 Colorful"/>
-    <w:basedOn w:val="742"/>
+    <w:basedOn w:val="883"/>
     <w:uiPriority w:val="99"/>
     <w:pPr>
       <w:pBdr/>
@@ -18247,9 +19809,9 @@
       </w:tcPr>
     </w:tblStylePr>
   </w:style>
-  <w:style w:type="table" w:styleId="55">
+  <w:style w:type="table" w:styleId="774">
     <w:name w:val="Grid Table 6 Colorful - Accent 1"/>
-    <w:basedOn w:val="742"/>
+    <w:basedOn w:val="883"/>
     <w:uiPriority w:val="99"/>
     <w:pPr>
       <w:pBdr/>
@@ -18477,9 +20039,9 @@
       </w:tcPr>
     </w:tblStylePr>
   </w:style>
-  <w:style w:type="table" w:styleId="56">
+  <w:style w:type="table" w:styleId="775">
     <w:name w:val="Grid Table 6 Colorful - Accent 2"/>
-    <w:basedOn w:val="742"/>
+    <w:basedOn w:val="883"/>
     <w:uiPriority w:val="99"/>
     <w:pPr>
       <w:pBdr/>
@@ -18707,9 +20269,9 @@
       </w:tcPr>
     </w:tblStylePr>
   </w:style>
-  <w:style w:type="table" w:styleId="57">
+  <w:style w:type="table" w:styleId="776">
     <w:name w:val="Grid Table 6 Colorful - Accent 3"/>
-    <w:basedOn w:val="742"/>
+    <w:basedOn w:val="883"/>
     <w:uiPriority w:val="99"/>
     <w:pPr>
       <w:pBdr/>
@@ -18937,9 +20499,9 @@
       </w:tcPr>
     </w:tblStylePr>
   </w:style>
-  <w:style w:type="table" w:styleId="58">
+  <w:style w:type="table" w:styleId="777">
     <w:name w:val="Grid Table 6 Colorful - Accent 4"/>
-    <w:basedOn w:val="742"/>
+    <w:basedOn w:val="883"/>
     <w:uiPriority w:val="99"/>
     <w:pPr>
       <w:pBdr/>
@@ -19167,9 +20729,9 @@
       </w:tcPr>
     </w:tblStylePr>
   </w:style>
-  <w:style w:type="table" w:styleId="59">
+  <w:style w:type="table" w:styleId="778">
     <w:name w:val="Grid Table 6 Colorful - Accent 5"/>
-    <w:basedOn w:val="742"/>
+    <w:basedOn w:val="883"/>
     <w:uiPriority w:val="99"/>
     <w:pPr>
       <w:pBdr/>
@@ -19397,9 +20959,9 @@
       </w:tcPr>
     </w:tblStylePr>
   </w:style>
-  <w:style w:type="table" w:styleId="60">
+  <w:style w:type="table" w:styleId="779">
     <w:name w:val="Grid Table 6 Colorful - Accent 6"/>
-    <w:basedOn w:val="742"/>
+    <w:basedOn w:val="883"/>
     <w:uiPriority w:val="99"/>
     <w:pPr>
       <w:pBdr/>
@@ -19627,9 +21189,9 @@
       </w:tcPr>
     </w:tblStylePr>
   </w:style>
-  <w:style w:type="table" w:styleId="61">
+  <w:style w:type="table" w:styleId="780">
     <w:name w:val="Grid Table 7 Colorful"/>
-    <w:basedOn w:val="742"/>
+    <w:basedOn w:val="883"/>
     <w:uiPriority w:val="99"/>
     <w:pPr>
       <w:pBdr/>
@@ -19731,11 +21293,11 @@
         <w:tblBorders/>
       </w:tblPr>
       <w:tcPr>
-        <w:shd w:color="ffffff"/>
+        <w:shd w:val="clear" w:color="ffffff"/>
         <w:tcBorders>
-          <w:top w:val="none"/>
-          <w:left w:val="none"/>
-          <w:bottom w:val="none"/>
+          <w:top w:val="none" w:color="000000" w:sz="4" w:space="0"/>
+          <w:left w:val="none" w:color="000000" w:sz="4" w:space="0"/>
+          <w:bottom w:val="none" w:color="000000" w:sz="4" w:space="0"/>
           <w:right w:val="single" w:color="000000" w:themeColor="text1" w:themeTint="80" w:sz="4" w:space="0"/>
         </w:tcBorders>
       </w:tcPr>
@@ -19758,10 +21320,10 @@
       <w:tcPr>
         <w:shd w:val="clear" w:color="ffffff" w:themeColor="light1" w:fill="ffffff" w:themeFill="light1"/>
         <w:tcBorders>
-          <w:top w:val="none"/>
-          <w:left w:val="none"/>
+          <w:top w:val="none" w:color="000000" w:sz="4" w:space="0"/>
+          <w:left w:val="none" w:color="000000" w:sz="4" w:space="0"/>
           <w:bottom w:val="single" w:color="000000" w:themeColor="text1" w:themeTint="80" w:sz="4" w:space="0"/>
-          <w:right w:val="none"/>
+          <w:right w:val="none" w:color="000000" w:sz="4" w:space="0"/>
         </w:tcBorders>
       </w:tcPr>
     </w:tblStylePr>
@@ -19781,12 +21343,12 @@
         <w:tblBorders/>
       </w:tblPr>
       <w:tcPr>
-        <w:shd w:color="ffffff"/>
+        <w:shd w:val="clear" w:color="ffffff"/>
         <w:tcBorders>
-          <w:top w:val="none"/>
+          <w:top w:val="none" w:color="000000" w:sz="4" w:space="0"/>
           <w:left w:val="single" w:color="000000" w:themeColor="text1" w:themeTint="80" w:sz="4" w:space="0"/>
-          <w:bottom w:val="none"/>
-          <w:right w:val="none"/>
+          <w:bottom w:val="none" w:color="000000" w:sz="4" w:space="0"/>
+          <w:right w:val="none" w:color="000000" w:sz="4" w:space="0"/>
         </w:tcBorders>
       </w:tcPr>
     </w:tblStylePr>
@@ -19809,9 +21371,9 @@
         <w:shd w:val="clear" w:color="ffffff" w:themeColor="light1" w:fill="ffffff" w:themeFill="light1"/>
         <w:tcBorders>
           <w:top w:val="single" w:color="000000" w:themeColor="text1" w:themeTint="80" w:sz="4" w:space="0"/>
-          <w:left w:val="none"/>
-          <w:bottom w:val="none"/>
-          <w:right w:val="none"/>
+          <w:left w:val="none" w:color="000000" w:sz="4" w:space="0"/>
+          <w:bottom w:val="none" w:color="000000" w:sz="4" w:space="0"/>
+          <w:right w:val="none" w:color="000000" w:sz="4" w:space="0"/>
         </w:tcBorders>
       </w:tcPr>
     </w:tblStylePr>
@@ -19881,9 +21443,9 @@
       </w:tcPr>
     </w:tblStylePr>
   </w:style>
-  <w:style w:type="table" w:styleId="62">
+  <w:style w:type="table" w:styleId="781">
     <w:name w:val="Grid Table 7 Colorful - Accent 1"/>
-    <w:basedOn w:val="742"/>
+    <w:basedOn w:val="883"/>
     <w:uiPriority w:val="99"/>
     <w:pPr>
       <w:pBdr/>
@@ -19985,11 +21547,11 @@
         <w:tblBorders/>
       </w:tblPr>
       <w:tcPr>
-        <w:shd w:color="ffffff"/>
+        <w:shd w:val="clear" w:color="ffffff"/>
         <w:tcBorders>
-          <w:top w:val="none"/>
-          <w:left w:val="none"/>
-          <w:bottom w:val="none"/>
+          <w:top w:val="none" w:color="000000" w:sz="4" w:space="0"/>
+          <w:left w:val="none" w:color="000000" w:sz="4" w:space="0"/>
+          <w:bottom w:val="none" w:color="000000" w:sz="4" w:space="0"/>
           <w:right w:val="single" w:color="000000" w:themeColor="accent1" w:themeTint="80" w:sz="4" w:space="0"/>
         </w:tcBorders>
       </w:tcPr>
@@ -20012,10 +21574,10 @@
       <w:tcPr>
         <w:shd w:val="clear" w:color="ffffff" w:themeColor="light1" w:fill="ffffff" w:themeFill="light1"/>
         <w:tcBorders>
-          <w:top w:val="none"/>
-          <w:left w:val="none"/>
+          <w:top w:val="none" w:color="000000" w:sz="4" w:space="0"/>
+          <w:left w:val="none" w:color="000000" w:sz="4" w:space="0"/>
           <w:bottom w:val="single" w:color="000000" w:themeColor="accent1" w:themeTint="80" w:sz="4" w:space="0"/>
-          <w:right w:val="none"/>
+          <w:right w:val="none" w:color="000000" w:sz="4" w:space="0"/>
         </w:tcBorders>
       </w:tcPr>
     </w:tblStylePr>
@@ -20035,12 +21597,12 @@
         <w:tblBorders/>
       </w:tblPr>
       <w:tcPr>
-        <w:shd w:color="ffffff"/>
+        <w:shd w:val="clear" w:color="ffffff"/>
         <w:tcBorders>
-          <w:top w:val="none"/>
+          <w:top w:val="none" w:color="000000" w:sz="4" w:space="0"/>
           <w:left w:val="single" w:color="000000" w:themeColor="accent1" w:themeTint="80" w:sz="4" w:space="0"/>
-          <w:bottom w:val="none"/>
-          <w:right w:val="none"/>
+          <w:bottom w:val="none" w:color="000000" w:sz="4" w:space="0"/>
+          <w:right w:val="none" w:color="000000" w:sz="4" w:space="0"/>
         </w:tcBorders>
       </w:tcPr>
     </w:tblStylePr>
@@ -20063,9 +21625,9 @@
         <w:shd w:val="clear" w:color="ffffff" w:themeColor="light1" w:fill="ffffff" w:themeFill="light1"/>
         <w:tcBorders>
           <w:top w:val="single" w:color="000000" w:themeColor="accent1" w:themeTint="80" w:sz="4" w:space="0"/>
-          <w:left w:val="none"/>
-          <w:bottom w:val="none"/>
-          <w:right w:val="none"/>
+          <w:left w:val="none" w:color="000000" w:sz="4" w:space="0"/>
+          <w:bottom w:val="none" w:color="000000" w:sz="4" w:space="0"/>
+          <w:right w:val="none" w:color="000000" w:sz="4" w:space="0"/>
         </w:tcBorders>
       </w:tcPr>
     </w:tblStylePr>
@@ -20135,9 +21697,9 @@
       </w:tcPr>
     </w:tblStylePr>
   </w:style>
-  <w:style w:type="table" w:styleId="63">
+  <w:style w:type="table" w:styleId="782">
     <w:name w:val="Grid Table 7 Colorful - Accent 2"/>
-    <w:basedOn w:val="742"/>
+    <w:basedOn w:val="883"/>
     <w:uiPriority w:val="99"/>
     <w:pPr>
       <w:pBdr/>
@@ -20239,11 +21801,11 @@
         <w:tblBorders/>
       </w:tblPr>
       <w:tcPr>
-        <w:shd w:color="ffffff"/>
+        <w:shd w:val="clear" w:color="ffffff"/>
         <w:tcBorders>
-          <w:top w:val="none"/>
-          <w:left w:val="none"/>
-          <w:bottom w:val="none"/>
+          <w:top w:val="none" w:color="000000" w:sz="4" w:space="0"/>
+          <w:left w:val="none" w:color="000000" w:sz="4" w:space="0"/>
+          <w:bottom w:val="none" w:color="000000" w:sz="4" w:space="0"/>
           <w:right w:val="single" w:color="000000" w:themeColor="accent2" w:themeTint="97" w:sz="4" w:space="0"/>
         </w:tcBorders>
       </w:tcPr>
@@ -20266,10 +21828,10 @@
       <w:tcPr>
         <w:shd w:val="clear" w:color="ffffff" w:themeColor="light1" w:fill="ffffff" w:themeFill="light1"/>
         <w:tcBorders>
-          <w:top w:val="none"/>
-          <w:left w:val="none"/>
+          <w:top w:val="none" w:color="000000" w:sz="4" w:space="0"/>
+          <w:left w:val="none" w:color="000000" w:sz="4" w:space="0"/>
           <w:bottom w:val="single" w:color="000000" w:themeColor="accent2" w:themeTint="97" w:sz="4" w:space="0"/>
-          <w:right w:val="none"/>
+          <w:right w:val="none" w:color="000000" w:sz="4" w:space="0"/>
         </w:tcBorders>
       </w:tcPr>
     </w:tblStylePr>
@@ -20289,12 +21851,12 @@
         <w:tblBorders/>
       </w:tblPr>
       <w:tcPr>
-        <w:shd w:color="ffffff"/>
+        <w:shd w:val="clear" w:color="ffffff"/>
         <w:tcBorders>
-          <w:top w:val="none"/>
+          <w:top w:val="none" w:color="000000" w:sz="4" w:space="0"/>
           <w:left w:val="single" w:color="000000" w:themeColor="accent2" w:themeTint="97" w:sz="4" w:space="0"/>
-          <w:bottom w:val="none"/>
-          <w:right w:val="none"/>
+          <w:bottom w:val="none" w:color="000000" w:sz="4" w:space="0"/>
+          <w:right w:val="none" w:color="000000" w:sz="4" w:space="0"/>
         </w:tcBorders>
       </w:tcPr>
     </w:tblStylePr>
@@ -20317,9 +21879,9 @@
         <w:shd w:val="clear" w:color="ffffff" w:themeColor="light1" w:fill="ffffff" w:themeFill="light1"/>
         <w:tcBorders>
           <w:top w:val="single" w:color="000000" w:themeColor="accent2" w:themeTint="97" w:sz="4" w:space="0"/>
-          <w:left w:val="none"/>
-          <w:bottom w:val="none"/>
-          <w:right w:val="none"/>
+          <w:left w:val="none" w:color="000000" w:sz="4" w:space="0"/>
+          <w:bottom w:val="none" w:color="000000" w:sz="4" w:space="0"/>
+          <w:right w:val="none" w:color="000000" w:sz="4" w:space="0"/>
         </w:tcBorders>
       </w:tcPr>
     </w:tblStylePr>
@@ -20389,9 +21951,9 @@
       </w:tcPr>
     </w:tblStylePr>
   </w:style>
-  <w:style w:type="table" w:styleId="64">
+  <w:style w:type="table" w:styleId="783">
     <w:name w:val="Grid Table 7 Colorful - Accent 3"/>
-    <w:basedOn w:val="742"/>
+    <w:basedOn w:val="883"/>
     <w:uiPriority w:val="99"/>
     <w:pPr>
       <w:pBdr/>
@@ -20493,11 +22055,11 @@
         <w:tblBorders/>
       </w:tblPr>
       <w:tcPr>
-        <w:shd w:color="ffffff"/>
+        <w:shd w:val="clear" w:color="ffffff"/>
         <w:tcBorders>
-          <w:top w:val="none"/>
-          <w:left w:val="none"/>
-          <w:bottom w:val="none"/>
+          <w:top w:val="none" w:color="000000" w:sz="4" w:space="0"/>
+          <w:left w:val="none" w:color="000000" w:sz="4" w:space="0"/>
+          <w:bottom w:val="none" w:color="000000" w:sz="4" w:space="0"/>
           <w:right w:val="single" w:color="000000" w:themeColor="accent3" w:themeTint="FE" w:sz="4" w:space="0"/>
         </w:tcBorders>
       </w:tcPr>
@@ -20520,10 +22082,10 @@
       <w:tcPr>
         <w:shd w:val="clear" w:color="ffffff" w:themeColor="light1" w:fill="ffffff" w:themeFill="light1"/>
         <w:tcBorders>
-          <w:top w:val="none"/>
-          <w:left w:val="none"/>
+          <w:top w:val="none" w:color="000000" w:sz="4" w:space="0"/>
+          <w:left w:val="none" w:color="000000" w:sz="4" w:space="0"/>
           <w:bottom w:val="single" w:color="000000" w:themeColor="accent3" w:themeTint="FE" w:sz="4" w:space="0"/>
-          <w:right w:val="none"/>
+          <w:right w:val="none" w:color="000000" w:sz="4" w:space="0"/>
         </w:tcBorders>
       </w:tcPr>
     </w:tblStylePr>
@@ -20543,12 +22105,12 @@
         <w:tblBorders/>
       </w:tblPr>
       <w:tcPr>
-        <w:shd w:color="ffffff"/>
+        <w:shd w:val="clear" w:color="ffffff"/>
         <w:tcBorders>
-          <w:top w:val="none"/>
+          <w:top w:val="none" w:color="000000" w:sz="4" w:space="0"/>
           <w:left w:val="single" w:color="000000" w:themeColor="accent3" w:themeTint="FE" w:sz="4" w:space="0"/>
-          <w:bottom w:val="none"/>
-          <w:right w:val="none"/>
+          <w:bottom w:val="none" w:color="000000" w:sz="4" w:space="0"/>
+          <w:right w:val="none" w:color="000000" w:sz="4" w:space="0"/>
         </w:tcBorders>
       </w:tcPr>
     </w:tblStylePr>
@@ -20571,9 +22133,9 @@
         <w:shd w:val="clear" w:color="ffffff" w:themeColor="light1" w:fill="ffffff" w:themeFill="light1"/>
         <w:tcBorders>
           <w:top w:val="single" w:color="000000" w:themeColor="accent3" w:themeTint="FE" w:sz="4" w:space="0"/>
-          <w:left w:val="none"/>
-          <w:bottom w:val="none"/>
-          <w:right w:val="none"/>
+          <w:left w:val="none" w:color="000000" w:sz="4" w:space="0"/>
+          <w:bottom w:val="none" w:color="000000" w:sz="4" w:space="0"/>
+          <w:right w:val="none" w:color="000000" w:sz="4" w:space="0"/>
         </w:tcBorders>
       </w:tcPr>
     </w:tblStylePr>
@@ -20643,9 +22205,9 @@
       </w:tcPr>
     </w:tblStylePr>
   </w:style>
-  <w:style w:type="table" w:styleId="65">
+  <w:style w:type="table" w:styleId="784">
     <w:name w:val="Grid Table 7 Colorful - Accent 4"/>
-    <w:basedOn w:val="742"/>
+    <w:basedOn w:val="883"/>
     <w:uiPriority w:val="99"/>
     <w:pPr>
       <w:pBdr/>
@@ -20747,11 +22309,11 @@
         <w:tblBorders/>
       </w:tblPr>
       <w:tcPr>
-        <w:shd w:color="ffffff"/>
+        <w:shd w:val="clear" w:color="ffffff"/>
         <w:tcBorders>
-          <w:top w:val="none"/>
-          <w:left w:val="none"/>
-          <w:bottom w:val="none"/>
+          <w:top w:val="none" w:color="000000" w:sz="4" w:space="0"/>
+          <w:left w:val="none" w:color="000000" w:sz="4" w:space="0"/>
+          <w:bottom w:val="none" w:color="000000" w:sz="4" w:space="0"/>
           <w:right w:val="single" w:color="000000" w:themeColor="accent4" w:themeTint="9A" w:sz="4" w:space="0"/>
         </w:tcBorders>
       </w:tcPr>
@@ -20774,10 +22336,10 @@
       <w:tcPr>
         <w:shd w:val="clear" w:color="ffffff" w:themeColor="light1" w:fill="ffffff" w:themeFill="light1"/>
         <w:tcBorders>
-          <w:top w:val="none"/>
-          <w:left w:val="none"/>
+          <w:top w:val="none" w:color="000000" w:sz="4" w:space="0"/>
+          <w:left w:val="none" w:color="000000" w:sz="4" w:space="0"/>
           <w:bottom w:val="single" w:color="000000" w:themeColor="accent4" w:themeTint="9A" w:sz="4" w:space="0"/>
-          <w:right w:val="none"/>
+          <w:right w:val="none" w:color="000000" w:sz="4" w:space="0"/>
         </w:tcBorders>
       </w:tcPr>
     </w:tblStylePr>
@@ -20797,12 +22359,12 @@
         <w:tblBorders/>
       </w:tblPr>
       <w:tcPr>
-        <w:shd w:color="ffffff"/>
+        <w:shd w:val="clear" w:color="ffffff"/>
         <w:tcBorders>
-          <w:top w:val="none"/>
+          <w:top w:val="none" w:color="000000" w:sz="4" w:space="0"/>
           <w:left w:val="single" w:color="000000" w:themeColor="accent4" w:themeTint="9A" w:sz="4" w:space="0"/>
-          <w:bottom w:val="none"/>
-          <w:right w:val="none"/>
+          <w:bottom w:val="none" w:color="000000" w:sz="4" w:space="0"/>
+          <w:right w:val="none" w:color="000000" w:sz="4" w:space="0"/>
         </w:tcBorders>
       </w:tcPr>
     </w:tblStylePr>
@@ -20825,9 +22387,9 @@
         <w:shd w:val="clear" w:color="ffffff" w:themeColor="light1" w:fill="ffffff" w:themeFill="light1"/>
         <w:tcBorders>
           <w:top w:val="single" w:color="000000" w:themeColor="accent4" w:themeTint="9A" w:sz="4" w:space="0"/>
-          <w:left w:val="none"/>
-          <w:bottom w:val="none"/>
-          <w:right w:val="none"/>
+          <w:left w:val="none" w:color="000000" w:sz="4" w:space="0"/>
+          <w:bottom w:val="none" w:color="000000" w:sz="4" w:space="0"/>
+          <w:right w:val="none" w:color="000000" w:sz="4" w:space="0"/>
         </w:tcBorders>
       </w:tcPr>
     </w:tblStylePr>
@@ -20897,9 +22459,9 @@
       </w:tcPr>
     </w:tblStylePr>
   </w:style>
-  <w:style w:type="table" w:styleId="66">
+  <w:style w:type="table" w:styleId="785">
     <w:name w:val="Grid Table 7 Colorful - Accent 5"/>
-    <w:basedOn w:val="742"/>
+    <w:basedOn w:val="883"/>
     <w:uiPriority w:val="99"/>
     <w:pPr>
       <w:pBdr/>
@@ -21001,11 +22563,11 @@
         <w:tblBorders/>
       </w:tblPr>
       <w:tcPr>
-        <w:shd w:color="ffffff"/>
+        <w:shd w:val="clear" w:color="ffffff"/>
         <w:tcBorders>
-          <w:top w:val="none"/>
-          <w:left w:val="none"/>
-          <w:bottom w:val="none"/>
+          <w:top w:val="none" w:color="000000" w:sz="4" w:space="0"/>
+          <w:left w:val="none" w:color="000000" w:sz="4" w:space="0"/>
+          <w:bottom w:val="none" w:color="000000" w:sz="4" w:space="0"/>
           <w:right w:val="single" w:color="000000" w:themeColor="accent5" w:themeTint="90" w:sz="4" w:space="0"/>
         </w:tcBorders>
       </w:tcPr>
@@ -21028,10 +22590,10 @@
       <w:tcPr>
         <w:shd w:val="clear" w:color="ffffff" w:themeColor="light1" w:fill="ffffff" w:themeFill="light1"/>
         <w:tcBorders>
-          <w:top w:val="none"/>
-          <w:left w:val="none"/>
+          <w:top w:val="none" w:color="000000" w:sz="4" w:space="0"/>
+          <w:left w:val="none" w:color="000000" w:sz="4" w:space="0"/>
           <w:bottom w:val="single" w:color="000000" w:themeColor="accent5" w:themeTint="90" w:sz="4" w:space="0"/>
-          <w:right w:val="none"/>
+          <w:right w:val="none" w:color="000000" w:sz="4" w:space="0"/>
         </w:tcBorders>
       </w:tcPr>
     </w:tblStylePr>
@@ -21051,12 +22613,12 @@
         <w:tblBorders/>
       </w:tblPr>
       <w:tcPr>
-        <w:shd w:color="ffffff"/>
+        <w:shd w:val="clear" w:color="ffffff"/>
         <w:tcBorders>
-          <w:top w:val="none"/>
+          <w:top w:val="none" w:color="000000" w:sz="4" w:space="0"/>
           <w:left w:val="single" w:color="000000" w:themeColor="accent5" w:themeTint="90" w:sz="4" w:space="0"/>
-          <w:bottom w:val="none"/>
-          <w:right w:val="none"/>
+          <w:bottom w:val="none" w:color="000000" w:sz="4" w:space="0"/>
+          <w:right w:val="none" w:color="000000" w:sz="4" w:space="0"/>
         </w:tcBorders>
       </w:tcPr>
     </w:tblStylePr>
@@ -21079,9 +22641,9 @@
         <w:shd w:val="clear" w:color="ffffff" w:themeColor="light1" w:fill="ffffff" w:themeFill="light1"/>
         <w:tcBorders>
           <w:top w:val="single" w:color="000000" w:themeColor="accent5" w:themeTint="90" w:sz="4" w:space="0"/>
-          <w:left w:val="none"/>
-          <w:bottom w:val="none"/>
-          <w:right w:val="none"/>
+          <w:left w:val="none" w:color="000000" w:sz="4" w:space="0"/>
+          <w:bottom w:val="none" w:color="000000" w:sz="4" w:space="0"/>
+          <w:right w:val="none" w:color="000000" w:sz="4" w:space="0"/>
         </w:tcBorders>
       </w:tcPr>
     </w:tblStylePr>
@@ -21151,9 +22713,9 @@
       </w:tcPr>
     </w:tblStylePr>
   </w:style>
-  <w:style w:type="table" w:styleId="67">
+  <w:style w:type="table" w:styleId="786">
     <w:name w:val="Grid Table 7 Colorful - Accent 6"/>
-    <w:basedOn w:val="742"/>
+    <w:basedOn w:val="883"/>
     <w:uiPriority w:val="99"/>
     <w:pPr>
       <w:pBdr/>
@@ -21255,11 +22817,11 @@
         <w:tblBorders/>
       </w:tblPr>
       <w:tcPr>
-        <w:shd w:color="ffffff"/>
+        <w:shd w:val="clear" w:color="ffffff"/>
         <w:tcBorders>
-          <w:top w:val="none"/>
-          <w:left w:val="none"/>
-          <w:bottom w:val="none"/>
+          <w:top w:val="none" w:color="000000" w:sz="4" w:space="0"/>
+          <w:left w:val="none" w:color="000000" w:sz="4" w:space="0"/>
+          <w:bottom w:val="none" w:color="000000" w:sz="4" w:space="0"/>
           <w:right w:val="single" w:color="000000" w:themeColor="accent6" w:themeTint="90" w:sz="4" w:space="0"/>
         </w:tcBorders>
       </w:tcPr>
@@ -21282,10 +22844,10 @@
       <w:tcPr>
         <w:shd w:val="clear" w:color="ffffff" w:themeColor="light1" w:fill="ffffff" w:themeFill="light1"/>
         <w:tcBorders>
-          <w:top w:val="none"/>
-          <w:left w:val="none"/>
+          <w:top w:val="none" w:color="000000" w:sz="4" w:space="0"/>
+          <w:left w:val="none" w:color="000000" w:sz="4" w:space="0"/>
           <w:bottom w:val="single" w:color="000000" w:themeColor="accent6" w:themeTint="90" w:sz="4" w:space="0"/>
-          <w:right w:val="none"/>
+          <w:right w:val="none" w:color="000000" w:sz="4" w:space="0"/>
         </w:tcBorders>
       </w:tcPr>
     </w:tblStylePr>
@@ -21305,12 +22867,12 @@
         <w:tblBorders/>
       </w:tblPr>
       <w:tcPr>
-        <w:shd w:color="ffffff"/>
+        <w:shd w:val="clear" w:color="ffffff"/>
         <w:tcBorders>
-          <w:top w:val="none"/>
+          <w:top w:val="none" w:color="000000" w:sz="4" w:space="0"/>
           <w:left w:val="single" w:color="000000" w:themeColor="accent6" w:themeTint="90" w:sz="4" w:space="0"/>
-          <w:bottom w:val="none"/>
-          <w:right w:val="none"/>
+          <w:bottom w:val="none" w:color="000000" w:sz="4" w:space="0"/>
+          <w:right w:val="none" w:color="000000" w:sz="4" w:space="0"/>
         </w:tcBorders>
       </w:tcPr>
     </w:tblStylePr>
@@ -21333,9 +22895,9 @@
         <w:shd w:val="clear" w:color="ffffff" w:themeColor="light1" w:fill="ffffff" w:themeFill="light1"/>
         <w:tcBorders>
           <w:top w:val="single" w:color="000000" w:themeColor="accent6" w:themeTint="90" w:sz="4" w:space="0"/>
-          <w:left w:val="none"/>
-          <w:bottom w:val="none"/>
-          <w:right w:val="none"/>
+          <w:left w:val="none" w:color="000000" w:sz="4" w:space="0"/>
+          <w:bottom w:val="none" w:color="000000" w:sz="4" w:space="0"/>
+          <w:right w:val="none" w:color="000000" w:sz="4" w:space="0"/>
         </w:tcBorders>
       </w:tcPr>
     </w:tblStylePr>
@@ -21405,9 +22967,9 @@
       </w:tcPr>
     </w:tblStylePr>
   </w:style>
-  <w:style w:type="table" w:styleId="68">
+  <w:style w:type="table" w:styleId="787">
     <w:name w:val="List Table 1 Light"/>
-    <w:basedOn w:val="742"/>
+    <w:basedOn w:val="883"/>
     <w:uiPriority w:val="99"/>
     <w:pPr>
       <w:pBdr/>
@@ -21621,9 +23183,9 @@
       </w:tcPr>
     </w:tblStylePr>
   </w:style>
-  <w:style w:type="table" w:styleId="69">
+  <w:style w:type="table" w:styleId="788">
     <w:name w:val="List Table 1 Light - Accent 1"/>
-    <w:basedOn w:val="742"/>
+    <w:basedOn w:val="883"/>
     <w:uiPriority w:val="99"/>
     <w:pPr>
       <w:pBdr/>
@@ -21837,9 +23399,9 @@
       </w:tcPr>
     </w:tblStylePr>
   </w:style>
-  <w:style w:type="table" w:styleId="70">
+  <w:style w:type="table" w:styleId="789">
     <w:name w:val="List Table 1 Light - Accent 2"/>
-    <w:basedOn w:val="742"/>
+    <w:basedOn w:val="883"/>
     <w:uiPriority w:val="99"/>
     <w:pPr>
       <w:pBdr/>
@@ -22053,9 +23615,9 @@
       </w:tcPr>
     </w:tblStylePr>
   </w:style>
-  <w:style w:type="table" w:styleId="71">
+  <w:style w:type="table" w:styleId="790">
     <w:name w:val="List Table 1 Light - Accent 3"/>
-    <w:basedOn w:val="742"/>
+    <w:basedOn w:val="883"/>
     <w:uiPriority w:val="99"/>
     <w:pPr>
       <w:pBdr/>
@@ -22269,9 +23831,9 @@
       </w:tcPr>
     </w:tblStylePr>
   </w:style>
-  <w:style w:type="table" w:styleId="72">
+  <w:style w:type="table" w:styleId="791">
     <w:name w:val="List Table 1 Light - Accent 4"/>
-    <w:basedOn w:val="742"/>
+    <w:basedOn w:val="883"/>
     <w:uiPriority w:val="99"/>
     <w:pPr>
       <w:pBdr/>
@@ -22485,9 +24047,9 @@
       </w:tcPr>
     </w:tblStylePr>
   </w:style>
-  <w:style w:type="table" w:styleId="73">
+  <w:style w:type="table" w:styleId="792">
     <w:name w:val="List Table 1 Light - Accent 5"/>
-    <w:basedOn w:val="742"/>
+    <w:basedOn w:val="883"/>
     <w:uiPriority w:val="99"/>
     <w:pPr>
       <w:pBdr/>
@@ -22701,9 +24263,9 @@
       </w:tcPr>
     </w:tblStylePr>
   </w:style>
-  <w:style w:type="table" w:styleId="74">
+  <w:style w:type="table" w:styleId="793">
     <w:name w:val="List Table 1 Light - Accent 6"/>
-    <w:basedOn w:val="742"/>
+    <w:basedOn w:val="883"/>
     <w:uiPriority w:val="99"/>
     <w:pPr>
       <w:pBdr/>
@@ -22917,9 +24479,9 @@
       </w:tcPr>
     </w:tblStylePr>
   </w:style>
-  <w:style w:type="table" w:styleId="75">
+  <w:style w:type="table" w:styleId="794">
     <w:name w:val="List Table 2"/>
-    <w:basedOn w:val="742"/>
+    <w:basedOn w:val="883"/>
     <w:uiPriority w:val="99"/>
     <w:pPr>
       <w:pBdr/>
@@ -23155,9 +24717,9 @@
       </w:tcPr>
     </w:tblStylePr>
   </w:style>
-  <w:style w:type="table" w:styleId="76">
+  <w:style w:type="table" w:styleId="795">
     <w:name w:val="List Table 2 - Accent 1"/>
-    <w:basedOn w:val="742"/>
+    <w:basedOn w:val="883"/>
     <w:uiPriority w:val="99"/>
     <w:pPr>
       <w:pBdr/>
@@ -23393,9 +24955,9 @@
       </w:tcPr>
     </w:tblStylePr>
   </w:style>
-  <w:style w:type="table" w:styleId="77">
+  <w:style w:type="table" w:styleId="796">
     <w:name w:val="List Table 2 - Accent 2"/>
-    <w:basedOn w:val="742"/>
+    <w:basedOn w:val="883"/>
     <w:uiPriority w:val="99"/>
     <w:pPr>
       <w:pBdr/>
@@ -23631,9 +25193,9 @@
       </w:tcPr>
     </w:tblStylePr>
   </w:style>
-  <w:style w:type="table" w:styleId="78">
+  <w:style w:type="table" w:styleId="797">
     <w:name w:val="List Table 2 - Accent 3"/>
-    <w:basedOn w:val="742"/>
+    <w:basedOn w:val="883"/>
     <w:uiPriority w:val="99"/>
     <w:pPr>
       <w:pBdr/>
@@ -23869,9 +25431,9 @@
       </w:tcPr>
     </w:tblStylePr>
   </w:style>
-  <w:style w:type="table" w:styleId="79">
+  <w:style w:type="table" w:styleId="798">
     <w:name w:val="List Table 2 - Accent 4"/>
-    <w:basedOn w:val="742"/>
+    <w:basedOn w:val="883"/>
     <w:uiPriority w:val="99"/>
     <w:pPr>
       <w:pBdr/>
@@ -24107,9 +25669,9 @@
       </w:tcPr>
     </w:tblStylePr>
   </w:style>
-  <w:style w:type="table" w:styleId="80">
+  <w:style w:type="table" w:styleId="799">
     <w:name w:val="List Table 2 - Accent 5"/>
-    <w:basedOn w:val="742"/>
+    <w:basedOn w:val="883"/>
     <w:uiPriority w:val="99"/>
     <w:pPr>
       <w:pBdr/>
@@ -24345,9 +25907,9 @@
       </w:tcPr>
     </w:tblStylePr>
   </w:style>
-  <w:style w:type="table" w:styleId="81">
+  <w:style w:type="table" w:styleId="800">
     <w:name w:val="List Table 2 - Accent 6"/>
-    <w:basedOn w:val="742"/>
+    <w:basedOn w:val="883"/>
     <w:uiPriority w:val="99"/>
     <w:pPr>
       <w:pBdr/>
@@ -24583,9 +26145,9 @@
       </w:tcPr>
     </w:tblStylePr>
   </w:style>
-  <w:style w:type="table" w:styleId="82">
+  <w:style w:type="table" w:styleId="801">
     <w:name w:val="List Table 3"/>
-    <w:basedOn w:val="742"/>
+    <w:basedOn w:val="883"/>
     <w:uiPriority w:val="99"/>
     <w:pPr>
       <w:pBdr/>
@@ -24811,9 +26373,9 @@
       </w:tcPr>
     </w:tblStylePr>
   </w:style>
-  <w:style w:type="table" w:styleId="83">
+  <w:style w:type="table" w:styleId="802">
     <w:name w:val="List Table 3 - Accent 1"/>
-    <w:basedOn w:val="742"/>
+    <w:basedOn w:val="883"/>
     <w:uiPriority w:val="99"/>
     <w:pPr>
       <w:pBdr/>
@@ -25039,9 +26601,9 @@
       </w:tcPr>
     </w:tblStylePr>
   </w:style>
-  <w:style w:type="table" w:styleId="84">
+  <w:style w:type="table" w:styleId="803">
     <w:name w:val="List Table 3 - Accent 2"/>
-    <w:basedOn w:val="742"/>
+    <w:basedOn w:val="883"/>
     <w:uiPriority w:val="99"/>
     <w:pPr>
       <w:pBdr/>
@@ -25267,9 +26829,9 @@
       </w:tcPr>
     </w:tblStylePr>
   </w:style>
-  <w:style w:type="table" w:styleId="85">
+  <w:style w:type="table" w:styleId="804">
     <w:name w:val="List Table 3 - Accent 3"/>
-    <w:basedOn w:val="742"/>
+    <w:basedOn w:val="883"/>
     <w:uiPriority w:val="99"/>
     <w:pPr>
       <w:pBdr/>
@@ -25495,9 +27057,9 @@
       </w:tcPr>
     </w:tblStylePr>
   </w:style>
-  <w:style w:type="table" w:styleId="86">
+  <w:style w:type="table" w:styleId="805">
     <w:name w:val="List Table 3 - Accent 4"/>
-    <w:basedOn w:val="742"/>
+    <w:basedOn w:val="883"/>
     <w:uiPriority w:val="99"/>
     <w:pPr>
       <w:pBdr/>
@@ -25723,9 +27285,9 @@
       </w:tcPr>
     </w:tblStylePr>
   </w:style>
-  <w:style w:type="table" w:styleId="87">
+  <w:style w:type="table" w:styleId="806">
     <w:name w:val="List Table 3 - Accent 5"/>
-    <w:basedOn w:val="742"/>
+    <w:basedOn w:val="883"/>
     <w:uiPriority w:val="99"/>
     <w:pPr>
       <w:pBdr/>
@@ -25951,9 +27513,9 @@
       </w:tcPr>
     </w:tblStylePr>
   </w:style>
-  <w:style w:type="table" w:styleId="88">
+  <w:style w:type="table" w:styleId="807">
     <w:name w:val="List Table 3 - Accent 6"/>
-    <w:basedOn w:val="742"/>
+    <w:basedOn w:val="883"/>
     <w:uiPriority w:val="99"/>
     <w:pPr>
       <w:pBdr/>
@@ -26179,9 +27741,9 @@
       </w:tcPr>
     </w:tblStylePr>
   </w:style>
-  <w:style w:type="table" w:styleId="89">
+  <w:style w:type="table" w:styleId="808">
     <w:name w:val="List Table 4"/>
-    <w:basedOn w:val="742"/>
+    <w:basedOn w:val="883"/>
     <w:uiPriority w:val="99"/>
     <w:pPr>
       <w:pBdr/>
@@ -26404,9 +27966,9 @@
       </w:tcPr>
     </w:tblStylePr>
   </w:style>
-  <w:style w:type="table" w:styleId="90">
+  <w:style w:type="table" w:styleId="809">
     <w:name w:val="List Table 4 - Accent 1"/>
-    <w:basedOn w:val="742"/>
+    <w:basedOn w:val="883"/>
     <w:uiPriority w:val="99"/>
     <w:pPr>
       <w:pBdr/>
@@ -26629,9 +28191,9 @@
       </w:tcPr>
     </w:tblStylePr>
   </w:style>
-  <w:style w:type="table" w:styleId="91">
+  <w:style w:type="table" w:styleId="810">
     <w:name w:val="List Table 4 - Accent 2"/>
-    <w:basedOn w:val="742"/>
+    <w:basedOn w:val="883"/>
     <w:uiPriority w:val="99"/>
     <w:pPr>
       <w:pBdr/>
@@ -26854,9 +28416,9 @@
       </w:tcPr>
     </w:tblStylePr>
   </w:style>
-  <w:style w:type="table" w:styleId="92">
+  <w:style w:type="table" w:styleId="811">
     <w:name w:val="List Table 4 - Accent 3"/>
-    <w:basedOn w:val="742"/>
+    <w:basedOn w:val="883"/>
     <w:uiPriority w:val="99"/>
     <w:pPr>
       <w:pBdr/>
@@ -27079,9 +28641,9 @@
       </w:tcPr>
     </w:tblStylePr>
   </w:style>
-  <w:style w:type="table" w:styleId="93">
+  <w:style w:type="table" w:styleId="812">
     <w:name w:val="List Table 4 - Accent 4"/>
-    <w:basedOn w:val="742"/>
+    <w:basedOn w:val="883"/>
     <w:uiPriority w:val="99"/>
     <w:pPr>
       <w:pBdr/>
@@ -27304,9 +28866,9 @@
       </w:tcPr>
     </w:tblStylePr>
   </w:style>
-  <w:style w:type="table" w:styleId="94">
+  <w:style w:type="table" w:styleId="813">
     <w:name w:val="List Table 4 - Accent 5"/>
-    <w:basedOn w:val="742"/>
+    <w:basedOn w:val="883"/>
     <w:uiPriority w:val="99"/>
     <w:pPr>
       <w:pBdr/>
@@ -27529,9 +29091,9 @@
       </w:tcPr>
     </w:tblStylePr>
   </w:style>
-  <w:style w:type="table" w:styleId="95">
+  <w:style w:type="table" w:styleId="814">
     <w:name w:val="List Table 4 - Accent 6"/>
-    <w:basedOn w:val="742"/>
+    <w:basedOn w:val="883"/>
     <w:uiPriority w:val="99"/>
     <w:pPr>
       <w:pBdr/>
@@ -27754,9 +29316,9 @@
       </w:tcPr>
     </w:tblStylePr>
   </w:style>
-  <w:style w:type="table" w:styleId="96">
+  <w:style w:type="table" w:styleId="815">
     <w:name w:val="List Table 5 Dark"/>
-    <w:basedOn w:val="742"/>
+    <w:basedOn w:val="883"/>
     <w:uiPriority w:val="99"/>
     <w:pPr>
       <w:pBdr/>
@@ -27996,9 +29558,9 @@
       </w:tcPr>
     </w:tblStylePr>
   </w:style>
-  <w:style w:type="table" w:styleId="97">
+  <w:style w:type="table" w:styleId="816">
     <w:name w:val="List Table 5 Dark - Accent 1"/>
-    <w:basedOn w:val="742"/>
+    <w:basedOn w:val="883"/>
     <w:uiPriority w:val="99"/>
     <w:pPr>
       <w:pBdr/>
@@ -28238,9 +29800,9 @@
       </w:tcPr>
     </w:tblStylePr>
   </w:style>
-  <w:style w:type="table" w:styleId="98">
+  <w:style w:type="table" w:styleId="817">
     <w:name w:val="List Table 5 Dark - Accent 2"/>
-    <w:basedOn w:val="742"/>
+    <w:basedOn w:val="883"/>
     <w:uiPriority w:val="99"/>
     <w:pPr>
       <w:pBdr/>
@@ -28480,9 +30042,9 @@
       </w:tcPr>
     </w:tblStylePr>
   </w:style>
-  <w:style w:type="table" w:styleId="99">
+  <w:style w:type="table" w:styleId="818">
     <w:name w:val="List Table 5 Dark - Accent 3"/>
-    <w:basedOn w:val="742"/>
+    <w:basedOn w:val="883"/>
     <w:uiPriority w:val="99"/>
     <w:pPr>
       <w:pBdr/>
@@ -28722,9 +30284,9 @@
       </w:tcPr>
     </w:tblStylePr>
   </w:style>
-  <w:style w:type="table" w:styleId="100">
+  <w:style w:type="table" w:styleId="819">
     <w:name w:val="List Table 5 Dark - Accent 4"/>
-    <w:basedOn w:val="742"/>
+    <w:basedOn w:val="883"/>
     <w:uiPriority w:val="99"/>
     <w:pPr>
       <w:pBdr/>
@@ -28964,9 +30526,9 @@
       </w:tcPr>
     </w:tblStylePr>
   </w:style>
-  <w:style w:type="table" w:styleId="101">
+  <w:style w:type="table" w:styleId="820">
     <w:name w:val="List Table 5 Dark - Accent 5"/>
-    <w:basedOn w:val="742"/>
+    <w:basedOn w:val="883"/>
     <w:uiPriority w:val="99"/>
     <w:pPr>
       <w:pBdr/>
@@ -29206,9 +30768,9 @@
       </w:tcPr>
     </w:tblStylePr>
   </w:style>
-  <w:style w:type="table" w:styleId="102">
+  <w:style w:type="table" w:styleId="821">
     <w:name w:val="List Table 5 Dark - Accent 6"/>
-    <w:basedOn w:val="742"/>
+    <w:basedOn w:val="883"/>
     <w:uiPriority w:val="99"/>
     <w:pPr>
       <w:pBdr/>
@@ -29448,9 +31010,9 @@
       </w:tcPr>
     </w:tblStylePr>
   </w:style>
-  <w:style w:type="table" w:styleId="103">
+  <w:style w:type="table" w:styleId="822">
     <w:name w:val="List Table 6 Colorful"/>
-    <w:basedOn w:val="742"/>
+    <w:basedOn w:val="883"/>
     <w:uiPriority w:val="99"/>
     <w:pPr>
       <w:pBdr/>
@@ -29671,9 +31233,9 @@
       </w:tcPr>
     </w:tblStylePr>
   </w:style>
-  <w:style w:type="table" w:styleId="104">
+  <w:style w:type="table" w:styleId="823">
     <w:name w:val="List Table 6 Colorful - Accent 1"/>
-    <w:basedOn w:val="742"/>
+    <w:basedOn w:val="883"/>
     <w:uiPriority w:val="99"/>
     <w:pPr>
       <w:pBdr/>
@@ -29894,9 +31456,9 @@
       </w:tcPr>
     </w:tblStylePr>
   </w:style>
-  <w:style w:type="table" w:styleId="105">
+  <w:style w:type="table" w:styleId="824">
     <w:name w:val="List Table 6 Colorful - Accent 2"/>
-    <w:basedOn w:val="742"/>
+    <w:basedOn w:val="883"/>
     <w:uiPriority w:val="99"/>
     <w:pPr>
       <w:pBdr/>
@@ -30117,9 +31679,9 @@
       </w:tcPr>
     </w:tblStylePr>
   </w:style>
-  <w:style w:type="table" w:styleId="106">
+  <w:style w:type="table" w:styleId="825">
     <w:name w:val="List Table 6 Colorful - Accent 3"/>
-    <w:basedOn w:val="742"/>
+    <w:basedOn w:val="883"/>
     <w:uiPriority w:val="99"/>
     <w:pPr>
       <w:pBdr/>
@@ -30340,9 +31902,9 @@
       </w:tcPr>
     </w:tblStylePr>
   </w:style>
-  <w:style w:type="table" w:styleId="107">
+  <w:style w:type="table" w:styleId="826">
     <w:name w:val="List Table 6 Colorful - Accent 4"/>
-    <w:basedOn w:val="742"/>
+    <w:basedOn w:val="883"/>
     <w:uiPriority w:val="99"/>
     <w:pPr>
       <w:pBdr/>
@@ -30563,9 +32125,9 @@
       </w:tcPr>
     </w:tblStylePr>
   </w:style>
-  <w:style w:type="table" w:styleId="108">
+  <w:style w:type="table" w:styleId="827">
     <w:name w:val="List Table 6 Colorful - Accent 5"/>
-    <w:basedOn w:val="742"/>
+    <w:basedOn w:val="883"/>
     <w:uiPriority w:val="99"/>
     <w:pPr>
       <w:pBdr/>
@@ -30786,9 +32348,9 @@
       </w:tcPr>
     </w:tblStylePr>
   </w:style>
-  <w:style w:type="table" w:styleId="109">
+  <w:style w:type="table" w:styleId="828">
     <w:name w:val="List Table 6 Colorful - Accent 6"/>
-    <w:basedOn w:val="742"/>
+    <w:basedOn w:val="883"/>
     <w:uiPriority w:val="99"/>
     <w:pPr>
       <w:pBdr/>
@@ -31009,9 +32571,9 @@
       </w:tcPr>
     </w:tblStylePr>
   </w:style>
-  <w:style w:type="table" w:styleId="110">
+  <w:style w:type="table" w:styleId="829">
     <w:name w:val="List Table 7 Colorful"/>
-    <w:basedOn w:val="742"/>
+    <w:basedOn w:val="883"/>
     <w:uiPriority w:val="99"/>
     <w:pPr>
       <w:pBdr/>
@@ -31110,11 +32672,11 @@
         <w:tblBorders/>
       </w:tblPr>
       <w:tcPr>
-        <w:shd w:color="ffffff"/>
+        <w:shd w:val="clear" w:color="ffffff"/>
         <w:tcBorders>
-          <w:top w:val="none"/>
-          <w:left w:val="none"/>
-          <w:bottom w:val="none"/>
+          <w:top w:val="none" w:color="000000" w:sz="4" w:space="0"/>
+          <w:left w:val="none" w:color="000000" w:sz="4" w:space="0"/>
+          <w:bottom w:val="none" w:color="000000" w:sz="4" w:space="0"/>
           <w:right w:val="single" w:color="000000" w:themeColor="text1" w:themeTint="80" w:sz="4" w:space="0"/>
         </w:tcBorders>
       </w:tcPr>
@@ -31137,10 +32699,10 @@
       <w:tcPr>
         <w:shd w:val="clear" w:color="ffffff" w:themeColor="light1" w:fill="ffffff" w:themeFill="light1"/>
         <w:tcBorders>
-          <w:top w:val="none"/>
-          <w:left w:val="none"/>
+          <w:top w:val="none" w:color="000000" w:sz="4" w:space="0"/>
+          <w:left w:val="none" w:color="000000" w:sz="4" w:space="0"/>
           <w:bottom w:val="single" w:color="000000" w:themeColor="text1" w:themeTint="80" w:sz="4" w:space="0"/>
-          <w:right w:val="none"/>
+          <w:right w:val="none" w:color="000000" w:sz="4" w:space="0"/>
         </w:tcBorders>
       </w:tcPr>
     </w:tblStylePr>
@@ -31160,12 +32722,12 @@
         <w:tblBorders/>
       </w:tblPr>
       <w:tcPr>
-        <w:shd w:color="ffffff"/>
+        <w:shd w:val="clear" w:color="ffffff"/>
         <w:tcBorders>
-          <w:top w:val="none"/>
+          <w:top w:val="none" w:color="000000" w:sz="4" w:space="0"/>
           <w:left w:val="single" w:color="000000" w:themeColor="text1" w:themeTint="80" w:sz="4" w:space="0"/>
-          <w:bottom w:val="none"/>
-          <w:right w:val="none"/>
+          <w:bottom w:val="none" w:color="000000" w:sz="4" w:space="0"/>
+          <w:right w:val="none" w:color="000000" w:sz="4" w:space="0"/>
         </w:tcBorders>
       </w:tcPr>
     </w:tblStylePr>
@@ -31188,9 +32750,9 @@
         <w:shd w:val="clear" w:color="ffffff" w:themeColor="light1" w:fill="ffffff" w:themeFill="light1"/>
         <w:tcBorders>
           <w:top w:val="single" w:color="000000" w:themeColor="text1" w:themeTint="80" w:sz="4" w:space="0"/>
-          <w:left w:val="none"/>
-          <w:bottom w:val="none"/>
-          <w:right w:val="none"/>
+          <w:left w:val="none" w:color="000000" w:sz="4" w:space="0"/>
+          <w:bottom w:val="none" w:color="000000" w:sz="4" w:space="0"/>
+          <w:right w:val="none" w:color="000000" w:sz="4" w:space="0"/>
         </w:tcBorders>
       </w:tcPr>
     </w:tblStylePr>
@@ -31265,9 +32827,9 @@
       </w:tcPr>
     </w:tblStylePr>
   </w:style>
-  <w:style w:type="table" w:styleId="111">
+  <w:style w:type="table" w:styleId="830">
     <w:name w:val="List Table 7 Colorful - Accent 1"/>
-    <w:basedOn w:val="742"/>
+    <w:basedOn w:val="883"/>
     <w:uiPriority w:val="99"/>
     <w:pPr>
       <w:pBdr/>
@@ -31366,11 +32928,11 @@
         <w:tblBorders/>
       </w:tblPr>
       <w:tcPr>
-        <w:shd w:color="ffffff"/>
+        <w:shd w:val="clear" w:color="ffffff"/>
         <w:tcBorders>
-          <w:top w:val="none"/>
-          <w:left w:val="none"/>
-          <w:bottom w:val="none"/>
+          <w:top w:val="none" w:color="000000" w:sz="4" w:space="0"/>
+          <w:left w:val="none" w:color="000000" w:sz="4" w:space="0"/>
+          <w:bottom w:val="none" w:color="000000" w:sz="4" w:space="0"/>
           <w:right w:val="single" w:color="000000" w:themeColor="accent1" w:sz="4" w:space="0"/>
         </w:tcBorders>
       </w:tcPr>
@@ -31393,10 +32955,10 @@
       <w:tcPr>
         <w:shd w:val="clear" w:color="ffffff" w:themeColor="light1" w:fill="ffffff" w:themeFill="light1"/>
         <w:tcBorders>
-          <w:top w:val="none"/>
-          <w:left w:val="none"/>
+          <w:top w:val="none" w:color="000000" w:sz="4" w:space="0"/>
+          <w:left w:val="none" w:color="000000" w:sz="4" w:space="0"/>
           <w:bottom w:val="single" w:color="000000" w:themeColor="accent1" w:sz="4" w:space="0"/>
-          <w:right w:val="none"/>
+          <w:right w:val="none" w:color="000000" w:sz="4" w:space="0"/>
         </w:tcBorders>
       </w:tcPr>
     </w:tblStylePr>
@@ -31416,12 +32978,12 @@
         <w:tblBorders/>
       </w:tblPr>
       <w:tcPr>
-        <w:shd w:color="ffffff"/>
+        <w:shd w:val="clear" w:color="ffffff"/>
         <w:tcBorders>
-          <w:top w:val="none"/>
+          <w:top w:val="none" w:color="000000" w:sz="4" w:space="0"/>
           <w:left w:val="single" w:color="000000" w:themeColor="accent1" w:sz="4" w:space="0"/>
-          <w:bottom w:val="none"/>
-          <w:right w:val="none"/>
+          <w:bottom w:val="none" w:color="000000" w:sz="4" w:space="0"/>
+          <w:right w:val="none" w:color="000000" w:sz="4" w:space="0"/>
         </w:tcBorders>
       </w:tcPr>
     </w:tblStylePr>
@@ -31444,9 +33006,9 @@
         <w:shd w:val="clear" w:color="ffffff" w:themeColor="light1" w:fill="ffffff" w:themeFill="light1"/>
         <w:tcBorders>
           <w:top w:val="single" w:color="000000" w:themeColor="accent1" w:sz="4" w:space="0"/>
-          <w:left w:val="none"/>
-          <w:bottom w:val="none"/>
-          <w:right w:val="none"/>
+          <w:left w:val="none" w:color="000000" w:sz="4" w:space="0"/>
+          <w:bottom w:val="none" w:color="000000" w:sz="4" w:space="0"/>
+          <w:right w:val="none" w:color="000000" w:sz="4" w:space="0"/>
         </w:tcBorders>
       </w:tcPr>
     </w:tblStylePr>
@@ -31521,9 +33083,9 @@
       </w:tcPr>
     </w:tblStylePr>
   </w:style>
-  <w:style w:type="table" w:styleId="112">
+  <w:style w:type="table" w:styleId="831">
     <w:name w:val="List Table 7 Colorful - Accent 2"/>
-    <w:basedOn w:val="742"/>
+    <w:basedOn w:val="883"/>
     <w:uiPriority w:val="99"/>
     <w:pPr>
       <w:pBdr/>
@@ -31622,11 +33184,11 @@
         <w:tblBorders/>
       </w:tblPr>
       <w:tcPr>
-        <w:shd w:color="ffffff"/>
+        <w:shd w:val="clear" w:color="ffffff"/>
         <w:tcBorders>
-          <w:top w:val="none"/>
-          <w:left w:val="none"/>
-          <w:bottom w:val="none"/>
+          <w:top w:val="none" w:color="000000" w:sz="4" w:space="0"/>
+          <w:left w:val="none" w:color="000000" w:sz="4" w:space="0"/>
+          <w:bottom w:val="none" w:color="000000" w:sz="4" w:space="0"/>
           <w:right w:val="single" w:color="000000" w:themeColor="accent2" w:themeTint="97" w:sz="4" w:space="0"/>
         </w:tcBorders>
       </w:tcPr>
@@ -31649,10 +33211,10 @@
       <w:tcPr>
         <w:shd w:val="clear" w:color="ffffff" w:themeColor="light1" w:fill="ffffff" w:themeFill="light1"/>
         <w:tcBorders>
-          <w:top w:val="none"/>
-          <w:left w:val="none"/>
+          <w:top w:val="none" w:color="000000" w:sz="4" w:space="0"/>
+          <w:left w:val="none" w:color="000000" w:sz="4" w:space="0"/>
           <w:bottom w:val="single" w:color="000000" w:themeColor="accent2" w:themeTint="97" w:sz="4" w:space="0"/>
-          <w:right w:val="none"/>
+          <w:right w:val="none" w:color="000000" w:sz="4" w:space="0"/>
         </w:tcBorders>
       </w:tcPr>
     </w:tblStylePr>
@@ -31672,12 +33234,12 @@
         <w:tblBorders/>
       </w:tblPr>
       <w:tcPr>
-        <w:shd w:color="ffffff"/>
+        <w:shd w:val="clear" w:color="ffffff"/>
         <w:tcBorders>
-          <w:top w:val="none"/>
+          <w:top w:val="none" w:color="000000" w:sz="4" w:space="0"/>
           <w:left w:val="single" w:color="000000" w:themeColor="accent2" w:themeTint="97" w:sz="4" w:space="0"/>
-          <w:bottom w:val="none"/>
-          <w:right w:val="none"/>
+          <w:bottom w:val="none" w:color="000000" w:sz="4" w:space="0"/>
+          <w:right w:val="none" w:color="000000" w:sz="4" w:space="0"/>
         </w:tcBorders>
       </w:tcPr>
     </w:tblStylePr>
@@ -31700,9 +33262,9 @@
         <w:shd w:val="clear" w:color="ffffff" w:themeColor="light1" w:fill="ffffff" w:themeFill="light1"/>
         <w:tcBorders>
           <w:top w:val="single" w:color="000000" w:themeColor="accent2" w:themeTint="97" w:sz="4" w:space="0"/>
-          <w:left w:val="none"/>
-          <w:bottom w:val="none"/>
-          <w:right w:val="none"/>
+          <w:left w:val="none" w:color="000000" w:sz="4" w:space="0"/>
+          <w:bottom w:val="none" w:color="000000" w:sz="4" w:space="0"/>
+          <w:right w:val="none" w:color="000000" w:sz="4" w:space="0"/>
         </w:tcBorders>
       </w:tcPr>
     </w:tblStylePr>
@@ -31777,9 +33339,9 @@
       </w:tcPr>
     </w:tblStylePr>
   </w:style>
-  <w:style w:type="table" w:styleId="113">
+  <w:style w:type="table" w:styleId="832">
     <w:name w:val="List Table 7 Colorful - Accent 3"/>
-    <w:basedOn w:val="742"/>
+    <w:basedOn w:val="883"/>
     <w:uiPriority w:val="99"/>
     <w:pPr>
       <w:pBdr/>
@@ -31878,11 +33440,11 @@
         <w:tblBorders/>
       </w:tblPr>
       <w:tcPr>
-        <w:shd w:color="ffffff"/>
+        <w:shd w:val="clear" w:color="ffffff"/>
         <w:tcBorders>
-          <w:top w:val="none"/>
-          <w:left w:val="none"/>
-          <w:bottom w:val="none"/>
+          <w:top w:val="none" w:color="000000" w:sz="4" w:space="0"/>
+          <w:left w:val="none" w:color="000000" w:sz="4" w:space="0"/>
+          <w:bottom w:val="none" w:color="000000" w:sz="4" w:space="0"/>
           <w:right w:val="single" w:color="000000" w:themeColor="accent3" w:themeTint="98" w:sz="4" w:space="0"/>
         </w:tcBorders>
       </w:tcPr>
@@ -31905,10 +33467,10 @@
       <w:tcPr>
         <w:shd w:val="clear" w:color="ffffff" w:themeColor="light1" w:fill="ffffff" w:themeFill="light1"/>
         <w:tcBorders>
-          <w:top w:val="none"/>
-          <w:left w:val="none"/>
+          <w:top w:val="none" w:color="000000" w:sz="4" w:space="0"/>
+          <w:left w:val="none" w:color="000000" w:sz="4" w:space="0"/>
           <w:bottom w:val="single" w:color="000000" w:themeColor="accent3" w:themeTint="98" w:sz="4" w:space="0"/>
-          <w:right w:val="none"/>
+          <w:right w:val="none" w:color="000000" w:sz="4" w:space="0"/>
         </w:tcBorders>
       </w:tcPr>
     </w:tblStylePr>
@@ -31928,12 +33490,12 @@
         <w:tblBorders/>
       </w:tblPr>
       <w:tcPr>
-        <w:shd w:color="ffffff"/>
+        <w:shd w:val="clear" w:color="ffffff"/>
         <w:tcBorders>
-          <w:top w:val="none"/>
+          <w:top w:val="none" w:color="000000" w:sz="4" w:space="0"/>
           <w:left w:val="single" w:color="000000" w:themeColor="accent3" w:themeTint="98" w:sz="4" w:space="0"/>
-          <w:bottom w:val="none"/>
-          <w:right w:val="none"/>
+          <w:bottom w:val="none" w:color="000000" w:sz="4" w:space="0"/>
+          <w:right w:val="none" w:color="000000" w:sz="4" w:space="0"/>
         </w:tcBorders>
       </w:tcPr>
     </w:tblStylePr>
@@ -31956,9 +33518,9 @@
         <w:shd w:val="clear" w:color="ffffff" w:themeColor="light1" w:fill="ffffff" w:themeFill="light1"/>
         <w:tcBorders>
           <w:top w:val="single" w:color="000000" w:themeColor="accent3" w:themeTint="98" w:sz="4" w:space="0"/>
-          <w:left w:val="none"/>
-          <w:bottom w:val="none"/>
-          <w:right w:val="none"/>
+          <w:left w:val="none" w:color="000000" w:sz="4" w:space="0"/>
+          <w:bottom w:val="none" w:color="000000" w:sz="4" w:space="0"/>
+          <w:right w:val="none" w:color="000000" w:sz="4" w:space="0"/>
         </w:tcBorders>
       </w:tcPr>
     </w:tblStylePr>
@@ -32033,9 +33595,9 @@
       </w:tcPr>
     </w:tblStylePr>
   </w:style>
-  <w:style w:type="table" w:styleId="114">
+  <w:style w:type="table" w:styleId="833">
     <w:name w:val="List Table 7 Colorful - Accent 4"/>
-    <w:basedOn w:val="742"/>
+    <w:basedOn w:val="883"/>
     <w:uiPriority w:val="99"/>
     <w:pPr>
       <w:pBdr/>
@@ -32134,11 +33696,11 @@
         <w:tblBorders/>
       </w:tblPr>
       <w:tcPr>
-        <w:shd w:color="ffffff"/>
+        <w:shd w:val="clear" w:color="ffffff"/>
         <w:tcBorders>
-          <w:top w:val="none"/>
-          <w:left w:val="none"/>
-          <w:bottom w:val="none"/>
+          <w:top w:val="none" w:color="000000" w:sz="4" w:space="0"/>
+          <w:left w:val="none" w:color="000000" w:sz="4" w:space="0"/>
+          <w:bottom w:val="none" w:color="000000" w:sz="4" w:space="0"/>
           <w:right w:val="single" w:color="000000" w:themeColor="accent4" w:themeTint="9A" w:sz="4" w:space="0"/>
         </w:tcBorders>
       </w:tcPr>
@@ -32161,10 +33723,10 @@
       <w:tcPr>
         <w:shd w:val="clear" w:color="ffffff" w:themeColor="light1" w:fill="ffffff" w:themeFill="light1"/>
         <w:tcBorders>
-          <w:top w:val="none"/>
-          <w:left w:val="none"/>
+          <w:top w:val="none" w:color="000000" w:sz="4" w:space="0"/>
+          <w:left w:val="none" w:color="000000" w:sz="4" w:space="0"/>
           <w:bottom w:val="single" w:color="000000" w:themeColor="accent4" w:themeTint="9A" w:sz="4" w:space="0"/>
-          <w:right w:val="none"/>
+          <w:right w:val="none" w:color="000000" w:sz="4" w:space="0"/>
         </w:tcBorders>
       </w:tcPr>
     </w:tblStylePr>
@@ -32184,12 +33746,12 @@
         <w:tblBorders/>
       </w:tblPr>
       <w:tcPr>
-        <w:shd w:color="ffffff"/>
+        <w:shd w:val="clear" w:color="ffffff"/>
         <w:tcBorders>
-          <w:top w:val="none"/>
+          <w:top w:val="none" w:color="000000" w:sz="4" w:space="0"/>
           <w:left w:val="single" w:color="000000" w:themeColor="accent4" w:themeTint="9A" w:sz="4" w:space="0"/>
-          <w:bottom w:val="none"/>
-          <w:right w:val="none"/>
+          <w:bottom w:val="none" w:color="000000" w:sz="4" w:space="0"/>
+          <w:right w:val="none" w:color="000000" w:sz="4" w:space="0"/>
         </w:tcBorders>
       </w:tcPr>
     </w:tblStylePr>
@@ -32212,9 +33774,9 @@
         <w:shd w:val="clear" w:color="ffffff" w:themeColor="light1" w:fill="ffffff" w:themeFill="light1"/>
         <w:tcBorders>
           <w:top w:val="single" w:color="000000" w:themeColor="accent4" w:themeTint="9A" w:sz="4" w:space="0"/>
-          <w:left w:val="none"/>
-          <w:bottom w:val="none"/>
-          <w:right w:val="none"/>
+          <w:left w:val="none" w:color="000000" w:sz="4" w:space="0"/>
+          <w:bottom w:val="none" w:color="000000" w:sz="4" w:space="0"/>
+          <w:right w:val="none" w:color="000000" w:sz="4" w:space="0"/>
         </w:tcBorders>
       </w:tcPr>
     </w:tblStylePr>
@@ -32289,9 +33851,9 @@
       </w:tcPr>
     </w:tblStylePr>
   </w:style>
-  <w:style w:type="table" w:styleId="115">
+  <w:style w:type="table" w:styleId="834">
     <w:name w:val="List Table 7 Colorful - Accent 5"/>
-    <w:basedOn w:val="742"/>
+    <w:basedOn w:val="883"/>
     <w:uiPriority w:val="99"/>
     <w:pPr>
       <w:pBdr/>
@@ -32390,11 +33952,11 @@
         <w:tblBorders/>
       </w:tblPr>
       <w:tcPr>
-        <w:shd w:color="ffffff"/>
+        <w:shd w:val="clear" w:color="ffffff"/>
         <w:tcBorders>
-          <w:top w:val="none"/>
-          <w:left w:val="none"/>
-          <w:bottom w:val="none"/>
+          <w:top w:val="none" w:color="000000" w:sz="4" w:space="0"/>
+          <w:left w:val="none" w:color="000000" w:sz="4" w:space="0"/>
+          <w:bottom w:val="none" w:color="000000" w:sz="4" w:space="0"/>
           <w:right w:val="single" w:color="000000" w:themeColor="accent5" w:themeTint="9A" w:sz="4" w:space="0"/>
         </w:tcBorders>
       </w:tcPr>
@@ -32417,10 +33979,10 @@
       <w:tcPr>
         <w:shd w:val="clear" w:color="ffffff" w:themeColor="light1" w:fill="ffffff" w:themeFill="light1"/>
         <w:tcBorders>
-          <w:top w:val="none"/>
-          <w:left w:val="none"/>
+          <w:top w:val="none" w:color="000000" w:sz="4" w:space="0"/>
+          <w:left w:val="none" w:color="000000" w:sz="4" w:space="0"/>
           <w:bottom w:val="single" w:color="000000" w:themeColor="accent5" w:themeTint="9A" w:sz="4" w:space="0"/>
-          <w:right w:val="none"/>
+          <w:right w:val="none" w:color="000000" w:sz="4" w:space="0"/>
         </w:tcBorders>
       </w:tcPr>
     </w:tblStylePr>
@@ -32440,12 +34002,12 @@
         <w:tblBorders/>
       </w:tblPr>
       <w:tcPr>
-        <w:shd w:color="ffffff"/>
+        <w:shd w:val="clear" w:color="ffffff"/>
         <w:tcBorders>
-          <w:top w:val="none"/>
+          <w:top w:val="none" w:color="000000" w:sz="4" w:space="0"/>
           <w:left w:val="single" w:color="000000" w:themeColor="accent5" w:themeTint="9A" w:sz="4" w:space="0"/>
-          <w:bottom w:val="none"/>
-          <w:right w:val="none"/>
+          <w:bottom w:val="none" w:color="000000" w:sz="4" w:space="0"/>
+          <w:right w:val="none" w:color="000000" w:sz="4" w:space="0"/>
         </w:tcBorders>
       </w:tcPr>
     </w:tblStylePr>
@@ -32468,9 +34030,9 @@
         <w:shd w:val="clear" w:color="ffffff" w:themeColor="light1" w:fill="ffffff" w:themeFill="light1"/>
         <w:tcBorders>
           <w:top w:val="single" w:color="000000" w:themeColor="accent5" w:themeTint="9A" w:sz="4" w:space="0"/>
-          <w:left w:val="none"/>
-          <w:bottom w:val="none"/>
-          <w:right w:val="none"/>
+          <w:left w:val="none" w:color="000000" w:sz="4" w:space="0"/>
+          <w:bottom w:val="none" w:color="000000" w:sz="4" w:space="0"/>
+          <w:right w:val="none" w:color="000000" w:sz="4" w:space="0"/>
         </w:tcBorders>
       </w:tcPr>
     </w:tblStylePr>
@@ -32545,9 +34107,9 @@
       </w:tcPr>
     </w:tblStylePr>
   </w:style>
-  <w:style w:type="table" w:styleId="116">
+  <w:style w:type="table" w:styleId="835">
     <w:name w:val="List Table 7 Colorful - Accent 6"/>
-    <w:basedOn w:val="742"/>
+    <w:basedOn w:val="883"/>
     <w:uiPriority w:val="99"/>
     <w:pPr>
       <w:pBdr/>
@@ -32646,11 +34208,11 @@
         <w:tblBorders/>
       </w:tblPr>
       <w:tcPr>
-        <w:shd w:color="ffffff"/>
+        <w:shd w:val="clear" w:color="ffffff"/>
         <w:tcBorders>
-          <w:top w:val="none"/>
-          <w:left w:val="none"/>
-          <w:bottom w:val="none"/>
+          <w:top w:val="none" w:color="000000" w:sz="4" w:space="0"/>
+          <w:left w:val="none" w:color="000000" w:sz="4" w:space="0"/>
+          <w:bottom w:val="none" w:color="000000" w:sz="4" w:space="0"/>
           <w:right w:val="single" w:color="000000" w:themeColor="accent6" w:themeTint="98" w:sz="4" w:space="0"/>
         </w:tcBorders>
       </w:tcPr>
@@ -32673,10 +34235,10 @@
       <w:tcPr>
         <w:shd w:val="clear" w:color="ffffff" w:themeColor="light1" w:fill="ffffff" w:themeFill="light1"/>
         <w:tcBorders>
-          <w:top w:val="none"/>
-          <w:left w:val="none"/>
+          <w:top w:val="none" w:color="000000" w:sz="4" w:space="0"/>
+          <w:left w:val="none" w:color="000000" w:sz="4" w:space="0"/>
           <w:bottom w:val="single" w:color="000000" w:themeColor="accent6" w:themeTint="98" w:sz="4" w:space="0"/>
-          <w:right w:val="none"/>
+          <w:right w:val="none" w:color="000000" w:sz="4" w:space="0"/>
         </w:tcBorders>
       </w:tcPr>
     </w:tblStylePr>
@@ -32696,12 +34258,12 @@
         <w:tblBorders/>
       </w:tblPr>
       <w:tcPr>
-        <w:shd w:color="ffffff"/>
+        <w:shd w:val="clear" w:color="ffffff"/>
         <w:tcBorders>
-          <w:top w:val="none"/>
+          <w:top w:val="none" w:color="000000" w:sz="4" w:space="0"/>
           <w:left w:val="single" w:color="000000" w:themeColor="accent6" w:themeTint="98" w:sz="4" w:space="0"/>
-          <w:bottom w:val="none"/>
-          <w:right w:val="none"/>
+          <w:bottom w:val="none" w:color="000000" w:sz="4" w:space="0"/>
+          <w:right w:val="none" w:color="000000" w:sz="4" w:space="0"/>
         </w:tcBorders>
       </w:tcPr>
     </w:tblStylePr>
@@ -32724,9 +34286,9 @@
         <w:shd w:val="clear" w:color="ffffff" w:themeColor="light1" w:fill="ffffff" w:themeFill="light1"/>
         <w:tcBorders>
           <w:top w:val="single" w:color="000000" w:themeColor="accent6" w:themeTint="98" w:sz="4" w:space="0"/>
-          <w:left w:val="none"/>
-          <w:bottom w:val="none"/>
-          <w:right w:val="none"/>
+          <w:left w:val="none" w:color="000000" w:sz="4" w:space="0"/>
+          <w:bottom w:val="none" w:color="000000" w:sz="4" w:space="0"/>
+          <w:right w:val="none" w:color="000000" w:sz="4" w:space="0"/>
         </w:tcBorders>
       </w:tcPr>
     </w:tblStylePr>
@@ -32801,9 +34363,9 @@
       </w:tcPr>
     </w:tblStylePr>
   </w:style>
-  <w:style w:type="table" w:styleId="117">
+  <w:style w:type="table" w:styleId="836">
     <w:name w:val="Lined - Accent"/>
-    <w:basedOn w:val="742"/>
+    <w:basedOn w:val="883"/>
     <w:uiPriority w:val="99"/>
     <w:pPr>
       <w:pBdr/>
@@ -33038,9 +34600,9 @@
       </w:tcPr>
     </w:tblStylePr>
   </w:style>
-  <w:style w:type="table" w:styleId="118">
+  <w:style w:type="table" w:styleId="837">
     <w:name w:val="Lined - Accent 1"/>
-    <w:basedOn w:val="742"/>
+    <w:basedOn w:val="883"/>
     <w:uiPriority w:val="99"/>
     <w:pPr>
       <w:pBdr/>
@@ -33275,9 +34837,9 @@
       </w:tcPr>
     </w:tblStylePr>
   </w:style>
-  <w:style w:type="table" w:styleId="119">
+  <w:style w:type="table" w:styleId="838">
     <w:name w:val="Lined - Accent 2"/>
-    <w:basedOn w:val="742"/>
+    <w:basedOn w:val="883"/>
     <w:uiPriority w:val="99"/>
     <w:pPr>
       <w:pBdr/>
@@ -33512,9 +35074,9 @@
       </w:tcPr>
     </w:tblStylePr>
   </w:style>
-  <w:style w:type="table" w:styleId="120">
+  <w:style w:type="table" w:styleId="839">
     <w:name w:val="Lined - Accent 3"/>
-    <w:basedOn w:val="742"/>
+    <w:basedOn w:val="883"/>
     <w:uiPriority w:val="99"/>
     <w:pPr>
       <w:pBdr/>
@@ -33749,9 +35311,9 @@
       </w:tcPr>
     </w:tblStylePr>
   </w:style>
-  <w:style w:type="table" w:styleId="121">
+  <w:style w:type="table" w:styleId="840">
     <w:name w:val="Lined - Accent 4"/>
-    <w:basedOn w:val="742"/>
+    <w:basedOn w:val="883"/>
     <w:uiPriority w:val="99"/>
     <w:pPr>
       <w:pBdr/>
@@ -33986,9 +35548,9 @@
       </w:tcPr>
     </w:tblStylePr>
   </w:style>
-  <w:style w:type="table" w:styleId="122">
+  <w:style w:type="table" w:styleId="841">
     <w:name w:val="Lined - Accent 5"/>
-    <w:basedOn w:val="742"/>
+    <w:basedOn w:val="883"/>
     <w:uiPriority w:val="99"/>
     <w:pPr>
       <w:pBdr/>
@@ -34223,9 +35785,9 @@
       </w:tcPr>
     </w:tblStylePr>
   </w:style>
-  <w:style w:type="table" w:styleId="123">
+  <w:style w:type="table" w:styleId="842">
     <w:name w:val="Lined - Accent 6"/>
-    <w:basedOn w:val="742"/>
+    <w:basedOn w:val="883"/>
     <w:uiPriority w:val="99"/>
     <w:pPr>
       <w:pBdr/>
@@ -34460,9 +36022,9 @@
       </w:tcPr>
     </w:tblStylePr>
   </w:style>
-  <w:style w:type="table" w:styleId="124">
+  <w:style w:type="table" w:styleId="843">
     <w:name w:val="Bordered &amp; Lined - Accent"/>
-    <w:basedOn w:val="742"/>
+    <w:basedOn w:val="883"/>
     <w:uiPriority w:val="99"/>
     <w:pPr>
       <w:pBdr/>
@@ -34704,9 +36266,9 @@
       </w:tcPr>
     </w:tblStylePr>
   </w:style>
-  <w:style w:type="table" w:styleId="125">
+  <w:style w:type="table" w:styleId="844">
     <w:name w:val="Bordered &amp; Lined - Accent 1"/>
-    <w:basedOn w:val="742"/>
+    <w:basedOn w:val="883"/>
     <w:uiPriority w:val="99"/>
     <w:pPr>
       <w:pBdr/>
@@ -34948,9 +36510,9 @@
       </w:tcPr>
     </w:tblStylePr>
   </w:style>
-  <w:style w:type="table" w:styleId="126">
+  <w:style w:type="table" w:styleId="845">
     <w:name w:val="Bordered &amp; Lined - Accent 2"/>
-    <w:basedOn w:val="742"/>
+    <w:basedOn w:val="883"/>
     <w:uiPriority w:val="99"/>
     <w:pPr>
       <w:pBdr/>
@@ -35192,9 +36754,9 @@
       </w:tcPr>
     </w:tblStylePr>
   </w:style>
-  <w:style w:type="table" w:styleId="127">
+  <w:style w:type="table" w:styleId="846">
     <w:name w:val="Bordered &amp; Lined - Accent 3"/>
-    <w:basedOn w:val="742"/>
+    <w:basedOn w:val="883"/>
     <w:uiPriority w:val="99"/>
     <w:pPr>
       <w:pBdr/>
@@ -35436,9 +36998,9 @@
       </w:tcPr>
     </w:tblStylePr>
   </w:style>
-  <w:style w:type="table" w:styleId="128">
+  <w:style w:type="table" w:styleId="847">
     <w:name w:val="Bordered &amp; Lined - Accent 4"/>
-    <w:basedOn w:val="742"/>
+    <w:basedOn w:val="883"/>
     <w:uiPriority w:val="99"/>
     <w:pPr>
       <w:pBdr/>
@@ -35680,9 +37242,9 @@
       </w:tcPr>
     </w:tblStylePr>
   </w:style>
-  <w:style w:type="table" w:styleId="129">
+  <w:style w:type="table" w:styleId="848">
     <w:name w:val="Bordered &amp; Lined - Accent 5"/>
-    <w:basedOn w:val="742"/>
+    <w:basedOn w:val="883"/>
     <w:uiPriority w:val="99"/>
     <w:pPr>
       <w:pBdr/>
@@ -35924,9 +37486,9 @@
       </w:tcPr>
     </w:tblStylePr>
   </w:style>
-  <w:style w:type="table" w:styleId="130">
+  <w:style w:type="table" w:styleId="849">
     <w:name w:val="Bordered &amp; Lined - Accent 6"/>
-    <w:basedOn w:val="742"/>
+    <w:basedOn w:val="883"/>
     <w:uiPriority w:val="99"/>
     <w:pPr>
       <w:pBdr/>
@@ -36168,9 +37730,9 @@
       </w:tcPr>
     </w:tblStylePr>
   </w:style>
-  <w:style w:type="table" w:styleId="131">
+  <w:style w:type="table" w:styleId="850">
     <w:name w:val="Bordered"/>
-    <w:basedOn w:val="742"/>
+    <w:basedOn w:val="883"/>
     <w:uiPriority w:val="99"/>
     <w:pPr>
       <w:pBdr/>
@@ -36399,9 +37961,9 @@
       </w:tcPr>
     </w:tblStylePr>
   </w:style>
-  <w:style w:type="table" w:styleId="132">
+  <w:style w:type="table" w:styleId="851">
     <w:name w:val="Bordered - Accent 1"/>
-    <w:basedOn w:val="742"/>
+    <w:basedOn w:val="883"/>
     <w:uiPriority w:val="99"/>
     <w:pPr>
       <w:pBdr/>
@@ -36630,9 +38192,9 @@
       </w:tcPr>
     </w:tblStylePr>
   </w:style>
-  <w:style w:type="table" w:styleId="133">
+  <w:style w:type="table" w:styleId="852">
     <w:name w:val="Bordered - Accent 2"/>
-    <w:basedOn w:val="742"/>
+    <w:basedOn w:val="883"/>
     <w:uiPriority w:val="99"/>
     <w:pPr>
       <w:pBdr/>
@@ -36861,9 +38423,9 @@
       </w:tcPr>
     </w:tblStylePr>
   </w:style>
-  <w:style w:type="table" w:styleId="134">
+  <w:style w:type="table" w:styleId="853">
     <w:name w:val="Bordered - Accent 3"/>
-    <w:basedOn w:val="742"/>
+    <w:basedOn w:val="883"/>
     <w:uiPriority w:val="99"/>
     <w:pPr>
       <w:pBdr/>
@@ -37092,9 +38654,9 @@
       </w:tcPr>
     </w:tblStylePr>
   </w:style>
-  <w:style w:type="table" w:styleId="135">
+  <w:style w:type="table" w:styleId="854">
     <w:name w:val="Bordered - Accent 4"/>
-    <w:basedOn w:val="742"/>
+    <w:basedOn w:val="883"/>
     <w:uiPriority w:val="99"/>
     <w:pPr>
       <w:pBdr/>
@@ -37323,9 +38885,9 @@
       </w:tcPr>
     </w:tblStylePr>
   </w:style>
-  <w:style w:type="table" w:styleId="136">
+  <w:style w:type="table" w:styleId="855">
     <w:name w:val="Bordered - Accent 5"/>
-    <w:basedOn w:val="742"/>
+    <w:basedOn w:val="883"/>
     <w:uiPriority w:val="99"/>
     <w:pPr>
       <w:pBdr/>
@@ -37554,9 +39116,9 @@
       </w:tcPr>
     </w:tblStylePr>
   </w:style>
-  <w:style w:type="table" w:styleId="137">
+  <w:style w:type="table" w:styleId="856">
     <w:name w:val="Bordered - Accent 6"/>
-    <w:basedOn w:val="742"/>
+    <w:basedOn w:val="883"/>
     <w:uiPriority w:val="99"/>
     <w:pPr>
       <w:pBdr/>
@@ -37785,10 +39347,10 @@
       </w:tcPr>
     </w:tblStylePr>
   </w:style>
-  <w:style w:type="paragraph" w:styleId="181">
+  <w:style w:type="paragraph" w:styleId="857">
     <w:name w:val="footnote text"/>
-    <w:basedOn w:val="731"/>
-    <w:link w:val="182"/>
+    <w:basedOn w:val="872"/>
+    <w:link w:val="858"/>
     <w:uiPriority w:val="99"/>
     <w:semiHidden/>
     <w:unhideWhenUsed/>
@@ -37802,10 +39364,10 @@
       <w:szCs w:val="20"/>
     </w:rPr>
   </w:style>
-  <w:style w:type="character" w:styleId="182">
+  <w:style w:type="character" w:styleId="858">
     <w:name w:val="Footnote Text Char"/>
-    <w:basedOn w:val="741"/>
-    <w:link w:val="181"/>
+    <w:basedOn w:val="882"/>
+    <w:link w:val="857"/>
     <w:uiPriority w:val="99"/>
     <w:semiHidden/>
     <w:pPr>
@@ -37818,9 +39380,9 @@
       <w:szCs w:val="20"/>
     </w:rPr>
   </w:style>
-  <w:style w:type="character" w:styleId="183">
+  <w:style w:type="character" w:styleId="859">
     <w:name w:val="footnote reference"/>
-    <w:basedOn w:val="741"/>
+    <w:basedOn w:val="882"/>
     <w:uiPriority w:val="99"/>
     <w:semiHidden/>
     <w:unhideWhenUsed/>
@@ -37833,10 +39395,10 @@
       <w:vertAlign w:val="superscript"/>
     </w:rPr>
   </w:style>
-  <w:style w:type="paragraph" w:styleId="184">
+  <w:style w:type="paragraph" w:styleId="860">
     <w:name w:val="endnote text"/>
-    <w:basedOn w:val="731"/>
-    <w:link w:val="185"/>
+    <w:basedOn w:val="872"/>
+    <w:link w:val="861"/>
     <w:uiPriority w:val="99"/>
     <w:semiHidden/>
     <w:unhideWhenUsed/>
@@ -37850,10 +39412,10 @@
       <w:szCs w:val="20"/>
     </w:rPr>
   </w:style>
-  <w:style w:type="character" w:styleId="185">
+  <w:style w:type="character" w:styleId="861">
     <w:name w:val="Endnote Text Char"/>
-    <w:basedOn w:val="741"/>
-    <w:link w:val="184"/>
+    <w:basedOn w:val="882"/>
+    <w:link w:val="860"/>
     <w:uiPriority w:val="99"/>
     <w:semiHidden/>
     <w:pPr>
@@ -37866,9 +39428,9 @@
       <w:szCs w:val="20"/>
     </w:rPr>
   </w:style>
-  <w:style w:type="character" w:styleId="186">
+  <w:style w:type="character" w:styleId="862">
     <w:name w:val="endnote reference"/>
-    <w:basedOn w:val="741"/>
+    <w:basedOn w:val="882"/>
     <w:uiPriority w:val="99"/>
     <w:semiHidden/>
     <w:unhideWhenUsed/>
@@ -37881,9 +39443,9 @@
       <w:vertAlign w:val="superscript"/>
     </w:rPr>
   </w:style>
-  <w:style w:type="character" w:styleId="188">
+  <w:style w:type="character" w:styleId="863">
     <w:name w:val="FollowedHyperlink"/>
-    <w:basedOn w:val="741"/>
+    <w:basedOn w:val="882"/>
     <w:uiPriority w:val="99"/>
     <w:semiHidden/>
     <w:unhideWhenUsed/>
@@ -37897,10 +39459,10 @@
       <w:u w:val="single"/>
     </w:rPr>
   </w:style>
-  <w:style w:type="paragraph" w:styleId="192">
+  <w:style w:type="paragraph" w:styleId="864">
     <w:name w:val="toc 4"/>
-    <w:basedOn w:val="731"/>
-    <w:next w:val="731"/>
+    <w:basedOn w:val="872"/>
+    <w:next w:val="872"/>
     <w:uiPriority w:val="39"/>
     <w:unhideWhenUsed/>
     <w:pPr>
@@ -37909,10 +39471,10 @@
       <w:ind w:left="660"/>
     </w:pPr>
   </w:style>
-  <w:style w:type="paragraph" w:styleId="193">
+  <w:style w:type="paragraph" w:styleId="865">
     <w:name w:val="toc 5"/>
-    <w:basedOn w:val="731"/>
-    <w:next w:val="731"/>
+    <w:basedOn w:val="872"/>
+    <w:next w:val="872"/>
     <w:uiPriority w:val="39"/>
     <w:unhideWhenUsed/>
     <w:pPr>
@@ -37921,10 +39483,10 @@
       <w:ind w:left="880"/>
     </w:pPr>
   </w:style>
-  <w:style w:type="paragraph" w:styleId="194">
+  <w:style w:type="paragraph" w:styleId="866">
     <w:name w:val="toc 6"/>
-    <w:basedOn w:val="731"/>
-    <w:next w:val="731"/>
+    <w:basedOn w:val="872"/>
+    <w:next w:val="872"/>
     <w:uiPriority w:val="39"/>
     <w:unhideWhenUsed/>
     <w:pPr>
@@ -37933,10 +39495,10 @@
       <w:ind w:left="1100"/>
     </w:pPr>
   </w:style>
-  <w:style w:type="paragraph" w:styleId="195">
+  <w:style w:type="paragraph" w:styleId="867">
     <w:name w:val="toc 7"/>
-    <w:basedOn w:val="731"/>
-    <w:next w:val="731"/>
+    <w:basedOn w:val="872"/>
+    <w:next w:val="872"/>
     <w:uiPriority w:val="39"/>
     <w:unhideWhenUsed/>
     <w:pPr>
@@ -37945,10 +39507,10 @@
       <w:ind w:left="1320"/>
     </w:pPr>
   </w:style>
-  <w:style w:type="paragraph" w:styleId="196">
+  <w:style w:type="paragraph" w:styleId="868">
     <w:name w:val="toc 8"/>
-    <w:basedOn w:val="731"/>
-    <w:next w:val="731"/>
+    <w:basedOn w:val="872"/>
+    <w:next w:val="872"/>
     <w:uiPriority w:val="39"/>
     <w:unhideWhenUsed/>
     <w:pPr>
@@ -37957,10 +39519,10 @@
       <w:ind w:left="1540"/>
     </w:pPr>
   </w:style>
-  <w:style w:type="paragraph" w:styleId="197">
+  <w:style w:type="paragraph" w:styleId="869">
     <w:name w:val="toc 9"/>
-    <w:basedOn w:val="731"/>
-    <w:next w:val="731"/>
+    <w:basedOn w:val="872"/>
+    <w:next w:val="872"/>
     <w:uiPriority w:val="39"/>
     <w:unhideWhenUsed/>
     <w:pPr>
@@ -37969,9 +39531,9 @@
       <w:ind w:left="1760"/>
     </w:pPr>
   </w:style>
-  <w:style w:type="character" w:styleId="198">
+  <w:style w:type="character" w:styleId="870">
     <w:name w:val="Placeholder Text"/>
-    <w:basedOn w:val="741"/>
+    <w:basedOn w:val="882"/>
     <w:uiPriority w:val="99"/>
     <w:semiHidden/>
     <w:pPr>
@@ -37983,10 +39545,10 @@
       <w:color w:val="666666"/>
     </w:rPr>
   </w:style>
-  <w:style w:type="paragraph" w:styleId="209">
+  <w:style w:type="paragraph" w:styleId="871">
     <w:name w:val="table of figures"/>
-    <w:basedOn w:val="731"/>
-    <w:next w:val="731"/>
+    <w:basedOn w:val="872"/>
+    <w:next w:val="872"/>
     <w:uiPriority w:val="99"/>
     <w:unhideWhenUsed/>
     <w:pPr>
@@ -37995,7 +39557,7 @@
       <w:ind/>
     </w:pPr>
   </w:style>
-  <w:style w:type="paragraph" w:styleId="731" w:default="1">
+  <w:style w:type="paragraph" w:styleId="872" w:default="1">
     <w:name w:val="Normal"/>
     <w:qFormat/>
     <w:pPr>
@@ -38004,11 +39566,11 @@
       <w:ind/>
     </w:pPr>
   </w:style>
-  <w:style w:type="paragraph" w:styleId="732">
+  <w:style w:type="paragraph" w:styleId="873">
     <w:name w:val="Heading 1"/>
-    <w:basedOn w:val="731"/>
-    <w:next w:val="731"/>
-    <w:link w:val="744"/>
+    <w:basedOn w:val="872"/>
+    <w:next w:val="872"/>
+    <w:link w:val="885"/>
     <w:uiPriority w:val="9"/>
     <w:qFormat/>
     <w:pPr>
@@ -38028,11 +39590,11 @@
       <w:szCs w:val="36"/>
     </w:rPr>
   </w:style>
-  <w:style w:type="paragraph" w:styleId="733">
+  <w:style w:type="paragraph" w:styleId="874">
     <w:name w:val="Heading 2"/>
-    <w:basedOn w:val="731"/>
-    <w:next w:val="731"/>
-    <w:link w:val="745"/>
+    <w:basedOn w:val="872"/>
+    <w:next w:val="872"/>
+    <w:link w:val="886"/>
     <w:uiPriority w:val="9"/>
     <w:semiHidden/>
     <w:unhideWhenUsed/>
@@ -38052,11 +39614,11 @@
       <w:szCs w:val="28"/>
     </w:rPr>
   </w:style>
-  <w:style w:type="paragraph" w:styleId="734">
+  <w:style w:type="paragraph" w:styleId="875">
     <w:name w:val="Heading 3"/>
-    <w:basedOn w:val="731"/>
-    <w:next w:val="731"/>
-    <w:link w:val="746"/>
+    <w:basedOn w:val="872"/>
+    <w:next w:val="872"/>
+    <w:link w:val="887"/>
     <w:uiPriority w:val="9"/>
     <w:semiHidden/>
     <w:unhideWhenUsed/>
@@ -38076,11 +39638,11 @@
       <w:szCs w:val="26"/>
     </w:rPr>
   </w:style>
-  <w:style w:type="paragraph" w:styleId="735">
+  <w:style w:type="paragraph" w:styleId="876">
     <w:name w:val="Heading 4"/>
-    <w:basedOn w:val="731"/>
-    <w:next w:val="731"/>
-    <w:link w:val="747"/>
+    <w:basedOn w:val="872"/>
+    <w:next w:val="872"/>
+    <w:link w:val="888"/>
     <w:uiPriority w:val="9"/>
     <w:semiHidden/>
     <w:unhideWhenUsed/>
@@ -38099,11 +39661,11 @@
       <w:szCs w:val="24"/>
     </w:rPr>
   </w:style>
-  <w:style w:type="paragraph" w:styleId="736">
+  <w:style w:type="paragraph" w:styleId="877">
     <w:name w:val="Heading 5"/>
-    <w:basedOn w:val="731"/>
-    <w:next w:val="731"/>
-    <w:link w:val="748"/>
+    <w:basedOn w:val="872"/>
+    <w:next w:val="872"/>
+    <w:link w:val="889"/>
     <w:uiPriority w:val="9"/>
     <w:semiHidden/>
     <w:unhideWhenUsed/>
@@ -38124,11 +39686,11 @@
       <w:szCs w:val="22"/>
     </w:rPr>
   </w:style>
-  <w:style w:type="paragraph" w:styleId="737">
+  <w:style w:type="paragraph" w:styleId="878">
     <w:name w:val="Heading 6"/>
-    <w:basedOn w:val="731"/>
-    <w:next w:val="731"/>
-    <w:link w:val="749"/>
+    <w:basedOn w:val="872"/>
+    <w:next w:val="872"/>
+    <w:link w:val="890"/>
     <w:uiPriority w:val="9"/>
     <w:semiHidden/>
     <w:unhideWhenUsed/>
@@ -38146,11 +39708,11 @@
       <w:color w:val="595959" w:themeColor="text1" w:themeTint="A6"/>
     </w:rPr>
   </w:style>
-  <w:style w:type="paragraph" w:styleId="738">
+  <w:style w:type="paragraph" w:styleId="879">
     <w:name w:val="Heading 7"/>
-    <w:basedOn w:val="731"/>
-    <w:next w:val="731"/>
-    <w:link w:val="750"/>
+    <w:basedOn w:val="872"/>
+    <w:next w:val="872"/>
+    <w:link w:val="891"/>
     <w:uiPriority w:val="9"/>
     <w:semiHidden/>
     <w:unhideWhenUsed/>
@@ -38170,11 +39732,11 @@
       <w:color w:val="595959" w:themeColor="text1" w:themeTint="A6"/>
     </w:rPr>
   </w:style>
-  <w:style w:type="paragraph" w:styleId="739">
+  <w:style w:type="paragraph" w:styleId="880">
     <w:name w:val="Heading 8"/>
-    <w:basedOn w:val="731"/>
-    <w:next w:val="731"/>
-    <w:link w:val="751"/>
+    <w:basedOn w:val="872"/>
+    <w:next w:val="872"/>
+    <w:link w:val="892"/>
     <w:uiPriority w:val="9"/>
     <w:semiHidden/>
     <w:unhideWhenUsed/>
@@ -38193,11 +39755,11 @@
       <w:color w:val="595959" w:themeColor="text1" w:themeTint="A6"/>
     </w:rPr>
   </w:style>
-  <w:style w:type="paragraph" w:styleId="740">
+  <w:style w:type="paragraph" w:styleId="881">
     <w:name w:val="Heading 9"/>
-    <w:basedOn w:val="731"/>
-    <w:next w:val="731"/>
-    <w:link w:val="752"/>
+    <w:basedOn w:val="872"/>
+    <w:next w:val="872"/>
+    <w:link w:val="893"/>
     <w:uiPriority w:val="9"/>
     <w:semiHidden/>
     <w:unhideWhenUsed/>
@@ -38218,7 +39780,7 @@
       <w:color w:val="595959" w:themeColor="text1" w:themeTint="A6"/>
     </w:rPr>
   </w:style>
-  <w:style w:type="character" w:styleId="741" w:default="1">
+  <w:style w:type="character" w:styleId="882" w:default="1">
     <w:name w:val="Default Paragraph Font"/>
     <w:uiPriority w:val="1"/>
     <w:semiHidden/>
@@ -38229,7 +39791,7 @@
       <w:ind/>
     </w:pPr>
   </w:style>
-  <w:style w:type="table" w:styleId="742" w:default="1">
+  <w:style w:type="table" w:styleId="883" w:default="1">
     <w:name w:val="Normal Table"/>
     <w:uiPriority w:val="99"/>
     <w:semiHidden/>
@@ -38422,7 +39984,7 @@
       </w:tcPr>
     </w:tblStylePr>
   </w:style>
-  <w:style w:type="numbering" w:styleId="743" w:default="1">
+  <w:style w:type="numbering" w:styleId="884" w:default="1">
     <w:name w:val="No List"/>
     <w:uiPriority w:val="99"/>
     <w:semiHidden/>
@@ -38433,10 +39995,10 @@
       <w:ind/>
     </w:pPr>
   </w:style>
-  <w:style w:type="character" w:styleId="744" w:customStyle="1">
+  <w:style w:type="character" w:styleId="885" w:customStyle="1">
     <w:name w:val="Heading 1 Char"/>
-    <w:basedOn w:val="741"/>
-    <w:link w:val="732"/>
+    <w:basedOn w:val="882"/>
+    <w:link w:val="873"/>
     <w:uiPriority w:val="9"/>
     <w:pPr>
       <w:pBdr/>
@@ -38450,10 +40012,10 @@
       <w:szCs w:val="36"/>
     </w:rPr>
   </w:style>
-  <w:style w:type="character" w:styleId="745" w:customStyle="1">
+  <w:style w:type="character" w:styleId="886" w:customStyle="1">
     <w:name w:val="Heading 2 Char"/>
-    <w:basedOn w:val="741"/>
-    <w:link w:val="733"/>
+    <w:basedOn w:val="882"/>
+    <w:link w:val="874"/>
     <w:uiPriority w:val="9"/>
     <w:semiHidden/>
     <w:pPr>
@@ -38468,10 +40030,10 @@
       <w:szCs w:val="28"/>
     </w:rPr>
   </w:style>
-  <w:style w:type="character" w:styleId="746" w:customStyle="1">
+  <w:style w:type="character" w:styleId="887" w:customStyle="1">
     <w:name w:val="Heading 3 Char"/>
-    <w:basedOn w:val="741"/>
-    <w:link w:val="734"/>
+    <w:basedOn w:val="882"/>
+    <w:link w:val="875"/>
     <w:uiPriority w:val="9"/>
     <w:semiHidden/>
     <w:pPr>
@@ -38486,10 +40048,10 @@
       <w:szCs w:val="26"/>
     </w:rPr>
   </w:style>
-  <w:style w:type="character" w:styleId="747" w:customStyle="1">
+  <w:style w:type="character" w:styleId="888" w:customStyle="1">
     <w:name w:val="Heading 4 Char"/>
-    <w:basedOn w:val="741"/>
-    <w:link w:val="735"/>
+    <w:basedOn w:val="882"/>
+    <w:link w:val="876"/>
     <w:uiPriority w:val="9"/>
     <w:semiHidden/>
     <w:pPr>
@@ -38503,10 +40065,10 @@
       <w:szCs w:val="24"/>
     </w:rPr>
   </w:style>
-  <w:style w:type="character" w:styleId="748" w:customStyle="1">
+  <w:style w:type="character" w:styleId="889" w:customStyle="1">
     <w:name w:val="Heading 5 Char"/>
-    <w:basedOn w:val="741"/>
-    <w:link w:val="736"/>
+    <w:basedOn w:val="882"/>
+    <w:link w:val="877"/>
     <w:uiPriority w:val="9"/>
     <w:semiHidden/>
     <w:pPr>
@@ -38522,10 +40084,10 @@
       <w:szCs w:val="22"/>
     </w:rPr>
   </w:style>
-  <w:style w:type="character" w:styleId="749" w:customStyle="1">
+  <w:style w:type="character" w:styleId="890" w:customStyle="1">
     <w:name w:val="Heading 6 Char"/>
-    <w:basedOn w:val="741"/>
-    <w:link w:val="737"/>
+    <w:basedOn w:val="882"/>
+    <w:link w:val="878"/>
     <w:uiPriority w:val="9"/>
     <w:semiHidden/>
     <w:pPr>
@@ -38538,10 +40100,10 @@
       <w:color w:val="595959" w:themeColor="text1" w:themeTint="A6"/>
     </w:rPr>
   </w:style>
-  <w:style w:type="character" w:styleId="750" w:customStyle="1">
+  <w:style w:type="character" w:styleId="891" w:customStyle="1">
     <w:name w:val="Heading 7 Char"/>
-    <w:basedOn w:val="741"/>
-    <w:link w:val="738"/>
+    <w:basedOn w:val="882"/>
+    <w:link w:val="879"/>
     <w:uiPriority w:val="9"/>
     <w:semiHidden/>
     <w:pPr>
@@ -38556,10 +40118,10 @@
       <w:color w:val="595959" w:themeColor="text1" w:themeTint="A6"/>
     </w:rPr>
   </w:style>
-  <w:style w:type="character" w:styleId="751" w:customStyle="1">
+  <w:style w:type="character" w:styleId="892" w:customStyle="1">
     <w:name w:val="Heading 8 Char"/>
-    <w:basedOn w:val="741"/>
-    <w:link w:val="739"/>
+    <w:basedOn w:val="882"/>
+    <w:link w:val="880"/>
     <w:uiPriority w:val="9"/>
     <w:semiHidden/>
     <w:pPr>
@@ -38573,10 +40135,10 @@
       <w:color w:val="595959" w:themeColor="text1" w:themeTint="A6"/>
     </w:rPr>
   </w:style>
-  <w:style w:type="character" w:styleId="752" w:customStyle="1">
+  <w:style w:type="character" w:styleId="893" w:customStyle="1">
     <w:name w:val="Heading 9 Char"/>
-    <w:basedOn w:val="741"/>
-    <w:link w:val="740"/>
+    <w:basedOn w:val="882"/>
+    <w:link w:val="881"/>
     <w:uiPriority w:val="9"/>
     <w:semiHidden/>
     <w:pPr>
@@ -38592,11 +40154,11 @@
       <w:color w:val="595959" w:themeColor="text1" w:themeTint="A6"/>
     </w:rPr>
   </w:style>
-  <w:style w:type="paragraph" w:styleId="753">
+  <w:style w:type="paragraph" w:styleId="894">
     <w:name w:val="Title"/>
-    <w:basedOn w:val="731"/>
-    <w:next w:val="731"/>
-    <w:link w:val="754"/>
+    <w:basedOn w:val="872"/>
+    <w:next w:val="872"/>
+    <w:link w:val="895"/>
     <w:uiPriority w:val="10"/>
     <w:qFormat/>
     <w:pPr>
@@ -38613,10 +40175,10 @@
       <w:szCs w:val="80"/>
     </w:rPr>
   </w:style>
-  <w:style w:type="character" w:styleId="754" w:customStyle="1">
+  <w:style w:type="character" w:styleId="895" w:customStyle="1">
     <w:name w:val="Title Char"/>
-    <w:basedOn w:val="741"/>
-    <w:link w:val="753"/>
+    <w:basedOn w:val="882"/>
+    <w:link w:val="894"/>
     <w:uiPriority w:val="10"/>
     <w:pPr>
       <w:pBdr/>
@@ -38631,11 +40193,11 @@
       <w:szCs w:val="80"/>
     </w:rPr>
   </w:style>
-  <w:style w:type="paragraph" w:styleId="755">
+  <w:style w:type="paragraph" w:styleId="896">
     <w:name w:val="Subtitle"/>
-    <w:basedOn w:val="731"/>
-    <w:next w:val="731"/>
-    <w:link w:val="756"/>
+    <w:basedOn w:val="872"/>
+    <w:next w:val="872"/>
+    <w:link w:val="897"/>
     <w:uiPriority w:val="11"/>
     <w:qFormat/>
     <w:pPr>
@@ -38653,10 +40215,10 @@
       <w:szCs w:val="30"/>
     </w:rPr>
   </w:style>
-  <w:style w:type="character" w:styleId="756" w:customStyle="1">
+  <w:style w:type="character" w:styleId="897" w:customStyle="1">
     <w:name w:val="Subtitle Char"/>
-    <w:basedOn w:val="741"/>
-    <w:link w:val="755"/>
+    <w:basedOn w:val="882"/>
+    <w:link w:val="896"/>
     <w:uiPriority w:val="11"/>
     <w:pPr>
       <w:pBdr/>
@@ -38670,11 +40232,11 @@
       <w:szCs w:val="30"/>
     </w:rPr>
   </w:style>
-  <w:style w:type="paragraph" w:styleId="757">
+  <w:style w:type="paragraph" w:styleId="898">
     <w:name w:val="Quote"/>
-    <w:basedOn w:val="731"/>
-    <w:next w:val="731"/>
-    <w:link w:val="758"/>
+    <w:basedOn w:val="872"/>
+    <w:next w:val="872"/>
+    <w:link w:val="899"/>
     <w:uiPriority w:val="29"/>
     <w:qFormat/>
     <w:pPr>
@@ -38688,10 +40250,10 @@
       <w:iCs/>
     </w:rPr>
   </w:style>
-  <w:style w:type="character" w:styleId="758" w:customStyle="1">
+  <w:style w:type="character" w:styleId="899" w:customStyle="1">
     <w:name w:val="Quote Char"/>
-    <w:basedOn w:val="741"/>
-    <w:link w:val="757"/>
+    <w:basedOn w:val="882"/>
+    <w:link w:val="898"/>
     <w:uiPriority w:val="29"/>
     <w:pPr>
       <w:pBdr/>
@@ -38703,9 +40265,9 @@
       <w:iCs/>
     </w:rPr>
   </w:style>
-  <w:style w:type="paragraph" w:styleId="759">
+  <w:style w:type="paragraph" w:styleId="900">
     <w:name w:val="List Paragraph"/>
-    <w:basedOn w:val="731"/>
+    <w:basedOn w:val="872"/>
     <w:uiPriority w:val="34"/>
     <w:qFormat/>
     <w:pPr>
@@ -38715,9 +40277,9 @@
       <w:contextualSpacing w:val="true"/>
     </w:pPr>
   </w:style>
-  <w:style w:type="character" w:styleId="760">
+  <w:style w:type="character" w:styleId="901">
     <w:name w:val="Intense Emphasis"/>
-    <w:basedOn w:val="741"/>
+    <w:basedOn w:val="882"/>
     <w:uiPriority w:val="21"/>
     <w:qFormat/>
     <w:pPr>
@@ -38732,11 +40294,11 @@
       <w:iCs/>
     </w:rPr>
   </w:style>
-  <w:style w:type="paragraph" w:styleId="761">
+  <w:style w:type="paragraph" w:styleId="902">
     <w:name w:val="Intense Quote"/>
-    <w:basedOn w:val="731"/>
-    <w:next w:val="731"/>
-    <w:link w:val="762"/>
+    <w:basedOn w:val="872"/>
+    <w:next w:val="872"/>
+    <w:link w:val="903"/>
     <w:uiPriority w:val="30"/>
     <w:qFormat/>
     <w:pPr>
@@ -38752,10 +40314,10 @@
       <w:szCs w:val="28"/>
     </w:rPr>
   </w:style>
-  <w:style w:type="character" w:styleId="762" w:customStyle="1">
+  <w:style w:type="character" w:styleId="903" w:customStyle="1">
     <w:name w:val="Intense Quote Char"/>
-    <w:basedOn w:val="741"/>
-    <w:link w:val="761"/>
+    <w:basedOn w:val="882"/>
+    <w:link w:val="902"/>
     <w:uiPriority w:val="30"/>
     <w:pPr>
       <w:pBdr/>
@@ -38769,9 +40331,9 @@
       <w:szCs w:val="28"/>
     </w:rPr>
   </w:style>
-  <w:style w:type="character" w:styleId="763">
+  <w:style w:type="character" w:styleId="904">
     <w:name w:val="Intense Reference"/>
-    <w:basedOn w:val="741"/>
+    <w:basedOn w:val="882"/>
     <w:uiPriority w:val="32"/>
     <w:qFormat/>
     <w:pPr>
@@ -38786,9 +40348,9 @@
       <w:u w:val="single"/>
     </w:rPr>
   </w:style>
-  <w:style w:type="paragraph" w:styleId="764">
+  <w:style w:type="paragraph" w:styleId="905">
     <w:name w:val="No Spacing"/>
-    <w:link w:val="765"/>
+    <w:link w:val="906"/>
     <w:uiPriority w:val="1"/>
     <w:qFormat/>
     <w:pPr>
@@ -38797,10 +40359,10 @@
       <w:ind/>
     </w:pPr>
   </w:style>
-  <w:style w:type="character" w:styleId="765" w:customStyle="1">
+  <w:style w:type="character" w:styleId="906" w:customStyle="1">
     <w:name w:val="No Spacing Char"/>
-    <w:basedOn w:val="741"/>
-    <w:link w:val="764"/>
+    <w:basedOn w:val="882"/>
+    <w:link w:val="905"/>
     <w:uiPriority w:val="1"/>
     <w:pPr>
       <w:pBdr/>
@@ -38808,10 +40370,10 @@
       <w:ind/>
     </w:pPr>
   </w:style>
-  <w:style w:type="paragraph" w:styleId="766">
+  <w:style w:type="paragraph" w:styleId="907">
     <w:name w:val="Header"/>
-    <w:basedOn w:val="731"/>
-    <w:link w:val="767"/>
+    <w:basedOn w:val="872"/>
+    <w:link w:val="908"/>
     <w:uiPriority w:val="99"/>
     <w:unhideWhenUsed/>
     <w:pPr>
@@ -38824,10 +40386,10 @@
       <w:ind/>
     </w:pPr>
   </w:style>
-  <w:style w:type="character" w:styleId="767" w:customStyle="1">
+  <w:style w:type="character" w:styleId="908" w:customStyle="1">
     <w:name w:val="Header Char"/>
-    <w:basedOn w:val="741"/>
-    <w:link w:val="766"/>
+    <w:basedOn w:val="882"/>
+    <w:link w:val="907"/>
     <w:uiPriority w:val="99"/>
     <w:pPr>
       <w:pBdr/>
@@ -38835,10 +40397,10 @@
       <w:ind/>
     </w:pPr>
   </w:style>
-  <w:style w:type="paragraph" w:styleId="768">
+  <w:style w:type="paragraph" w:styleId="909">
     <w:name w:val="Footer"/>
-    <w:basedOn w:val="731"/>
-    <w:link w:val="769"/>
+    <w:basedOn w:val="872"/>
+    <w:link w:val="910"/>
     <w:uiPriority w:val="99"/>
     <w:unhideWhenUsed/>
     <w:pPr>
@@ -38851,10 +40413,10 @@
       <w:ind/>
     </w:pPr>
   </w:style>
-  <w:style w:type="character" w:styleId="769" w:customStyle="1">
+  <w:style w:type="character" w:styleId="910" w:customStyle="1">
     <w:name w:val="Footer Char"/>
-    <w:basedOn w:val="741"/>
-    <w:link w:val="768"/>
+    <w:basedOn w:val="882"/>
+    <w:link w:val="909"/>
     <w:uiPriority w:val="99"/>
     <w:pPr>
       <w:pBdr/>
@@ -38862,9 +40424,9 @@
       <w:ind/>
     </w:pPr>
   </w:style>
-  <w:style w:type="character" w:styleId="770">
+  <w:style w:type="character" w:styleId="911">
     <w:name w:val="Hyperlink"/>
-    <w:basedOn w:val="741"/>
+    <w:basedOn w:val="882"/>
     <w:uiPriority w:val="99"/>
     <w:unhideWhenUsed/>
     <w:pPr>
@@ -38877,10 +40439,10 @@
       <w:u w:val="single"/>
     </w:rPr>
   </w:style>
-  <w:style w:type="paragraph" w:styleId="771">
+  <w:style w:type="paragraph" w:styleId="912">
     <w:name w:val="TOC Heading"/>
-    <w:basedOn w:val="732"/>
-    <w:next w:val="731"/>
+    <w:basedOn w:val="873"/>
+    <w:next w:val="872"/>
     <w:uiPriority w:val="39"/>
     <w:unhideWhenUsed/>
     <w:qFormat/>
@@ -38891,10 +40453,10 @@
       <w:outlineLvl w:val="9"/>
     </w:pPr>
   </w:style>
-  <w:style w:type="paragraph" w:styleId="772">
+  <w:style w:type="paragraph" w:styleId="913">
     <w:name w:val="toc 1"/>
-    <w:basedOn w:val="731"/>
-    <w:next w:val="731"/>
+    <w:basedOn w:val="872"/>
+    <w:next w:val="872"/>
     <w:uiPriority w:val="39"/>
     <w:unhideWhenUsed/>
     <w:pPr>
@@ -38903,10 +40465,10 @@
       <w:ind/>
     </w:pPr>
   </w:style>
-  <w:style w:type="paragraph" w:styleId="773">
+  <w:style w:type="paragraph" w:styleId="914">
     <w:name w:val="toc 3"/>
-    <w:basedOn w:val="731"/>
-    <w:next w:val="731"/>
+    <w:basedOn w:val="872"/>
+    <w:next w:val="872"/>
     <w:uiPriority w:val="39"/>
     <w:unhideWhenUsed/>
     <w:pPr>
@@ -38918,10 +40480,10 @@
       <w:lang w:val="en-US"/>
     </w:rPr>
   </w:style>
-  <w:style w:type="paragraph" w:styleId="774">
+  <w:style w:type="paragraph" w:styleId="915">
     <w:name w:val="toc 2"/>
-    <w:basedOn w:val="731"/>
-    <w:next w:val="731"/>
+    <w:basedOn w:val="872"/>
+    <w:next w:val="872"/>
     <w:uiPriority w:val="39"/>
     <w:unhideWhenUsed/>
     <w:pPr>
@@ -38933,9 +40495,9 @@
       <w:lang w:val="en-US"/>
     </w:rPr>
   </w:style>
-  <w:style w:type="table" w:styleId="775">
+  <w:style w:type="table" w:styleId="916">
     <w:name w:val="Table Grid"/>
-    <w:basedOn w:val="742"/>
+    <w:basedOn w:val="883"/>
     <w:uiPriority w:val="39"/>
     <w:pPr>
       <w:pBdr/>
@@ -39125,10 +40687,10 @@
       </w:tcPr>
     </w:tblStylePr>
   </w:style>
-  <w:style w:type="paragraph" w:styleId="776">
+  <w:style w:type="paragraph" w:styleId="917">
     <w:name w:val="Caption"/>
-    <w:basedOn w:val="731"/>
-    <w:next w:val="731"/>
+    <w:basedOn w:val="872"/>
+    <w:next w:val="872"/>
     <w:uiPriority w:val="35"/>
     <w:semiHidden/>
     <w:unhideWhenUsed/>
@@ -39146,9 +40708,9 @@
       <w:szCs w:val="20"/>
     </w:rPr>
   </w:style>
-  <w:style w:type="character" w:styleId="777">
+  <w:style w:type="character" w:styleId="918">
     <w:name w:val="Strong"/>
-    <w:basedOn w:val="741"/>
+    <w:basedOn w:val="882"/>
     <w:uiPriority w:val="22"/>
     <w:qFormat/>
     <w:pPr>
@@ -39161,9 +40723,9 @@
       <w:bCs/>
     </w:rPr>
   </w:style>
-  <w:style w:type="character" w:styleId="778">
+  <w:style w:type="character" w:styleId="919">
     <w:name w:val="Emphasis"/>
-    <w:basedOn w:val="741"/>
+    <w:basedOn w:val="882"/>
     <w:uiPriority w:val="20"/>
     <w:qFormat/>
     <w:pPr>
@@ -39176,9 +40738,9 @@
       <w:iCs/>
     </w:rPr>
   </w:style>
-  <w:style w:type="character" w:styleId="779">
+  <w:style w:type="character" w:styleId="920">
     <w:name w:val="Subtle Emphasis"/>
-    <w:basedOn w:val="741"/>
+    <w:basedOn w:val="882"/>
     <w:uiPriority w:val="19"/>
     <w:qFormat/>
     <w:pPr>
@@ -39192,9 +40754,9 @@
       <w:color w:val="595959" w:themeColor="text1" w:themeTint="A6"/>
     </w:rPr>
   </w:style>
-  <w:style w:type="character" w:styleId="780">
+  <w:style w:type="character" w:styleId="921">
     <w:name w:val="Subtle Reference"/>
-    <w:basedOn w:val="741"/>
+    <w:basedOn w:val="882"/>
     <w:uiPriority w:val="31"/>
     <w:qFormat/>
     <w:pPr>
@@ -39207,9 +40769,9 @@
       <w:color w:val="404040" w:themeColor="text1" w:themeTint="BF"/>
     </w:rPr>
   </w:style>
-  <w:style w:type="character" w:styleId="781">
+  <w:style w:type="character" w:styleId="922">
     <w:name w:val="Book Title"/>
-    <w:basedOn w:val="741"/>
+    <w:basedOn w:val="882"/>
     <w:uiPriority w:val="33"/>
     <w:qFormat/>
     <w:pPr>
